--- a/Word/英雄酒馆_文案系统.docx
+++ b/Word/英雄酒馆_文案系统.docx
@@ -1838,7 +1838,7 @@
 
 <file path=word/endnotes.xml><?xml version="1.0" encoding="utf-8"?>
 <w:endnotes xmlns:w14="http://schemas.microsoft.com/office/word/2010/wordml" xmlns:w="http://schemas.openxmlformats.org/wordprocessingml/2006/main" xmlns:mc="http://schemas.openxmlformats.org/markup-compatibility/2006" mc:Ignorable="w14">
-  <w:endnote w:type="continuationSeparator" w:id="1">
+  <w:endnote w:type="continuationSeparator" w:id="0">
     <w:p>
       <w:pPr>
         <w:spacing w:after="0" w:line="240" w:lineRule="auto"/>
@@ -1848,7 +1848,7 @@
       </w:r>
     </w:p>
   </w:endnote>
-  <w:endnote w:type="separator" w:id="0">
+  <w:endnote w:type="separator" w:id="1">
     <w:p>
       <w:pPr>
         <w:spacing w:after="0" w:line="240" w:lineRule="auto"/>
@@ -1892,13 +1892,49 @@
     <w:nsid w:val="6458569E"/>
     <w:multiLevelType w:val="hybridMultilevel"/>
     <w:tmpl w:val="EF8E9E2C"/>
-    <w:lvl w:ilvl="2" w:tplc="0409001B" w:tentative="1">
+    <w:lvl w:ilvl="8" w:tplc="0409001B" w:tentative="1">
       <w:start w:val="1"/>
       <w:numFmt w:val="lowerRoman"/>
-      <w:lvlText w:val="%3."/>
+      <w:lvlText w:val="%9."/>
       <w:lvlJc w:val="right"/>
       <w:pPr>
-        <w:ind w:left="1320" w:hanging="440"/>
+        <w:ind w:left="3960" w:hanging="440"/>
+      </w:pPr>
+    </w:lvl>
+    <w:lvl w:ilvl="4" w:tplc="04090019" w:tentative="1">
+      <w:start w:val="1"/>
+      <w:numFmt w:val="lowerLetter"/>
+      <w:lvlText w:val="%5)"/>
+      <w:lvlJc w:val="left"/>
+      <w:pPr>
+        <w:ind w:left="2200" w:hanging="440"/>
+      </w:pPr>
+    </w:lvl>
+    <w:lvl w:ilvl="6" w:tplc="0409000F" w:tentative="1">
+      <w:start w:val="1"/>
+      <w:numFmt w:val="decimal"/>
+      <w:lvlText w:val="%7."/>
+      <w:lvlJc w:val="left"/>
+      <w:pPr>
+        <w:ind w:left="3080" w:hanging="440"/>
+      </w:pPr>
+    </w:lvl>
+    <w:lvl w:ilvl="3" w:tplc="0409000F" w:tentative="1">
+      <w:start w:val="1"/>
+      <w:numFmt w:val="decimal"/>
+      <w:lvlText w:val="%4."/>
+      <w:lvlJc w:val="left"/>
+      <w:pPr>
+        <w:ind w:left="1760" w:hanging="440"/>
+      </w:pPr>
+    </w:lvl>
+    <w:lvl w:ilvl="5" w:tplc="0409001B" w:tentative="1">
+      <w:start w:val="1"/>
+      <w:numFmt w:val="lowerRoman"/>
+      <w:lvlText w:val="%6."/>
+      <w:lvlJc w:val="right"/>
+      <w:pPr>
+        <w:ind w:left="2640" w:hanging="440"/>
       </w:pPr>
     </w:lvl>
     <w:lvl w:ilvl="0" w:tplc="4A922202">
@@ -1913,31 +1949,13 @@
         <w:rFonts w:hint="default"/>
       </w:rPr>
     </w:lvl>
-    <w:lvl w:ilvl="8" w:tplc="0409001B" w:tentative="1">
+    <w:lvl w:ilvl="2" w:tplc="0409001B" w:tentative="1">
       <w:start w:val="1"/>
       <w:numFmt w:val="lowerRoman"/>
-      <w:lvlText w:val="%9."/>
+      <w:lvlText w:val="%3."/>
       <w:lvlJc w:val="right"/>
       <w:pPr>
-        <w:ind w:left="3960" w:hanging="440"/>
-      </w:pPr>
-    </w:lvl>
-    <w:lvl w:ilvl="6" w:tplc="0409000F" w:tentative="1">
-      <w:start w:val="1"/>
-      <w:numFmt w:val="decimal"/>
-      <w:lvlText w:val="%7."/>
-      <w:lvlJc w:val="left"/>
-      <w:pPr>
-        <w:ind w:left="3080" w:hanging="440"/>
-      </w:pPr>
-    </w:lvl>
-    <w:lvl w:ilvl="5" w:tplc="0409001B" w:tentative="1">
-      <w:start w:val="1"/>
-      <w:numFmt w:val="lowerRoman"/>
-      <w:lvlText w:val="%6."/>
-      <w:lvlJc w:val="right"/>
-      <w:pPr>
-        <w:ind w:left="2640" w:hanging="440"/>
+        <w:ind w:left="1320" w:hanging="440"/>
       </w:pPr>
     </w:lvl>
     <w:lvl w:ilvl="1" w:tplc="04090019" w:tentative="1">
@@ -1949,15 +1967,6 @@
         <w:ind w:left="880" w:hanging="440"/>
       </w:pPr>
     </w:lvl>
-    <w:lvl w:ilvl="4" w:tplc="04090019" w:tentative="1">
-      <w:start w:val="1"/>
-      <w:numFmt w:val="lowerLetter"/>
-      <w:lvlText w:val="%5)"/>
-      <w:lvlJc w:val="left"/>
-      <w:pPr>
-        <w:ind w:left="2200" w:hanging="440"/>
-      </w:pPr>
-    </w:lvl>
     <w:lvl w:ilvl="7" w:tplc="04090019" w:tentative="1">
       <w:start w:val="1"/>
       <w:numFmt w:val="lowerLetter"/>
@@ -1965,15 +1974,6 @@
       <w:lvlJc w:val="left"/>
       <w:pPr>
         <w:ind w:left="3520" w:hanging="440"/>
-      </w:pPr>
-    </w:lvl>
-    <w:lvl w:ilvl="3" w:tplc="0409000F" w:tentative="1">
-      <w:start w:val="1"/>
-      <w:numFmt w:val="decimal"/>
-      <w:lvlText w:val="%4."/>
-      <w:lvlJc w:val="left"/>
-      <w:pPr>
-        <w:ind w:left="1760" w:hanging="440"/>
       </w:pPr>
     </w:lvl>
   </w:abstractNum>
@@ -2003,419 +2003,402 @@
     </w:pPrDefault>
   </w:docDefaults>
   <w:latentStyles w:defLockedState="0" w:defUIPriority="99" w:defSemiHidden="0" w:defUnhideWhenUsed="0" w:defQFormat="0" w:count="376">
+    <w:lsdException w:name="List Continue 3" w:semiHidden="1" w:unhideWhenUsed="1"/>
+    <w:lsdException w:name="List Table 1 Light Accent 2" w:uiPriority="46"/>
+    <w:lsdException w:name="Body Text Indent 3" w:semiHidden="1" w:unhideWhenUsed="1"/>
+    <w:lsdException w:name="envelope address" w:semiHidden="1" w:unhideWhenUsed="1"/>
+    <w:lsdException w:name="Colorful Grid Accent 1" w:uiPriority="73"/>
+    <w:lsdException w:name="List Bullet 3" w:semiHidden="1" w:unhideWhenUsed="1"/>
+    <w:lsdException w:name="List Table 5 Dark Accent 2" w:uiPriority="50"/>
+    <w:lsdException w:name="Colorful List Accent 2" w:uiPriority="72"/>
+    <w:lsdException w:name="heading 8" w:uiPriority="9" w:semiHidden="1" w:unhideWhenUsed="1" w:qFormat="1"/>
+    <w:lsdException w:name="Grid Table 6 Colorful" w:uiPriority="51"/>
+    <w:lsdException w:name="index 8" w:semiHidden="1" w:unhideWhenUsed="1"/>
+    <w:lsdException w:name="Hashtag" w:semiHidden="1" w:unhideWhenUsed="1"/>
+    <w:lsdException w:name="index 5" w:semiHidden="1" w:unhideWhenUsed="1"/>
+    <w:lsdException w:name="Colorful List" w:uiPriority="72"/>
+    <w:lsdException w:name="Default Paragraph Font" w:uiPriority="1" w:semiHidden="1" w:unhideWhenUsed="1"/>
+    <w:lsdException w:name="Medium Shading 1 Accent 4" w:uiPriority="63"/>
+    <w:lsdException w:name="Colorful List Accent 4" w:uiPriority="72"/>
+    <w:lsdException w:name="Table 3D effects 3" w:semiHidden="1" w:unhideWhenUsed="1"/>
+    <w:lsdException w:name="Body Text First Indent" w:semiHidden="1" w:unhideWhenUsed="1"/>
+    <w:lsdException w:name="Light Grid Accent 1" w:uiPriority="62"/>
+    <w:lsdException w:name="Colorful Grid" w:uiPriority="73"/>
+    <w:lsdException w:name="Medium List 1 Accent 6" w:uiPriority="65"/>
+    <w:lsdException w:name="Table Classic 3" w:semiHidden="1" w:unhideWhenUsed="1"/>
+    <w:lsdException w:name="endnote text" w:semiHidden="1" w:unhideWhenUsed="1"/>
+    <w:lsdException w:name="heading 5" w:uiPriority="9" w:semiHidden="1" w:unhideWhenUsed="1" w:qFormat="1"/>
+    <w:lsdException w:name="List Table 4" w:uiPriority="49"/>
+    <w:lsdException w:name="Light List Accent 6" w:uiPriority="61"/>
+    <w:lsdException w:name="List Table 7 Colorful Accent 4" w:uiPriority="52"/>
+    <w:lsdException w:name="Outline List 3" w:semiHidden="1" w:unhideWhenUsed="1"/>
+    <w:lsdException w:name="Normal Table" w:semiHidden="1" w:unhideWhenUsed="1"/>
+    <w:lsdException w:name="HTML Variable" w:semiHidden="1" w:unhideWhenUsed="1"/>
+    <w:lsdException w:name="Light Shading Accent 1" w:uiPriority="60"/>
+    <w:lsdException w:name="index heading" w:semiHidden="1" w:unhideWhenUsed="1"/>
+    <w:lsdException w:name="Medium Shading 2 Accent 6" w:uiPriority="64"/>
+    <w:lsdException w:name="List Table 3 Accent 2" w:uiPriority="48"/>
+    <w:lsdException w:name="Colorful Grid Accent 4" w:uiPriority="73"/>
+    <w:lsdException w:name="List Table 3 Accent 4" w:uiPriority="48"/>
+    <w:lsdException w:name="Table 3D effects 2" w:semiHidden="1" w:unhideWhenUsed="1"/>
+    <w:lsdException w:name="Table Grid 6" w:semiHidden="1" w:unhideWhenUsed="1"/>
+    <w:lsdException w:name="Table Elegant" w:semiHidden="1" w:unhideWhenUsed="1"/>
+    <w:lsdException w:name="Table Colorful 3" w:semiHidden="1" w:unhideWhenUsed="1"/>
+    <w:lsdException w:name="Grid Table 5 Dark Accent 5" w:uiPriority="50"/>
+    <w:lsdException w:name="toc 5" w:uiPriority="39" w:semiHidden="1" w:unhideWhenUsed="1"/>
+    <w:lsdException w:name="List Table 1 Light Accent 1" w:uiPriority="46"/>
+    <w:lsdException w:name="Medium List 2" w:uiPriority="66"/>
+    <w:lsdException w:name="Grid Table 7 Colorful Accent 3" w:uiPriority="52"/>
+    <w:lsdException w:name="List Number 5" w:semiHidden="1" w:unhideWhenUsed="1"/>
+    <w:lsdException w:name="Body Text 2" w:semiHidden="1" w:unhideWhenUsed="1"/>
+    <w:lsdException w:name="Grid Table 2 Accent 2" w:uiPriority="47"/>
+    <w:lsdException w:name="Table Subtle 1" w:semiHidden="1" w:unhideWhenUsed="1"/>
+    <w:lsdException w:name="Light Grid Accent 4" w:uiPriority="62"/>
+    <w:lsdException w:name="heading 6" w:uiPriority="9" w:semiHidden="1" w:unhideWhenUsed="1" w:qFormat="1"/>
+    <w:lsdException w:name="HTML Acronym" w:semiHidden="1" w:unhideWhenUsed="1"/>
+    <w:lsdException w:name="Colorful Grid Accent 2" w:uiPriority="73"/>
+    <w:lsdException w:name="Medium Grid 3 Accent 6" w:uiPriority="69"/>
+    <w:lsdException w:name="table of authorities" w:semiHidden="1" w:unhideWhenUsed="1"/>
+    <w:lsdException w:name="Colorful List Accent 1" w:uiPriority="72"/>
+    <w:lsdException w:name="Grid Table 6 Colorful Accent 3" w:uiPriority="51"/>
+    <w:lsdException w:name="Table Columns 3" w:semiHidden="1" w:unhideWhenUsed="1"/>
+    <w:lsdException w:name="Light Shading Accent 6" w:uiPriority="60"/>
+    <w:lsdException w:name="Table Grid 2" w:semiHidden="1" w:unhideWhenUsed="1"/>
+    <w:lsdException w:name="Emphasis" w:uiPriority="20" w:qFormat="1"/>
+    <w:lsdException w:name="List 4" w:semiHidden="1" w:unhideWhenUsed="1"/>
+    <w:lsdException w:name="Grid Table Light" w:uiPriority="40"/>
+    <w:lsdException w:name="toc 1" w:uiPriority="39" w:semiHidden="1" w:unhideWhenUsed="1"/>
+    <w:lsdException w:name="Medium List 1 Accent 1" w:uiPriority="65"/>
+    <w:lsdException w:name="Plain Table 5" w:uiPriority="45"/>
+    <w:lsdException w:name="Medium Grid 1 Accent 6" w:uiPriority="67"/>
+    <w:lsdException w:name="Intense Quote" w:uiPriority="30" w:qFormat="1"/>
+    <w:lsdException w:name="heading 2" w:uiPriority="9" w:semiHidden="1" w:unhideWhenUsed="1" w:qFormat="1"/>
+    <w:lsdException w:name="Subtitle" w:uiPriority="11" w:qFormat="1"/>
+    <w:lsdException w:name="Medium Shading 1 Accent 3" w:uiPriority="63"/>
+    <w:lsdException w:name="heading 1" w:uiPriority="9" w:qFormat="1"/>
+    <w:lsdException w:name="HTML Keyboard" w:semiHidden="1" w:unhideWhenUsed="1"/>
+    <w:lsdException w:name="index 6" w:semiHidden="1" w:unhideWhenUsed="1"/>
+    <w:lsdException w:name="index 1" w:semiHidden="1" w:unhideWhenUsed="1"/>
+    <w:lsdException w:name="Grid Table 1 Light Accent 6" w:uiPriority="46"/>
+    <w:lsdException w:name="Table Grid 8" w:semiHidden="1" w:unhideWhenUsed="1"/>
+    <w:lsdException w:name="Grid Table 6 Colorful Accent 5" w:uiPriority="51"/>
+    <w:lsdException w:name="Colorful Shading Accent 4" w:uiPriority="71"/>
+    <w:lsdException w:name="List Table 6 Colorful" w:uiPriority="51"/>
+    <w:lsdException w:name="List Table 2 Accent 3" w:uiPriority="47"/>
+    <w:lsdException w:name="Table Simple 2" w:semiHidden="1" w:unhideWhenUsed="1"/>
+    <w:lsdException w:name="Table Subtle 2" w:semiHidden="1" w:unhideWhenUsed="1"/>
+    <w:lsdException w:name="Grid Table 2 Accent 3" w:uiPriority="47"/>
+    <w:lsdException w:name="List Table 6 Colorful Accent 1" w:uiPriority="51"/>
+    <w:lsdException w:name="Table Simple 3" w:semiHidden="1" w:unhideWhenUsed="1"/>
+    <w:lsdException w:name="List Table 4 Accent 1" w:uiPriority="49"/>
+    <w:lsdException w:name="Table Web 1" w:semiHidden="1" w:unhideWhenUsed="1"/>
+    <w:lsdException w:name="header" w:semiHidden="1" w:unhideWhenUsed="1"/>
+    <w:lsdException w:name="List Table 1 Light" w:uiPriority="46"/>
+    <w:lsdException w:name="Colorful List Accent 6" w:uiPriority="72"/>
+    <w:lsdException w:name="annotation text" w:semiHidden="1" w:unhideWhenUsed="1"/>
+    <w:lsdException w:name="No Spacing" w:uiPriority="1" w:qFormat="1"/>
+    <w:lsdException w:name="Table Web 2" w:semiHidden="1" w:unhideWhenUsed="1"/>
+    <w:lsdException w:name="List Table 5 Dark" w:uiPriority="50"/>
+    <w:lsdException w:name="Table Colorful 2" w:semiHidden="1" w:unhideWhenUsed="1"/>
+    <w:lsdException w:name="List Table 7 Colorful" w:uiPriority="52"/>
+    <w:lsdException w:name="Table Columns 2" w:semiHidden="1" w:unhideWhenUsed="1"/>
+    <w:lsdException w:name="Note Heading" w:semiHidden="1" w:unhideWhenUsed="1"/>
+    <w:lsdException w:name="index 7" w:semiHidden="1" w:unhideWhenUsed="1"/>
+    <w:lsdException w:name="Body Text Indent 2" w:semiHidden="1" w:unhideWhenUsed="1"/>
+    <w:lsdException w:name="Grid Table 1 Light Accent 1" w:uiPriority="46"/>
+    <w:lsdException w:name="Grid Table 7 Colorful" w:uiPriority="52"/>
+    <w:lsdException w:name="List Table 1 Light Accent 3" w:uiPriority="46"/>
+    <w:lsdException w:name="Grid Table 1 Light" w:uiPriority="46"/>
+    <w:lsdException w:name="Light Grid Accent 5" w:uiPriority="62"/>
+    <w:lsdException w:name="Table List 5" w:semiHidden="1" w:unhideWhenUsed="1"/>
+    <w:lsdException w:name="List Table 7 Colorful Accent 2" w:uiPriority="52"/>
+    <w:lsdException w:name="toc 3" w:uiPriority="39" w:semiHidden="1" w:unhideWhenUsed="1"/>
+    <w:lsdException w:name="List Table 5 Dark Accent 1" w:uiPriority="50"/>
+    <w:lsdException w:name="List Table 7 Colorful Accent 5" w:uiPriority="52"/>
+    <w:lsdException w:name="Medium Shading 2 Accent 4" w:uiPriority="64"/>
+    <w:lsdException w:name="Grid Table 4 Accent 3" w:uiPriority="49"/>
+    <w:lsdException w:name="Bibliography" w:uiPriority="37" w:semiHidden="1" w:unhideWhenUsed="1"/>
+    <w:lsdException w:name="Grid Table 7 Colorful Accent 1" w:uiPriority="52"/>
+    <w:lsdException w:name="Intense Reference" w:uiPriority="32" w:qFormat="1"/>
+    <w:lsdException w:name="List Table 2 Accent 1" w:uiPriority="47"/>
+    <w:lsdException w:name="Grid Table 4 Accent 1" w:uiPriority="49"/>
+    <w:lsdException w:name="Normal Indent" w:semiHidden="1" w:unhideWhenUsed="1"/>
+    <w:lsdException w:name="toc 6" w:uiPriority="39" w:semiHidden="1" w:unhideWhenUsed="1"/>
+    <w:lsdException w:name="Medium Grid 3 Accent 1" w:uiPriority="69"/>
+    <w:lsdException w:name="Grid Table 3 Accent 5" w:uiPriority="48"/>
+    <w:lsdException w:name="Smart Hyperlink" w:semiHidden="1" w:unhideWhenUsed="1"/>
+    <w:lsdException w:name="Table Simple 1" w:semiHidden="1" w:unhideWhenUsed="1"/>
+    <w:lsdException w:name="List Table 7 Colorful Accent 3" w:uiPriority="52"/>
+    <w:lsdException w:name="Book Title" w:uiPriority="33" w:qFormat="1"/>
+    <w:lsdException w:name="Table 3D effects 1" w:semiHidden="1" w:unhideWhenUsed="1"/>
+    <w:lsdException w:name="Light Grid Accent 2" w:uiPriority="62"/>
+    <w:lsdException w:name="HTML Preformatted" w:semiHidden="1" w:unhideWhenUsed="1"/>
+    <w:lsdException w:name="Medium List 2 Accent 2" w:uiPriority="66"/>
+    <w:lsdException w:name="page number" w:semiHidden="1" w:unhideWhenUsed="1"/>
+    <w:lsdException w:name="Grid Table 3 Accent 6" w:uiPriority="48"/>
+    <w:lsdException w:name="Outline List 2" w:semiHidden="1" w:unhideWhenUsed="1"/>
+    <w:lsdException w:name="List Table 5 Dark Accent 5" w:uiPriority="50"/>
+    <w:lsdException w:name="Medium Shading 2 Accent 5" w:uiPriority="64"/>
+    <w:lsdException w:name="List Table 4 Accent 3" w:uiPriority="49"/>
+    <w:lsdException w:name="Medium Grid 1 Accent 3" w:uiPriority="67"/>
+    <w:lsdException w:name="HTML Typewriter" w:semiHidden="1" w:unhideWhenUsed="1"/>
+    <w:lsdException w:name="index 2" w:semiHidden="1" w:unhideWhenUsed="1"/>
+    <w:lsdException w:name="HTML Code" w:semiHidden="1" w:unhideWhenUsed="1"/>
+    <w:lsdException w:name="Unresolved Mention" w:semiHidden="1" w:unhideWhenUsed="1"/>
+    <w:lsdException w:name="Outline List 1" w:semiHidden="1" w:unhideWhenUsed="1"/>
+    <w:lsdException w:name="List Table 3 Accent 3" w:uiPriority="48"/>
+    <w:lsdException w:name="List Table 6 Colorful Accent 5" w:uiPriority="51"/>
+    <w:lsdException w:name="List Table 5 Dark Accent 4" w:uiPriority="50"/>
+    <w:lsdException w:name="List Number 2" w:semiHidden="1" w:unhideWhenUsed="1"/>
+    <w:lsdException w:name="Dark List Accent 6" w:uiPriority="70"/>
+    <w:lsdException w:name="List Table 5 Dark Accent 6" w:uiPriority="50"/>
+    <w:lsdException w:name="Grid Table 4" w:uiPriority="49"/>
+    <w:lsdException w:name="Grid Table 1 Light Accent 2" w:uiPriority="46"/>
+    <w:lsdException w:name="line number" w:semiHidden="1" w:unhideWhenUsed="1"/>
+    <w:lsdException w:name="Medium Grid 3 Accent 2" w:uiPriority="69"/>
+    <w:lsdException w:name="toc 4" w:uiPriority="39" w:semiHidden="1" w:unhideWhenUsed="1"/>
+    <w:lsdException w:name="Table Contemporary" w:semiHidden="1" w:unhideWhenUsed="1"/>
+    <w:lsdException w:name="Medium List 1 Accent 4" w:uiPriority="65"/>
+    <w:lsdException w:name="Signature" w:semiHidden="1" w:unhideWhenUsed="1"/>
+    <w:lsdException w:name="List Table 2 Accent 4" w:uiPriority="47"/>
+    <w:lsdException w:name="No List" w:semiHidden="1" w:unhideWhenUsed="1"/>
+    <w:lsdException w:name="Medium Grid 1" w:uiPriority="67"/>
+    <w:lsdException w:name="List Table 1 Light Accent 4" w:uiPriority="46"/>
+    <w:lsdException w:name="Colorful Shading Accent 6" w:uiPriority="71"/>
+    <w:lsdException w:name="Table Classic 2" w:semiHidden="1" w:unhideWhenUsed="1"/>
+    <w:lsdException w:name="heading 9" w:uiPriority="9" w:semiHidden="1" w:unhideWhenUsed="1" w:qFormat="1"/>
+    <w:lsdException w:name="List Table 6 Colorful Accent 2" w:uiPriority="51"/>
+    <w:lsdException w:name="Medium Grid 2" w:uiPriority="68"/>
+    <w:lsdException w:name="List Table 6 Colorful Accent 3" w:uiPriority="51"/>
+    <w:lsdException w:name="Light Shading Accent 2" w:uiPriority="60"/>
+    <w:lsdException w:name="Grid Table 7 Colorful Accent 6" w:uiPriority="52"/>
+    <w:lsdException w:name="Grid Table 4 Accent 6" w:uiPriority="49"/>
+    <w:lsdException w:name="Grid Table 5 Dark Accent 2" w:uiPriority="50"/>
+    <w:lsdException w:name="Dark List Accent 2" w:uiPriority="70"/>
+    <w:lsdException w:name="Colorful Shading Accent 1" w:uiPriority="71"/>
+    <w:lsdException w:name="List Bullet 5" w:semiHidden="1" w:unhideWhenUsed="1"/>
+    <w:lsdException w:name="Colorful List Accent 3" w:uiPriority="72"/>
+    <w:lsdException w:name="Table Colorful 1" w:semiHidden="1" w:unhideWhenUsed="1"/>
+    <w:lsdException w:name="Grid Table 7 Colorful Accent 5" w:uiPriority="52"/>
+    <w:lsdException w:name="Mention" w:semiHidden="1" w:unhideWhenUsed="1"/>
+    <w:lsdException w:name="Table Web 3" w:semiHidden="1" w:unhideWhenUsed="1"/>
+    <w:lsdException w:name="Closing" w:semiHidden="1" w:unhideWhenUsed="1"/>
+    <w:lsdException w:name="footer" w:semiHidden="1" w:unhideWhenUsed="1"/>
+    <w:lsdException w:name="List Continue 4" w:semiHidden="1" w:unhideWhenUsed="1"/>
+    <w:lsdException w:name="toc 8" w:uiPriority="39" w:semiHidden="1" w:unhideWhenUsed="1"/>
+    <w:lsdException w:name="Table Grid 3" w:semiHidden="1" w:unhideWhenUsed="1"/>
+    <w:lsdException w:name="Medium Shading 1" w:uiPriority="63"/>
+    <w:lsdException w:name="Light Shading Accent 3" w:uiPriority="60"/>
+    <w:lsdException w:name="Medium Grid 2 Accent 4" w:uiPriority="68"/>
+    <w:lsdException w:name="caption" w:uiPriority="35" w:semiHidden="1" w:unhideWhenUsed="1" w:qFormat="1"/>
+    <w:lsdException w:name="Grid Table 2 Accent 1" w:uiPriority="47"/>
+    <w:lsdException w:name="Medium List 2 Accent 5" w:uiPriority="66"/>
+    <w:lsdException w:name="Table Columns 1" w:semiHidden="1" w:unhideWhenUsed="1"/>
+    <w:lsdException w:name="HTML Cite" w:semiHidden="1" w:unhideWhenUsed="1"/>
+    <w:lsdException w:name="Plain Table 2" w:uiPriority="42"/>
+    <w:lsdException w:name="Dark List Accent 1" w:uiPriority="70"/>
+    <w:lsdException w:name="heading 3" w:uiPriority="9" w:semiHidden="1" w:unhideWhenUsed="1" w:qFormat="1"/>
+    <w:lsdException w:name="Medium List 1 Accent 5" w:uiPriority="65"/>
+    <w:lsdException w:name="Grid Table 6 Colorful Accent 4" w:uiPriority="51"/>
+    <w:lsdException w:name="List Table 7 Colorful Accent 1" w:uiPriority="52"/>
+    <w:lsdException w:name="Grid Table 2" w:uiPriority="47"/>
+    <w:lsdException w:name="Light Grid" w:uiPriority="62"/>
+    <w:lsdException w:name="Medium Shading 1 Accent 1" w:uiPriority="63"/>
+    <w:lsdException w:name="Table List 3" w:semiHidden="1" w:unhideWhenUsed="1"/>
+    <w:lsdException w:name="List Table 7 Colorful Accent 6" w:uiPriority="52"/>
+    <w:lsdException w:name="Medium List 1 Accent 3" w:uiPriority="65"/>
+    <w:lsdException w:name="index 4" w:semiHidden="1" w:unhideWhenUsed="1"/>
+    <w:lsdException w:name="toc 2" w:uiPriority="39" w:semiHidden="1" w:unhideWhenUsed="1"/>
+    <w:lsdException w:name="Medium List 1 Accent 2" w:uiPriority="65"/>
+    <w:lsdException w:name="Medium Grid 1 Accent 5" w:uiPriority="67"/>
+    <w:lsdException w:name="Medium List 2 Accent 6" w:uiPriority="66"/>
+    <w:lsdException w:name="Medium Shading 1 Accent 5" w:uiPriority="63"/>
+    <w:lsdException w:name="Grid Table 1 Light Accent 3" w:uiPriority="46"/>
+    <w:lsdException w:name="HTML Definition" w:semiHidden="1" w:unhideWhenUsed="1"/>
+    <w:lsdException w:name="Medium Grid 2 Accent 6" w:uiPriority="68"/>
+    <w:lsdException w:name="Grid Table 3" w:uiPriority="48"/>
+    <w:lsdException w:name="Medium Grid 2 Accent 1" w:uiPriority="68"/>
+    <w:lsdException w:name="Hyperlink" w:semiHidden="1" w:unhideWhenUsed="1"/>
+    <w:lsdException w:name="Light List Accent 2" w:uiPriority="61"/>
+    <w:lsdException w:name="Medium Grid 3 Accent 4" w:uiPriority="69"/>
+    <w:lsdException w:name="Table Grid" w:uiPriority="39"/>
+    <w:lsdException w:name="List Number 4" w:semiHidden="1" w:unhideWhenUsed="1"/>
+    <w:lsdException w:name="Grid Table 3 Accent 4" w:uiPriority="48"/>
+    <w:lsdException w:name="HTML Top of Form" w:semiHidden="1" w:unhideWhenUsed="1"/>
+    <w:lsdException w:name="List Table 2 Accent 2" w:uiPriority="47"/>
+    <w:lsdException w:name="List 2" w:semiHidden="1" w:unhideWhenUsed="1"/>
+    <w:lsdException w:name="Quote" w:uiPriority="29" w:qFormat="1"/>
+    <w:lsdException w:name="List Table 4 Accent 5" w:uiPriority="49"/>
+    <w:lsdException w:name="Light Shading" w:uiPriority="60"/>
+    <w:lsdException w:name="List Bullet" w:semiHidden="1" w:unhideWhenUsed="1"/>
+    <w:lsdException w:name="Light Grid Accent 6" w:uiPriority="62"/>
+    <w:lsdException w:name="Subtle Reference" w:uiPriority="31" w:qFormat="1"/>
+    <w:lsdException w:name="List Continue 5" w:semiHidden="1" w:unhideWhenUsed="1"/>
+    <w:lsdException w:name="Light List Accent 1" w:uiPriority="61"/>
+    <w:lsdException w:name="List Number 3" w:semiHidden="1" w:unhideWhenUsed="1"/>
+    <w:lsdException w:name="Table Columns 4" w:semiHidden="1" w:unhideWhenUsed="1"/>
+    <w:lsdException w:name="Light List" w:uiPriority="61"/>
+    <w:lsdException w:name="List Table 2 Accent 5" w:uiPriority="47"/>
+    <w:lsdException w:name="Grid Table 7 Colorful Accent 4" w:uiPriority="52"/>
+    <w:lsdException w:name="Table Theme" w:semiHidden="1" w:unhideWhenUsed="1"/>
+    <w:lsdException w:name="List Table 5 Dark Accent 3" w:uiPriority="50"/>
+    <w:lsdException w:name="List Table 2" w:uiPriority="47"/>
+    <w:lsdException w:name="Dark List" w:uiPriority="70"/>
+    <w:lsdException w:name="Table List 2" w:semiHidden="1" w:unhideWhenUsed="1"/>
+    <w:lsdException w:name="Light List Accent 4" w:uiPriority="61"/>
+    <w:lsdException w:name="Date" w:semiHidden="1" w:unhideWhenUsed="1"/>
+    <w:lsdException w:name="Plain Table 3" w:uiPriority="43"/>
+    <w:lsdException w:name="toc 9" w:uiPriority="39" w:semiHidden="1" w:unhideWhenUsed="1"/>
+    <w:lsdException w:name="Medium Grid 3" w:uiPriority="69"/>
+    <w:lsdException w:name="Medium Grid 1 Accent 1" w:uiPriority="67"/>
+    <w:lsdException w:name="Dark List Accent 5" w:uiPriority="70"/>
+    <w:lsdException w:name="List Table 6 Colorful Accent 4" w:uiPriority="51"/>
+    <w:lsdException w:name="Grid Table 5 Dark Accent 4" w:uiPriority="50"/>
+    <w:lsdException w:name="Body Text 3" w:semiHidden="1" w:unhideWhenUsed="1"/>
+    <w:lsdException w:name="Title" w:uiPriority="10" w:qFormat="1"/>
+    <w:lsdException w:name="annotation reference" w:semiHidden="1" w:unhideWhenUsed="1"/>
+    <w:lsdException w:name="Medium Grid 2 Accent 3" w:uiPriority="68"/>
+    <w:lsdException w:name="Grid Table 4 Accent 4" w:uiPriority="49"/>
+    <w:lsdException w:name="annotation subject" w:semiHidden="1" w:unhideWhenUsed="1"/>
+    <w:lsdException w:name="Intense Emphasis" w:uiPriority="21" w:qFormat="1"/>
+    <w:lsdException w:name="Table Professional" w:semiHidden="1" w:unhideWhenUsed="1"/>
+    <w:lsdException w:name="Revision" w:semiHidden="1"/>
+    <w:lsdException w:name="macro" w:semiHidden="1" w:unhideWhenUsed="1"/>
+    <w:lsdException w:name="Colorful Shading Accent 2" w:uiPriority="71"/>
+    <w:lsdException w:name="Light List Accent 5" w:uiPriority="61"/>
+    <w:lsdException w:name="List Table 3 Accent 5" w:uiPriority="48"/>
+    <w:lsdException w:name="Grid Table 3 Accent 3" w:uiPriority="48"/>
+    <w:lsdException w:name="Table Columns 5" w:semiHidden="1" w:unhideWhenUsed="1"/>
+    <w:lsdException w:name="Dark List Accent 3" w:uiPriority="70"/>
+    <w:lsdException w:name="Grid Table 2 Accent 5" w:uiPriority="47"/>
+    <w:lsdException w:name="Colorful Grid Accent 6" w:uiPriority="73"/>
+    <w:lsdException w:name="Grid Table 5 Dark Accent 1" w:uiPriority="50"/>
+    <w:lsdException w:name="Colorful List Accent 5" w:uiPriority="72"/>
+    <w:lsdException w:name="E-mail Signature" w:semiHidden="1" w:unhideWhenUsed="1"/>
+    <w:lsdException w:name="Medium List 1" w:uiPriority="65"/>
+    <w:lsdException w:name="Medium List 2 Accent 4" w:uiPriority="66"/>
+    <w:lsdException w:name="Dark List Accent 4" w:uiPriority="70"/>
+    <w:lsdException w:name="FollowedHyperlink" w:semiHidden="1" w:unhideWhenUsed="1"/>
+    <w:lsdException w:name="Body Text Indent" w:semiHidden="1" w:unhideWhenUsed="1"/>
+    <w:lsdException w:name="Smart Link" w:semiHidden="1" w:unhideWhenUsed="1"/>
+    <w:lsdException w:name="Medium Grid 1 Accent 2" w:uiPriority="67"/>
     <w:lsdException w:name="List Paragraph" w:uiPriority="34" w:qFormat="1"/>
+    <w:lsdException w:name="Table List 6" w:semiHidden="1" w:unhideWhenUsed="1"/>
+    <w:lsdException w:name="Grid Table 1 Light Accent 5" w:uiPriority="46"/>
+    <w:lsdException w:name="List 3" w:semiHidden="1" w:unhideWhenUsed="1"/>
+    <w:lsdException w:name="heading 7" w:uiPriority="9" w:semiHidden="1" w:unhideWhenUsed="1" w:qFormat="1"/>
+    <w:lsdException w:name="HTML Bottom of Form" w:semiHidden="1" w:unhideWhenUsed="1"/>
+    <w:lsdException w:name="List Number" w:semiHidden="1" w:unhideWhenUsed="1"/>
+    <w:lsdException w:name="Normal (Web)" w:semiHidden="1" w:unhideWhenUsed="1"/>
+    <w:lsdException w:name="endnote reference" w:semiHidden="1" w:unhideWhenUsed="1"/>
+    <w:lsdException w:name="Light Shading Accent 5" w:uiPriority="60"/>
+    <w:lsdException w:name="List Bullet 2" w:semiHidden="1" w:unhideWhenUsed="1"/>
+    <w:lsdException w:name="Table List 4" w:semiHidden="1" w:unhideWhenUsed="1"/>
+    <w:lsdException w:name="Table Grid 5" w:semiHidden="1" w:unhideWhenUsed="1"/>
+    <w:lsdException w:name="Colorful Shading" w:uiPriority="71"/>
+    <w:lsdException w:name="Colorful Grid Accent 5" w:uiPriority="73"/>
+    <w:lsdException w:name="Plain Table 1" w:uiPriority="41"/>
+    <w:lsdException w:name="Table List 7" w:semiHidden="1" w:unhideWhenUsed="1"/>
+    <w:lsdException w:name="envelope return" w:semiHidden="1" w:unhideWhenUsed="1"/>
+    <w:lsdException w:name="Grid Table 6 Colorful Accent 6" w:uiPriority="51"/>
+    <w:lsdException w:name="List Table 6 Colorful Accent 6" w:uiPriority="51"/>
+    <w:lsdException w:name="List" w:semiHidden="1" w:unhideWhenUsed="1"/>
+    <w:lsdException w:name="Medium Shading 2" w:uiPriority="64"/>
+    <w:lsdException w:name="Medium Grid 2 Accent 5" w:uiPriority="68"/>
+    <w:lsdException w:name="Grid Table 7 Colorful Accent 2" w:uiPriority="52"/>
+    <w:lsdException w:name="Grid Table 6 Colorful Accent 2" w:uiPriority="51"/>
+    <w:lsdException w:name="List Table 4 Accent 2" w:uiPriority="49"/>
+    <w:lsdException w:name="Grid Table 2 Accent 6" w:uiPriority="47"/>
+    <w:lsdException w:name="Light List Accent 3" w:uiPriority="61"/>
+    <w:lsdException w:name="Table List 1" w:semiHidden="1" w:unhideWhenUsed="1"/>
+    <w:lsdException w:name="Grid Table 4 Accent 5" w:uiPriority="49"/>
+    <w:lsdException w:name="Medium Grid 1 Accent 4" w:uiPriority="67"/>
+    <w:lsdException w:name="Placeholder Text" w:semiHidden="1"/>
+    <w:lsdException w:name="Colorful Shading Accent 5" w:uiPriority="71"/>
+    <w:lsdException w:name="Grid Table 4 Accent 2" w:uiPriority="49"/>
+    <w:lsdException w:name="Table List 8" w:semiHidden="1" w:unhideWhenUsed="1"/>
+    <w:lsdException w:name="List Table 3" w:uiPriority="48"/>
+    <w:lsdException w:name="Medium Shading 2 Accent 2" w:uiPriority="64"/>
+    <w:lsdException w:name="Table Grid 1" w:semiHidden="1" w:unhideWhenUsed="1"/>
+    <w:lsdException w:name="Medium Grid 3 Accent 3" w:uiPriority="69"/>
+    <w:lsdException w:name="toa heading" w:semiHidden="1" w:unhideWhenUsed="1"/>
+    <w:lsdException w:name="HTML Address" w:semiHidden="1" w:unhideWhenUsed="1"/>
+    <w:lsdException w:name="List Table 3 Accent 6" w:uiPriority="48"/>
+    <w:lsdException w:name="TOC Heading" w:uiPriority="39" w:semiHidden="1" w:unhideWhenUsed="1" w:qFormat="1"/>
+    <w:lsdException w:name="Table Classic 4" w:semiHidden="1" w:unhideWhenUsed="1"/>
+    <w:lsdException w:name="Grid Table 5 Dark Accent 3" w:uiPriority="50"/>
+    <w:lsdException w:name="List Table 4 Accent 6" w:uiPriority="49"/>
+    <w:lsdException w:name="List Table 3 Accent 1" w:uiPriority="48"/>
+    <w:lsdException w:name="Strong" w:uiPriority="22" w:qFormat="1"/>
+    <w:lsdException w:name="Medium List 2 Accent 3" w:uiPriority="66"/>
+    <w:lsdException w:name="Medium Shading 2 Accent 1" w:uiPriority="64"/>
+    <w:lsdException w:name="Light Shading Accent 4" w:uiPriority="60"/>
+    <w:lsdException w:name="Table Classic 1" w:semiHidden="1" w:unhideWhenUsed="1"/>
+    <w:lsdException w:name="Light Grid Accent 3" w:uiPriority="62"/>
+    <w:lsdException w:name="Medium Grid 2 Accent 2" w:uiPriority="68"/>
+    <w:lsdException w:name="Balloon Text" w:semiHidden="1" w:unhideWhenUsed="1"/>
+    <w:lsdException w:name="List Table 1 Light Accent 5" w:uiPriority="46"/>
+    <w:lsdException w:name="footnote reference" w:semiHidden="1" w:unhideWhenUsed="1"/>
+    <w:lsdException w:name="List Continue" w:semiHidden="1" w:unhideWhenUsed="1"/>
+    <w:lsdException w:name="table of figures" w:semiHidden="1" w:unhideWhenUsed="1"/>
+    <w:lsdException w:name="Colorful Grid Accent 3" w:uiPriority="73"/>
+    <w:lsdException w:name="List Table 2 Accent 6" w:uiPriority="47"/>
+    <w:lsdException w:name="Grid Table 1 Light Accent 4" w:uiPriority="46"/>
+    <w:lsdException w:name="Body Text First Indent 2" w:semiHidden="1" w:unhideWhenUsed="1"/>
+    <w:lsdException w:name="List 5" w:semiHidden="1" w:unhideWhenUsed="1"/>
+    <w:lsdException w:name="Medium Shading 1 Accent 2" w:uiPriority="63"/>
+    <w:lsdException w:name="Medium Grid 3 Accent 5" w:uiPriority="69"/>
+    <w:lsdException w:name="Normal" w:uiPriority="0" w:qFormat="1"/>
+    <w:lsdException w:name="Document Map" w:semiHidden="1" w:unhideWhenUsed="1"/>
+    <w:lsdException w:name="Message Header" w:semiHidden="1" w:unhideWhenUsed="1"/>
+    <w:lsdException w:name="Table Grid 7" w:semiHidden="1" w:unhideWhenUsed="1"/>
+    <w:lsdException w:name="Medium Shading 1 Accent 6" w:uiPriority="63"/>
+    <w:lsdException w:name="Plain Table 4" w:uiPriority="44"/>
+    <w:lsdException w:name="toc 7" w:uiPriority="39" w:semiHidden="1" w:unhideWhenUsed="1"/>
+    <w:lsdException w:name="Medium Shading 2 Accent 3" w:uiPriority="64"/>
+    <w:lsdException w:name="Body Text" w:semiHidden="1" w:unhideWhenUsed="1"/>
+    <w:lsdException w:name="Block Text" w:semiHidden="1" w:unhideWhenUsed="1"/>
+    <w:lsdException w:name="heading 4" w:uiPriority="9" w:semiHidden="1" w:unhideWhenUsed="1" w:qFormat="1"/>
+    <w:lsdException w:name="Grid Table 3 Accent 1" w:uiPriority="48"/>
+    <w:lsdException w:name="List Continue 2" w:semiHidden="1" w:unhideWhenUsed="1"/>
+    <w:lsdException w:name="Subtle Emphasis" w:uiPriority="19" w:qFormat="1"/>
+    <w:lsdException w:name="Colorful Shading Accent 3" w:uiPriority="71"/>
+    <w:lsdException w:name="HTML Sample" w:semiHidden="1" w:unhideWhenUsed="1"/>
+    <w:lsdException w:name="Grid Table 5 Dark Accent 6" w:uiPriority="50"/>
+    <w:lsdException w:name="footnote text" w:semiHidden="1" w:unhideWhenUsed="1"/>
+    <w:lsdException w:name="index 3" w:semiHidden="1" w:unhideWhenUsed="1"/>
+    <w:lsdException w:name="Grid Table 2 Accent 4" w:uiPriority="47"/>
+    <w:lsdException w:name="Grid Table 6 Colorful Accent 1" w:uiPriority="51"/>
     <w:lsdException w:name="index 9" w:semiHidden="1" w:unhideWhenUsed="1"/>
-    <w:lsdException w:name="List Table 3 Accent 5" w:uiPriority="48"/>
-    <w:lsdException w:name="Table Grid 6" w:semiHidden="1" w:unhideWhenUsed="1"/>
-    <w:lsdException w:name="List Table 7 Colorful Accent 1" w:uiPriority="52"/>
-    <w:lsdException w:name="Grid Table 3 Accent 4" w:uiPriority="48"/>
-    <w:lsdException w:name="HTML Cite" w:semiHidden="1" w:unhideWhenUsed="1"/>
-    <w:lsdException w:name="Strong" w:uiPriority="22" w:qFormat="1"/>
-    <w:lsdException w:name="Normal Indent" w:semiHidden="1" w:unhideWhenUsed="1"/>
-    <w:lsdException w:name="Hashtag" w:semiHidden="1" w:unhideWhenUsed="1"/>
-    <w:lsdException w:name="table of figures" w:semiHidden="1" w:unhideWhenUsed="1"/>
-    <w:lsdException w:name="Light List" w:uiPriority="61"/>
-    <w:lsdException w:name="Table Classic 3" w:semiHidden="1" w:unhideWhenUsed="1"/>
-    <w:lsdException w:name="footnote text" w:semiHidden="1" w:unhideWhenUsed="1"/>
-    <w:lsdException w:name="index 2" w:semiHidden="1" w:unhideWhenUsed="1"/>
-    <w:lsdException w:name="Colorful List" w:uiPriority="72"/>
-    <w:lsdException w:name="Grid Table 1 Light Accent 2" w:uiPriority="46"/>
-    <w:lsdException w:name="Medium Grid 1" w:uiPriority="67"/>
-    <w:lsdException w:name="Light Shading" w:uiPriority="60"/>
-    <w:lsdException w:name="Medium Shading 2 Accent 3" w:uiPriority="64"/>
-    <w:lsdException w:name="heading 4" w:uiPriority="9" w:semiHidden="1" w:unhideWhenUsed="1" w:qFormat="1"/>
-    <w:lsdException w:name="List Table 1 Light Accent 2" w:uiPriority="46"/>
-    <w:lsdException w:name="toc 9" w:uiPriority="39" w:semiHidden="1" w:unhideWhenUsed="1"/>
-    <w:lsdException w:name="Grid Table 4 Accent 2" w:uiPriority="49"/>
-    <w:lsdException w:name="Dark List Accent 1" w:uiPriority="70"/>
-    <w:lsdException w:name="Plain Table 5" w:uiPriority="45"/>
-    <w:lsdException w:name="Medium List 1 Accent 5" w:uiPriority="65"/>
-    <w:lsdException w:name="List Table 6 Colorful Accent 3" w:uiPriority="51"/>
-    <w:lsdException w:name="Colorful List Accent 4" w:uiPriority="72"/>
-    <w:lsdException w:name="envelope address" w:semiHidden="1" w:unhideWhenUsed="1"/>
-    <w:lsdException w:name="Normal" w:uiPriority="0" w:qFormat="1"/>
-    <w:lsdException w:name="Grid Table 1 Light Accent 3" w:uiPriority="46"/>
-    <w:lsdException w:name="Colorful Shading Accent 3" w:uiPriority="71"/>
-    <w:lsdException w:name="toc 2" w:uiPriority="39" w:semiHidden="1" w:unhideWhenUsed="1"/>
-    <w:lsdException w:name="Medium Grid 2 Accent 2" w:uiPriority="68"/>
-    <w:lsdException w:name="Grid Table 4 Accent 4" w:uiPriority="49"/>
-    <w:lsdException w:name="Medium Grid 1 Accent 6" w:uiPriority="67"/>
-    <w:lsdException w:name="Light Grid Accent 3" w:uiPriority="62"/>
-    <w:lsdException w:name="Table Columns 4" w:semiHidden="1" w:unhideWhenUsed="1"/>
-    <w:lsdException w:name="Dark List Accent 2" w:uiPriority="70"/>
-    <w:lsdException w:name="heading 9" w:uiPriority="9" w:semiHidden="1" w:unhideWhenUsed="1" w:qFormat="1"/>
-    <w:lsdException w:name="Light Grid Accent 6" w:uiPriority="62"/>
-    <w:lsdException w:name="Medium Grid 2" w:uiPriority="68"/>
-    <w:lsdException w:name="Dark List Accent 3" w:uiPriority="70"/>
-    <w:lsdException w:name="Default Paragraph Font" w:uiPriority="1" w:semiHidden="1" w:unhideWhenUsed="1"/>
-    <w:lsdException w:name="Colorful Grid Accent 3" w:uiPriority="73"/>
-    <w:lsdException w:name="heading 5" w:uiPriority="9" w:semiHidden="1" w:unhideWhenUsed="1" w:qFormat="1"/>
-    <w:lsdException w:name="Table Theme" w:semiHidden="1" w:unhideWhenUsed="1"/>
-    <w:lsdException w:name="HTML Top of Form" w:semiHidden="1" w:unhideWhenUsed="1"/>
-    <w:lsdException w:name="HTML Definition" w:semiHidden="1" w:unhideWhenUsed="1"/>
-    <w:lsdException w:name="Note Heading" w:semiHidden="1" w:unhideWhenUsed="1"/>
-    <w:lsdException w:name="List Table 1 Light" w:uiPriority="46"/>
-    <w:lsdException w:name="Grid Table 4 Accent 5" w:uiPriority="49"/>
-    <w:lsdException w:name="Grid Table 2 Accent 2" w:uiPriority="47"/>
-    <w:lsdException w:name="Medium Shading 2 Accent 4" w:uiPriority="64"/>
-    <w:lsdException w:name="Light Shading Accent 1" w:uiPriority="60"/>
-    <w:lsdException w:name="Grid Table 7 Colorful Accent 3" w:uiPriority="52"/>
-    <w:lsdException w:name="Table 3D effects 1" w:semiHidden="1" w:unhideWhenUsed="1"/>
-    <w:lsdException w:name="List Table 4 Accent 5" w:uiPriority="49"/>
-    <w:lsdException w:name="toc 7" w:uiPriority="39" w:semiHidden="1" w:unhideWhenUsed="1"/>
+    <w:lsdException w:name="Grid Table 5 Dark" w:uiPriority="50"/>
+    <w:lsdException w:name="Salutation" w:semiHidden="1" w:unhideWhenUsed="1"/>
+    <w:lsdException w:name="Grid Table 3 Accent 2" w:uiPriority="48"/>
+    <w:lsdException w:name="List Table 1 Light Accent 6" w:uiPriority="46"/>
     <w:lsdException w:name="List Table 4 Accent 4" w:uiPriority="49"/>
-    <w:lsdException w:name="Medium Shading 1 Accent 1" w:uiPriority="63"/>
-    <w:lsdException w:name="toc 1" w:uiPriority="39" w:semiHidden="1" w:unhideWhenUsed="1"/>
-    <w:lsdException w:name="List Table 6 Colorful Accent 6" w:uiPriority="51"/>
-    <w:lsdException w:name="Grid Table 2 Accent 3" w:uiPriority="47"/>
-    <w:lsdException w:name="FollowedHyperlink" w:semiHidden="1" w:unhideWhenUsed="1"/>
-    <w:lsdException w:name="Body Text 3" w:semiHidden="1" w:unhideWhenUsed="1"/>
-    <w:lsdException w:name="macro" w:semiHidden="1" w:unhideWhenUsed="1"/>
-    <w:lsdException w:name="List Table 1 Light Accent 3" w:uiPriority="46"/>
-    <w:lsdException w:name="List Table 3 Accent 2" w:uiPriority="48"/>
-    <w:lsdException w:name="Table Contemporary" w:semiHidden="1" w:unhideWhenUsed="1"/>
-    <w:lsdException w:name="heading 8" w:uiPriority="9" w:semiHidden="1" w:unhideWhenUsed="1" w:qFormat="1"/>
-    <w:lsdException w:name="toa heading" w:semiHidden="1" w:unhideWhenUsed="1"/>
-    <w:lsdException w:name="Medium Grid 1 Accent 2" w:uiPriority="67"/>
-    <w:lsdException w:name="Dark List Accent 6" w:uiPriority="70"/>
-    <w:lsdException w:name="Date" w:semiHidden="1" w:unhideWhenUsed="1"/>
-    <w:lsdException w:name="Table Grid 2" w:semiHidden="1" w:unhideWhenUsed="1"/>
-    <w:lsdException w:name="Colorful Grid Accent 5" w:uiPriority="73"/>
-    <w:lsdException w:name="Closing" w:semiHidden="1" w:unhideWhenUsed="1"/>
-    <w:lsdException w:name="Medium Shading 2 Accent 5" w:uiPriority="64"/>
-    <w:lsdException w:name="Grid Table 5 Dark Accent 2" w:uiPriority="50"/>
-    <w:lsdException w:name="index heading" w:semiHidden="1" w:unhideWhenUsed="1"/>
-    <w:lsdException w:name="Grid Table 7 Colorful" w:uiPriority="52"/>
-    <w:lsdException w:name="Colorful Shading Accent 5" w:uiPriority="71"/>
-    <w:lsdException w:name="List Table 6 Colorful Accent 5" w:uiPriority="51"/>
-    <w:lsdException w:name="Medium Shading 1 Accent 4" w:uiPriority="63"/>
-    <w:lsdException w:name="HTML Bottom of Form" w:semiHidden="1" w:unhideWhenUsed="1"/>
-    <w:lsdException w:name="List Bullet 2" w:semiHidden="1" w:unhideWhenUsed="1"/>
-    <w:lsdException w:name="Medium Grid 3 Accent 2" w:uiPriority="69"/>
+    <w:lsdException w:name="Table Grid 4" w:semiHidden="1" w:unhideWhenUsed="1"/>
     <w:lsdException w:name="Medium List 2 Accent 1" w:uiPriority="66"/>
-    <w:lsdException w:name="List Table 4" w:uiPriority="49"/>
-    <w:lsdException w:name="Intense Emphasis" w:uiPriority="21" w:qFormat="1"/>
-    <w:lsdException w:name="Grid Table 5 Dark Accent 1" w:uiPriority="50"/>
-    <w:lsdException w:name="Body Text First Indent" w:semiHidden="1" w:unhideWhenUsed="1"/>
-    <w:lsdException w:name="Medium List 1 Accent 2" w:uiPriority="65"/>
-    <w:lsdException w:name="index 4" w:semiHidden="1" w:unhideWhenUsed="1"/>
-    <w:lsdException w:name="Medium List 2 Accent 5" w:uiPriority="66"/>
-    <w:lsdException w:name="Body Text Indent 2" w:semiHidden="1" w:unhideWhenUsed="1"/>
-    <w:lsdException w:name="Table Grid" w:uiPriority="39"/>
-    <w:lsdException w:name="HTML Typewriter" w:semiHidden="1" w:unhideWhenUsed="1"/>
-    <w:lsdException w:name="Dark List Accent 4" w:uiPriority="70"/>
-    <w:lsdException w:name="List Table 5 Dark" w:uiPriority="50"/>
-    <w:lsdException w:name="index 5" w:semiHidden="1" w:unhideWhenUsed="1"/>
-    <w:lsdException w:name="List Table 1 Light Accent 4" w:uiPriority="46"/>
-    <w:lsdException w:name="Grid Table 4 Accent 3" w:uiPriority="49"/>
-    <w:lsdException w:name="Outline List 1" w:semiHidden="1" w:unhideWhenUsed="1"/>
-    <w:lsdException w:name="Mention" w:semiHidden="1" w:unhideWhenUsed="1"/>
-    <w:lsdException w:name="Medium List 1 Accent 3" w:uiPriority="65"/>
-    <w:lsdException w:name="Table List 4" w:semiHidden="1" w:unhideWhenUsed="1"/>
-    <w:lsdException w:name="List Table 1 Light Accent 6" w:uiPriority="46"/>
-    <w:lsdException w:name="Medium Shading 1 Accent 6" w:uiPriority="63"/>
-    <w:lsdException w:name="Grid Table 6 Colorful Accent 1" w:uiPriority="51"/>
-    <w:lsdException w:name="Body Text First Indent 2" w:semiHidden="1" w:unhideWhenUsed="1"/>
-    <w:lsdException w:name="Medium List 1 Accent 6" w:uiPriority="65"/>
-    <w:lsdException w:name="toc 8" w:uiPriority="39" w:semiHidden="1" w:unhideWhenUsed="1"/>
-    <w:lsdException w:name="Grid Table 1 Light Accent 1" w:uiPriority="46"/>
-    <w:lsdException w:name="heading 7" w:uiPriority="9" w:semiHidden="1" w:unhideWhenUsed="1" w:qFormat="1"/>
-    <w:lsdException w:name="Medium Grid 2 Accent 6" w:uiPriority="68"/>
-    <w:lsdException w:name="header" w:semiHidden="1" w:unhideWhenUsed="1"/>
-    <w:lsdException w:name="Medium Grid 2 Accent 5" w:uiPriority="68"/>
-    <w:lsdException w:name="heading 6" w:uiPriority="9" w:semiHidden="1" w:unhideWhenUsed="1" w:qFormat="1"/>
-    <w:lsdException w:name="Medium Shading 2" w:uiPriority="64"/>
-    <w:lsdException w:name="Unresolved Mention" w:semiHidden="1" w:unhideWhenUsed="1"/>
-    <w:lsdException w:name="Bibliography" w:uiPriority="37" w:semiHidden="1" w:unhideWhenUsed="1"/>
-    <w:lsdException w:name="Smart Link" w:semiHidden="1" w:unhideWhenUsed="1"/>
-    <w:lsdException w:name="index 1" w:semiHidden="1" w:unhideWhenUsed="1"/>
-    <w:lsdException w:name="List Table 1 Light Accent 5" w:uiPriority="46"/>
-    <w:lsdException w:name="Grid Table 3 Accent 1" w:uiPriority="48"/>
-    <w:lsdException w:name="List Table 3" w:uiPriority="48"/>
-    <w:lsdException w:name="Table Colorful 3" w:semiHidden="1" w:unhideWhenUsed="1"/>
-    <w:lsdException w:name="Table 3D effects 3" w:semiHidden="1" w:unhideWhenUsed="1"/>
-    <w:lsdException w:name="List 2" w:semiHidden="1" w:unhideWhenUsed="1"/>
-    <w:lsdException w:name="Medium Shading 1 Accent 3" w:uiPriority="63"/>
-    <w:lsdException w:name="Light Grid Accent 2" w:uiPriority="62"/>
-    <w:lsdException w:name="List Table 4 Accent 1" w:uiPriority="49"/>
-    <w:lsdException w:name="Medium Grid 1 Accent 5" w:uiPriority="67"/>
-    <w:lsdException w:name="Medium Shading 1 Accent 2" w:uiPriority="63"/>
-    <w:lsdException w:name="Quote" w:uiPriority="29" w:qFormat="1"/>
-    <w:lsdException w:name="Grid Table 3 Accent 3" w:uiPriority="48"/>
-    <w:lsdException w:name="Table Simple 3" w:semiHidden="1" w:unhideWhenUsed="1"/>
-    <w:lsdException w:name="Table Grid 3" w:semiHidden="1" w:unhideWhenUsed="1"/>
-    <w:lsdException w:name="line number" w:semiHidden="1" w:unhideWhenUsed="1"/>
-    <w:lsdException w:name="Table Grid 5" w:semiHidden="1" w:unhideWhenUsed="1"/>
-    <w:lsdException w:name="Table Classic 4" w:semiHidden="1" w:unhideWhenUsed="1"/>
-    <w:lsdException w:name="List Continue" w:semiHidden="1" w:unhideWhenUsed="1"/>
-    <w:lsdException w:name="Grid Table 5 Dark Accent 3" w:uiPriority="50"/>
-    <w:lsdException w:name="Grid Table 7 Colorful Accent 2" w:uiPriority="52"/>
-    <w:lsdException w:name="Table Web 1" w:semiHidden="1" w:unhideWhenUsed="1"/>
-    <w:lsdException w:name="List Continue 3" w:semiHidden="1" w:unhideWhenUsed="1"/>
-    <w:lsdException w:name="Light Shading Accent 6" w:uiPriority="60"/>
-    <w:lsdException w:name="List Bullet 5" w:semiHidden="1" w:unhideWhenUsed="1"/>
-    <w:lsdException w:name="Message Header" w:semiHidden="1" w:unhideWhenUsed="1"/>
-    <w:lsdException w:name="List 4" w:semiHidden="1" w:unhideWhenUsed="1"/>
-    <w:lsdException w:name="TOC Heading" w:uiPriority="39" w:semiHidden="1" w:unhideWhenUsed="1" w:qFormat="1"/>
-    <w:lsdException w:name="Subtitle" w:uiPriority="11" w:qFormat="1"/>
-    <w:lsdException w:name="Light List Accent 1" w:uiPriority="61"/>
-    <w:lsdException w:name="Table Simple 1" w:semiHidden="1" w:unhideWhenUsed="1"/>
-    <w:lsdException w:name="Colorful Shading Accent 6" w:uiPriority="71"/>
-    <w:lsdException w:name="Colorful Grid Accent 4" w:uiPriority="73"/>
-    <w:lsdException w:name="table of authorities" w:semiHidden="1" w:unhideWhenUsed="1"/>
-    <w:lsdException w:name="Grid Table 7 Colorful Accent 5" w:uiPriority="52"/>
-    <w:lsdException w:name="Grid Table 2 Accent 5" w:uiPriority="47"/>
-    <w:lsdException w:name="Grid Table 6 Colorful Accent 4" w:uiPriority="51"/>
-    <w:lsdException w:name="Table 3D effects 2" w:semiHidden="1" w:unhideWhenUsed="1"/>
-    <w:lsdException w:name="List Continue 4" w:semiHidden="1" w:unhideWhenUsed="1"/>
-    <w:lsdException w:name="Colorful List Accent 2" w:uiPriority="72"/>
-    <w:lsdException w:name="Body Text Indent" w:semiHidden="1" w:unhideWhenUsed="1"/>
-    <w:lsdException w:name="HTML Code" w:semiHidden="1" w:unhideWhenUsed="1"/>
-    <w:lsdException w:name="HTML Sample" w:semiHidden="1" w:unhideWhenUsed="1"/>
-    <w:lsdException w:name="index 8" w:semiHidden="1" w:unhideWhenUsed="1"/>
-    <w:lsdException w:name="Document Map" w:semiHidden="1" w:unhideWhenUsed="1"/>
-    <w:lsdException w:name="List Table 2" w:uiPriority="47"/>
-    <w:lsdException w:name="Medium List 2 Accent 6" w:uiPriority="66"/>
-    <w:lsdException w:name="List Number 2" w:semiHidden="1" w:unhideWhenUsed="1"/>
-    <w:lsdException w:name="List Table 7 Colorful Accent 6" w:uiPriority="52"/>
-    <w:lsdException w:name="Grid Table 3 Accent 2" w:uiPriority="48"/>
-    <w:lsdException w:name="Colorful List Accent 3" w:uiPriority="72"/>
-    <w:lsdException w:name="heading 1" w:uiPriority="9" w:qFormat="1"/>
-    <w:lsdException w:name="Light Shading Accent 4" w:uiPriority="60"/>
-    <w:lsdException w:name="Grid Table 5 Dark" w:uiPriority="50"/>
-    <w:lsdException w:name="index 7" w:semiHidden="1" w:unhideWhenUsed="1"/>
-    <w:lsdException w:name="Outline List 3" w:semiHidden="1" w:unhideWhenUsed="1"/>
-    <w:lsdException w:name="Colorful Grid Accent 2" w:uiPriority="73"/>
-    <w:lsdException w:name="Table List 6" w:semiHidden="1" w:unhideWhenUsed="1"/>
-    <w:lsdException w:name="Grid Table 6 Colorful Accent 5" w:uiPriority="51"/>
-    <w:lsdException w:name="Table Elegant" w:semiHidden="1" w:unhideWhenUsed="1"/>
-    <w:lsdException w:name="List Bullet" w:semiHidden="1" w:unhideWhenUsed="1"/>
-    <w:lsdException w:name="Colorful Shading" w:uiPriority="71"/>
-    <w:lsdException w:name="Colorful Shading Accent 2" w:uiPriority="71"/>
-    <w:lsdException w:name="Grid Table 2" w:uiPriority="47"/>
-    <w:lsdException w:name="Light List Accent 5" w:uiPriority="61"/>
-    <w:lsdException w:name="Medium Grid 2 Accent 3" w:uiPriority="68"/>
-    <w:lsdException w:name="Grid Table 6 Colorful Accent 2" w:uiPriority="51"/>
-    <w:lsdException w:name="List Table 5 Dark Accent 4" w:uiPriority="50"/>
-    <w:lsdException w:name="List 3" w:semiHidden="1" w:unhideWhenUsed="1"/>
-    <w:lsdException w:name="Light List Accent 3" w:uiPriority="61"/>
-    <w:lsdException w:name="Grid Table 6 Colorful Accent 3" w:uiPriority="51"/>
-    <w:lsdException w:name="Light Grid Accent 5" w:uiPriority="62"/>
-    <w:lsdException w:name="Grid Table 4" w:uiPriority="49"/>
-    <w:lsdException w:name="Medium Grid 3 Accent 4" w:uiPriority="69"/>
-    <w:lsdException w:name="Revision" w:semiHidden="1"/>
-    <w:lsdException w:name="List Table 2 Accent 1" w:uiPriority="47"/>
-    <w:lsdException w:name="Medium Grid 1 Accent 1" w:uiPriority="67"/>
-    <w:lsdException w:name="Table Subtle 2" w:semiHidden="1" w:unhideWhenUsed="1"/>
-    <w:lsdException w:name="Grid Table 5 Dark Accent 4" w:uiPriority="50"/>
-    <w:lsdException w:name="List Table 3 Accent 6" w:uiPriority="48"/>
-    <w:lsdException w:name="List Table 2 Accent 6" w:uiPriority="47"/>
-    <w:lsdException w:name="Light Shading Accent 5" w:uiPriority="60"/>
-    <w:lsdException w:name="Grid Table 5 Dark Accent 6" w:uiPriority="50"/>
-    <w:lsdException w:name="index 3" w:semiHidden="1" w:unhideWhenUsed="1"/>
-    <w:lsdException w:name="Book Title" w:uiPriority="33" w:qFormat="1"/>
-    <w:lsdException w:name="Grid Table 3 Accent 5" w:uiPriority="48"/>
-    <w:lsdException w:name="Salutation" w:semiHidden="1" w:unhideWhenUsed="1"/>
-    <w:lsdException w:name="Table Columns 3" w:semiHidden="1" w:unhideWhenUsed="1"/>
-    <w:lsdException w:name="Grid Table 1 Light Accent 6" w:uiPriority="46"/>
-    <w:lsdException w:name="Medium Grid 3" w:uiPriority="69"/>
-    <w:lsdException w:name="Table List 2" w:semiHidden="1" w:unhideWhenUsed="1"/>
-    <w:lsdException w:name="List Table 2 Accent 2" w:uiPriority="47"/>
-    <w:lsdException w:name="Medium Grid 2 Accent 4" w:uiPriority="68"/>
-    <w:lsdException w:name="List Table 5 Dark Accent 1" w:uiPriority="50"/>
-    <w:lsdException w:name="Light Shading Accent 3" w:uiPriority="60"/>
-    <w:lsdException w:name="envelope return" w:semiHidden="1" w:unhideWhenUsed="1"/>
-    <w:lsdException w:name="Table Subtle 1" w:semiHidden="1" w:unhideWhenUsed="1"/>
-    <w:lsdException w:name="List" w:semiHidden="1" w:unhideWhenUsed="1"/>
-    <w:lsdException w:name="Table Columns 1" w:semiHidden="1" w:unhideWhenUsed="1"/>
-    <w:lsdException w:name="Plain Table 1" w:uiPriority="41"/>
-    <w:lsdException w:name="toc 3" w:uiPriority="39" w:semiHidden="1" w:unhideWhenUsed="1"/>
+    <w:lsdException w:name="List Bullet 4" w:semiHidden="1" w:unhideWhenUsed="1"/>
     <w:lsdException w:name="Plain Text" w:semiHidden="1" w:unhideWhenUsed="1"/>
-    <w:lsdException w:name="Title" w:uiPriority="10" w:qFormat="1"/>
-    <w:lsdException w:name="Medium List 1 Accent 4" w:uiPriority="65"/>
-    <w:lsdException w:name="List Continue 5" w:semiHidden="1" w:unhideWhenUsed="1"/>
-    <w:lsdException w:name="Smart Hyperlink" w:semiHidden="1" w:unhideWhenUsed="1"/>
-    <w:lsdException w:name="heading 3" w:uiPriority="9" w:semiHidden="1" w:unhideWhenUsed="1" w:qFormat="1"/>
-    <w:lsdException w:name="List Table 5 Dark Accent 3" w:uiPriority="50"/>
-    <w:lsdException w:name="Table Classic 1" w:semiHidden="1" w:unhideWhenUsed="1"/>
-    <w:lsdException w:name="Table List 1" w:semiHidden="1" w:unhideWhenUsed="1"/>
-    <w:lsdException w:name="Block Text" w:semiHidden="1" w:unhideWhenUsed="1"/>
-    <w:lsdException w:name="Medium List 2" w:uiPriority="66"/>
-    <w:lsdException w:name="List Table 7 Colorful Accent 3" w:uiPriority="52"/>
-    <w:lsdException w:name="Table Grid 8" w:semiHidden="1" w:unhideWhenUsed="1"/>
-    <w:lsdException w:name="HTML Acronym" w:semiHidden="1" w:unhideWhenUsed="1"/>
-    <w:lsdException w:name="List Table 6 Colorful Accent 2" w:uiPriority="51"/>
-    <w:lsdException w:name="Body Text 2" w:semiHidden="1" w:unhideWhenUsed="1"/>
-    <w:lsdException w:name="E-mail Signature" w:semiHidden="1" w:unhideWhenUsed="1"/>
-    <w:lsdException w:name="List Table 4 Accent 2" w:uiPriority="49"/>
-    <w:lsdException w:name="endnote reference" w:semiHidden="1" w:unhideWhenUsed="1"/>
-    <w:lsdException w:name="Normal (Web)" w:semiHidden="1" w:unhideWhenUsed="1"/>
-    <w:lsdException w:name="List Table 7 Colorful Accent 5" w:uiPriority="52"/>
-    <w:lsdException w:name="Plain Table 2" w:uiPriority="42"/>
-    <w:lsdException w:name="Colorful Shading Accent 4" w:uiPriority="71"/>
-    <w:lsdException w:name="List Table 4 Accent 6" w:uiPriority="49"/>
-    <w:lsdException w:name="List Number" w:semiHidden="1" w:unhideWhenUsed="1"/>
-    <w:lsdException w:name="Table List 5" w:semiHidden="1" w:unhideWhenUsed="1"/>
-    <w:lsdException w:name="Table Web 3" w:semiHidden="1" w:unhideWhenUsed="1"/>
-    <w:lsdException w:name="List Table 5 Dark Accent 2" w:uiPriority="50"/>
-    <w:lsdException w:name="Table Classic 2" w:semiHidden="1" w:unhideWhenUsed="1"/>
-    <w:lsdException w:name="No Spacing" w:uiPriority="1" w:qFormat="1"/>
-    <w:lsdException w:name="List Table 3 Accent 3" w:uiPriority="48"/>
-    <w:lsdException w:name="Subtle Emphasis" w:uiPriority="19" w:qFormat="1"/>
-    <w:lsdException w:name="Grid Table 7 Colorful Accent 4" w:uiPriority="52"/>
-    <w:lsdException w:name="Intense Reference" w:uiPriority="32" w:qFormat="1"/>
-    <w:lsdException w:name="Medium Grid 3 Accent 6" w:uiPriority="69"/>
-    <w:lsdException w:name="Grid Table 4 Accent 1" w:uiPriority="49"/>
-    <w:lsdException w:name="Light List Accent 4" w:uiPriority="61"/>
-    <w:lsdException w:name="List Table 4 Accent 3" w:uiPriority="49"/>
-    <w:lsdException w:name="HTML Keyboard" w:semiHidden="1" w:unhideWhenUsed="1"/>
-    <w:lsdException w:name="Medium Grid 3 Accent 1" w:uiPriority="69"/>
-    <w:lsdException w:name="annotation text" w:semiHidden="1" w:unhideWhenUsed="1"/>
-    <w:lsdException w:name="List Table 2 Accent 4" w:uiPriority="47"/>
-    <w:lsdException w:name="Light List Accent 6" w:uiPriority="61"/>
-    <w:lsdException w:name="page number" w:semiHidden="1" w:unhideWhenUsed="1"/>
-    <w:lsdException w:name="Colorful Grid" w:uiPriority="73"/>
-    <w:lsdException w:name="Light Grid Accent 4" w:uiPriority="62"/>
-    <w:lsdException w:name="annotation reference" w:semiHidden="1" w:unhideWhenUsed="1"/>
-    <w:lsdException w:name="Grid Table 1 Light" w:uiPriority="46"/>
-    <w:lsdException w:name="Medium Shading 1" w:uiPriority="63"/>
-    <w:lsdException w:name="Colorful List Accent 5" w:uiPriority="72"/>
-    <w:lsdException w:name="Grid Table 5 Dark Accent 5" w:uiPriority="50"/>
-    <w:lsdException w:name="Dark List Accent 5" w:uiPriority="70"/>
-    <w:lsdException w:name="Subtle Reference" w:uiPriority="31" w:qFormat="1"/>
-    <w:lsdException w:name="Table Grid 1" w:semiHidden="1" w:unhideWhenUsed="1"/>
-    <w:lsdException w:name="Grid Table 2 Accent 6" w:uiPriority="47"/>
-    <w:lsdException w:name="List Table 1 Light Accent 1" w:uiPriority="46"/>
-    <w:lsdException w:name="Colorful Shading Accent 1" w:uiPriority="71"/>
-    <w:lsdException w:name="List Table 5 Dark Accent 6" w:uiPriority="50"/>
-    <w:lsdException w:name="Medium Grid 3 Accent 3" w:uiPriority="69"/>
-    <w:lsdException w:name="index 6" w:semiHidden="1" w:unhideWhenUsed="1"/>
-    <w:lsdException w:name="Grid Table 7 Colorful Accent 1" w:uiPriority="52"/>
-    <w:lsdException w:name="caption" w:uiPriority="35" w:semiHidden="1" w:unhideWhenUsed="1" w:qFormat="1"/>
-    <w:lsdException w:name="List Table 6 Colorful Accent 1" w:uiPriority="51"/>
-    <w:lsdException w:name="Light List Accent 2" w:uiPriority="61"/>
-    <w:lsdException w:name="Medium List 2 Accent 2" w:uiPriority="66"/>
-    <w:lsdException w:name="Table Columns 2" w:semiHidden="1" w:unhideWhenUsed="1"/>
-    <w:lsdException w:name="List Continue 2" w:semiHidden="1" w:unhideWhenUsed="1"/>
-    <w:lsdException w:name="Grid Table 4 Accent 6" w:uiPriority="49"/>
-    <w:lsdException w:name="List Table 3 Accent 4" w:uiPriority="48"/>
-    <w:lsdException w:name="Table Colorful 1" w:semiHidden="1" w:unhideWhenUsed="1"/>
-    <w:lsdException w:name="Medium List 2 Accent 4" w:uiPriority="66"/>
-    <w:lsdException w:name="List Table 7 Colorful Accent 2" w:uiPriority="52"/>
-    <w:lsdException w:name="heading 2" w:uiPriority="9" w:semiHidden="1" w:unhideWhenUsed="1" w:qFormat="1"/>
-    <w:lsdException w:name="Grid Table Light" w:uiPriority="40"/>
-    <w:lsdException w:name="Light Grid Accent 1" w:uiPriority="62"/>
-    <w:lsdException w:name="Placeholder Text" w:semiHidden="1"/>
-    <w:lsdException w:name="Medium Grid 2 Accent 1" w:uiPriority="68"/>
-    <w:lsdException w:name="HTML Address" w:semiHidden="1" w:unhideWhenUsed="1"/>
-    <w:lsdException w:name="List Table 6 Colorful Accent 4" w:uiPriority="51"/>
-    <w:lsdException w:name="Dark List" w:uiPriority="70"/>
-    <w:lsdException w:name="List Number 5" w:semiHidden="1" w:unhideWhenUsed="1"/>
-    <w:lsdException w:name="List Table 6 Colorful" w:uiPriority="51"/>
-    <w:lsdException w:name="Colorful List Accent 6" w:uiPriority="72"/>
-    <w:lsdException w:name="Table Columns 5" w:semiHidden="1" w:unhideWhenUsed="1"/>
-    <w:lsdException w:name="Table Grid 7" w:semiHidden="1" w:unhideWhenUsed="1"/>
-    <w:lsdException w:name="Grid Table 1 Light Accent 4" w:uiPriority="46"/>
-    <w:lsdException w:name="List Bullet 3" w:semiHidden="1" w:unhideWhenUsed="1"/>
-    <w:lsdException w:name="Colorful Grid Accent 1" w:uiPriority="73"/>
-    <w:lsdException w:name="List Table 2 Accent 3" w:uiPriority="47"/>
-    <w:lsdException w:name="Table List 3" w:semiHidden="1" w:unhideWhenUsed="1"/>
-    <w:lsdException w:name="Medium Grid 1 Accent 4" w:uiPriority="67"/>
-    <w:lsdException w:name="Grid Table 1 Light Accent 5" w:uiPriority="46"/>
-    <w:lsdException w:name="Medium Grid 3 Accent 5" w:uiPriority="69"/>
-    <w:lsdException w:name="Grid Table 2 Accent 1" w:uiPriority="47"/>
-    <w:lsdException w:name="Grid Table 6 Colorful Accent 6" w:uiPriority="51"/>
-    <w:lsdException w:name="HTML Variable" w:semiHidden="1" w:unhideWhenUsed="1"/>
-    <w:lsdException w:name="Hyperlink" w:semiHidden="1" w:unhideWhenUsed="1"/>
-    <w:lsdException w:name="Grid Table 7 Colorful Accent 6" w:uiPriority="52"/>
-    <w:lsdException w:name="Emphasis" w:uiPriority="20" w:qFormat="1"/>
-    <w:lsdException w:name="Grid Table 3 Accent 6" w:uiPriority="48"/>
-    <w:lsdException w:name="List Table 3 Accent 1" w:uiPriority="48"/>
-    <w:lsdException w:name="List Table 5 Dark Accent 5" w:uiPriority="50"/>
-    <w:lsdException w:name="HTML Preformatted" w:semiHidden="1" w:unhideWhenUsed="1"/>
-    <w:lsdException w:name="Medium List 1" w:uiPriority="65"/>
-    <w:lsdException w:name="List Table 2 Accent 5" w:uiPriority="47"/>
-    <w:lsdException w:name="Colorful List Accent 1" w:uiPriority="72"/>
-    <w:lsdException w:name="List Table 7 Colorful Accent 4" w:uiPriority="52"/>
-    <w:lsdException w:name="toc 6" w:uiPriority="39" w:semiHidden="1" w:unhideWhenUsed="1"/>
-    <w:lsdException w:name="Grid Table 2 Accent 4" w:uiPriority="47"/>
-    <w:lsdException w:name="List Number 3" w:semiHidden="1" w:unhideWhenUsed="1"/>
-    <w:lsdException w:name="footer" w:semiHidden="1" w:unhideWhenUsed="1"/>
-    <w:lsdException w:name="Plain Table 3" w:uiPriority="43"/>
-    <w:lsdException w:name="Light Shading Accent 2" w:uiPriority="60"/>
-    <w:lsdException w:name="Outline List 2" w:semiHidden="1" w:unhideWhenUsed="1"/>
-    <w:lsdException w:name="Signature" w:semiHidden="1" w:unhideWhenUsed="1"/>
-    <w:lsdException w:name="Medium Shading 2 Accent 1" w:uiPriority="64"/>
-    <w:lsdException w:name="List Bullet 4" w:semiHidden="1" w:unhideWhenUsed="1"/>
-    <w:lsdException w:name="annotation subject" w:semiHidden="1" w:unhideWhenUsed="1"/>
-    <w:lsdException w:name="Plain Table 4" w:uiPriority="44"/>
-    <w:lsdException w:name="Table Simple 2" w:semiHidden="1" w:unhideWhenUsed="1"/>
-    <w:lsdException w:name="Medium Grid 1 Accent 3" w:uiPriority="67"/>
-    <w:lsdException w:name="No List" w:semiHidden="1" w:unhideWhenUsed="1"/>
-    <w:lsdException w:name="Body Text Indent 3" w:semiHidden="1" w:unhideWhenUsed="1"/>
-    <w:lsdException w:name="Medium Shading 1 Accent 5" w:uiPriority="63"/>
-    <w:lsdException w:name="Colorful Grid Accent 6" w:uiPriority="73"/>
-    <w:lsdException w:name="List Number 4" w:semiHidden="1" w:unhideWhenUsed="1"/>
-    <w:lsdException w:name="endnote text" w:semiHidden="1" w:unhideWhenUsed="1"/>
-    <w:lsdException w:name="Table Web 2" w:semiHidden="1" w:unhideWhenUsed="1"/>
-    <w:lsdException w:name="Medium Shading 2 Accent 2" w:uiPriority="64"/>
-    <w:lsdException w:name="Table Colorful 2" w:semiHidden="1" w:unhideWhenUsed="1"/>
-    <w:lsdException w:name="Medium List 2 Accent 3" w:uiPriority="66"/>
-    <w:lsdException w:name="Medium Shading 2 Accent 6" w:uiPriority="64"/>
-    <w:lsdException w:name="Table Professional" w:semiHidden="1" w:unhideWhenUsed="1"/>
-    <w:lsdException w:name="Medium List 1 Accent 1" w:uiPriority="65"/>
-    <w:lsdException w:name="List Table 7 Colorful" w:uiPriority="52"/>
-    <w:lsdException w:name="Grid Table 3" w:uiPriority="48"/>
-    <w:lsdException w:name="Table List 8" w:semiHidden="1" w:unhideWhenUsed="1"/>
-    <w:lsdException w:name="Balloon Text" w:semiHidden="1" w:unhideWhenUsed="1"/>
-    <w:lsdException w:name="Table Grid 4" w:semiHidden="1" w:unhideWhenUsed="1"/>
-    <w:lsdException w:name="List 5" w:semiHidden="1" w:unhideWhenUsed="1"/>
-    <w:lsdException w:name="Intense Quote" w:uiPriority="30" w:qFormat="1"/>
-    <w:lsdException w:name="Table List 7" w:semiHidden="1" w:unhideWhenUsed="1"/>
-    <w:lsdException w:name="Normal Table" w:semiHidden="1" w:unhideWhenUsed="1"/>
-    <w:lsdException w:name="Body Text" w:semiHidden="1" w:unhideWhenUsed="1"/>
-    <w:lsdException w:name="footnote reference" w:semiHidden="1" w:unhideWhenUsed="1"/>
-    <w:lsdException w:name="Grid Table 6 Colorful" w:uiPriority="51"/>
-    <w:lsdException w:name="toc 4" w:uiPriority="39" w:semiHidden="1" w:unhideWhenUsed="1"/>
-    <w:lsdException w:name="toc 5" w:uiPriority="39" w:semiHidden="1" w:unhideWhenUsed="1"/>
-    <w:lsdException w:name="Light Grid" w:uiPriority="62"/>
   </w:latentStyles>
-  <w:style w:type="paragraph" w:styleId="00002c" w:customStyle="1">
-    <w:name w:val="A正文-1标题"/>
+  <w:style w:type="character" w:styleId="000011" w:customStyle="1">
+    <w:name w:val="标题 6 字符"/>
+    <w:basedOn w:val="000018"/>
+    <w:link w:val="000010"/>
+    <w:uiPriority w:val="9"/>
+    <w:semiHidden w:val="1"/>
+    <w:rsid w:val="00D81F0C"/>
+    <w:rPr>
+      <w:rFonts w:cstheme="majorBidi"/>
+      <w:b w:val="1"/>
+      <w:bCs w:val="1"/>
+      <w:color w:val="0F4761" w:themeColor="accent1" w:themeShade="BF"/>
+    </w:rPr>
+  </w:style>
+  <w:style w:type="paragraph" w:styleId="00000c">
+    <w:name w:val="heading 4"/>
     <w:basedOn w:val="000005"/>
     <w:next w:val="000005"/>
-    <w:link w:val="00002d"/>
-    <w:qFormat w:val="1"/>
-    <w:rsid w:val="00C45758"/>
-    <w:pPr>
-      <w:widowControl w:val="1"/>
-      <w:spacing w:after="0" w:line="240" w:lineRule="auto"/>
-      <w:outlineLvl w:val="0"/>
-    </w:pPr>
-    <w:rPr>
-      <w:rFonts w:ascii="Times New Roman" w:hAnsi="Times New Roman" w:eastAsia="微软雅黑" w:cs="Times New Roman"/>
-      <w:b w:val="1"/>
-      <w:sz w:val="40"/>
-      <w14:ligatures w14:val="none"/>
-    </w:rPr>
-  </w:style>
-  <w:style w:type="character" w:styleId="000031" w:customStyle="1">
-    <w:name w:val="A正文标题 字符"/>
-    <w:basedOn w:val="000018"/>
-    <w:link w:val="000030"/>
-    <w:rsid w:val="00C45758"/>
-    <w:rPr>
-      <w:rFonts w:ascii="Times New Roman" w:hAnsi="Times New Roman" w:eastAsia="微软雅黑" w:cs="Times New Roman"/>
-      <w:b w:val="1"/>
-      <w:sz w:val="52"/>
-      <w14:ligatures w14:val="none"/>
-    </w:rPr>
-  </w:style>
-  <w:style w:type="paragraph" w:styleId="00000a">
-    <w:name w:val="heading 3"/>
-    <w:basedOn w:val="000005"/>
-    <w:next w:val="000005"/>
-    <w:link w:val="00000b"/>
+    <w:link w:val="00000d"/>
     <w:uiPriority w:val="9"/>
     <w:semiHidden w:val="1"/>
     <w:unhideWhenUsed w:val="1"/>
@@ -2424,201 +2407,14 @@
     <w:pPr>
       <w:keepNext w:val="1"/>
       <w:keepLines w:val="1"/>
-      <w:spacing w:before="160" w:after="80"/>
-      <w:outlineLvl w:val="2"/>
+      <w:spacing w:before="80" w:after="40"/>
+      <w:outlineLvl w:val="3"/>
     </w:pPr>
-    <w:rPr>
-      <w:rFonts w:asciiTheme="majorHAnsi" w:hAnsiTheme="majorHAnsi" w:eastAsiaTheme="majorEastAsia" w:cstheme="majorBidi"/>
-      <w:color w:val="0F4761" w:themeColor="accent1" w:themeShade="BF"/>
-      <w:sz w:val="32"/>
-      <w:szCs w:val="32"/>
-    </w:rPr>
-  </w:style>
-  <w:style w:type="paragraph" w:styleId="00002a" w:customStyle="1">
-    <w:name w:val="A正文"/>
-    <w:basedOn w:val="000005"/>
-    <w:link w:val="00002b"/>
-    <w:qFormat w:val="1"/>
-    <w:rsid w:val="00C45758"/>
-    <w:pPr>
-      <w:widowControl w:val="1"/>
-      <w:spacing w:after="0" w:line="240" w:lineRule="auto"/>
-      <w:ind w:firstLine="200" w:firstLineChars="200"/>
-    </w:pPr>
-    <w:rPr>
-      <w:rFonts w:ascii="Times New Roman" w:hAnsi="Times New Roman" w:eastAsia="微软雅黑" w:cs="Times New Roman"/>
-      <w:sz w:val="24"/>
-      <w14:ligatures w14:val="none"/>
-    </w:rPr>
-  </w:style>
-  <w:style w:type="paragraph" w:styleId="000026">
-    <w:name w:val="header"/>
-    <w:basedOn w:val="000005"/>
-    <w:link w:val="000027"/>
-    <w:uiPriority w:val="99"/>
-    <w:unhideWhenUsed w:val="1"/>
-    <w:rsid w:val="003F34CE"/>
-    <w:pPr>
-      <w:tabs>
-        <w:tab w:val="center" w:pos="4153"/>
-        <w:tab w:val="right" w:pos="8306"/>
-      </w:tabs>
-      <w:snapToGrid w:val="0"/>
-      <w:spacing w:line="240" w:lineRule="auto"/>
-      <w:jc w:val="center"/>
-    </w:pPr>
-    <w:rPr>
-      <w:sz w:val="18"/>
-      <w:szCs w:val="18"/>
-    </w:rPr>
-  </w:style>
-  <w:style w:type="character" w:styleId="00000d" w:customStyle="1">
-    <w:name w:val="标题 4 字符"/>
-    <w:basedOn w:val="000018"/>
-    <w:link w:val="00000c"/>
-    <w:uiPriority w:val="9"/>
-    <w:semiHidden w:val="1"/>
-    <w:rsid w:val="00D81F0C"/>
     <w:rPr>
       <w:rFonts w:cstheme="majorBidi"/>
       <w:color w:val="0F4761" w:themeColor="accent1" w:themeShade="BF"/>
       <w:sz w:val="28"/>
       <w:szCs w:val="28"/>
-    </w:rPr>
-  </w:style>
-  <w:style w:type="character" w:styleId="000020" w:customStyle="1">
-    <w:name w:val="引用 字符"/>
-    <w:basedOn w:val="000018"/>
-    <w:link w:val="00001f"/>
-    <w:uiPriority w:val="29"/>
-    <w:rsid w:val="00D81F0C"/>
-    <w:rPr>
-      <w:i w:val="1"/>
-      <w:iCs w:val="1"/>
-      <w:color w:val="404040" w:themeColor="text1" w:themeTint="BF"/>
-    </w:rPr>
-  </w:style>
-  <w:style w:type="paragraph" w:styleId="00001d">
-    <w:name w:val="Subtitle"/>
-    <w:basedOn w:val="000005"/>
-    <w:next w:val="000005"/>
-    <w:link w:val="00001e"/>
-    <w:uiPriority w:val="11"/>
-    <w:qFormat w:val="1"/>
-    <w:rsid w:val="00D81F0C"/>
-    <w:pPr>
-      <w:numPr>
-        <w:ilvl w:val="1"/>
-      </w:numPr>
-      <w:jc w:val="center"/>
-    </w:pPr>
-    <w:rPr>
-      <w:rFonts w:asciiTheme="majorHAnsi" w:hAnsiTheme="majorHAnsi" w:eastAsiaTheme="majorEastAsia" w:cstheme="majorBidi"/>
-      <w:color w:val="595959" w:themeColor="text1" w:themeTint="A6"/>
-      <w:spacing w:val="15"/>
-      <w:sz w:val="28"/>
-      <w:szCs w:val="28"/>
-    </w:rPr>
-  </w:style>
-  <w:style w:type="paragraph" w:styleId="00001b">
-    <w:name w:val="Title"/>
-    <w:basedOn w:val="000005"/>
-    <w:next w:val="000005"/>
-    <w:link w:val="00001c"/>
-    <w:uiPriority w:val="10"/>
-    <w:qFormat w:val="1"/>
-    <w:rsid w:val="00D81F0C"/>
-    <w:pPr>
-      <w:spacing w:after="80" w:line="240" w:lineRule="auto"/>
-      <w:contextualSpacing w:val="1"/>
-      <w:jc w:val="center"/>
-    </w:pPr>
-    <w:rPr>
-      <w:rFonts w:asciiTheme="majorHAnsi" w:hAnsiTheme="majorHAnsi" w:eastAsiaTheme="majorEastAsia" w:cstheme="majorBidi"/>
-      <w:spacing w:val="-10"/>
-      <w:kern w:val="28"/>
-      <w:sz w:val="56"/>
-      <w:szCs w:val="56"/>
-    </w:rPr>
-  </w:style>
-  <w:style w:type="paragraph" w:styleId="000006">
-    <w:name w:val="heading 1"/>
-    <w:basedOn w:val="000005"/>
-    <w:next w:val="000005"/>
-    <w:link w:val="000007"/>
-    <w:uiPriority w:val="9"/>
-    <w:qFormat w:val="1"/>
-    <w:rsid w:val="00D81F0C"/>
-    <w:pPr>
-      <w:keepNext w:val="1"/>
-      <w:keepLines w:val="1"/>
-      <w:spacing w:before="480" w:after="80"/>
-      <w:outlineLvl w:val="0"/>
-    </w:pPr>
-    <w:rPr>
-      <w:rFonts w:asciiTheme="majorHAnsi" w:hAnsiTheme="majorHAnsi" w:eastAsiaTheme="majorEastAsia" w:cstheme="majorBidi"/>
-      <w:color w:val="0F4761" w:themeColor="accent1" w:themeShade="BF"/>
-      <w:sz w:val="48"/>
-      <w:szCs w:val="48"/>
-    </w:rPr>
-  </w:style>
-  <w:style w:type="character" w:styleId="000024" w:customStyle="1">
-    <w:name w:val="明显引用 字符"/>
-    <w:basedOn w:val="000018"/>
-    <w:link w:val="000023"/>
-    <w:uiPriority w:val="30"/>
-    <w:rsid w:val="00D81F0C"/>
-    <w:rPr>
-      <w:i w:val="1"/>
-      <w:iCs w:val="1"/>
-      <w:color w:val="0F4761" w:themeColor="accent1" w:themeShade="BF"/>
-    </w:rPr>
-  </w:style>
-  <w:style w:type="paragraph" w:styleId="000016">
-    <w:name w:val="heading 9"/>
-    <w:basedOn w:val="000005"/>
-    <w:next w:val="000005"/>
-    <w:link w:val="000017"/>
-    <w:uiPriority w:val="9"/>
-    <w:semiHidden w:val="1"/>
-    <w:unhideWhenUsed w:val="1"/>
-    <w:qFormat w:val="1"/>
-    <w:rsid w:val="00D81F0C"/>
-    <w:pPr>
-      <w:keepNext w:val="1"/>
-      <w:keepLines w:val="1"/>
-      <w:spacing w:after="0"/>
-      <w:outlineLvl w:val="8"/>
-    </w:pPr>
-    <w:rPr>
-      <w:rFonts w:eastAsiaTheme="majorEastAsia" w:cstheme="majorBidi"/>
-      <w:color w:val="595959" w:themeColor="text1" w:themeTint="A6"/>
-    </w:rPr>
-  </w:style>
-  <w:style w:type="character" w:styleId="000013" w:customStyle="1">
-    <w:name w:val="标题 7 字符"/>
-    <w:basedOn w:val="000018"/>
-    <w:link w:val="000012"/>
-    <w:uiPriority w:val="9"/>
-    <w:semiHidden w:val="1"/>
-    <w:rsid w:val="00D81F0C"/>
-    <w:rPr>
-      <w:rFonts w:cstheme="majorBidi"/>
-      <w:b w:val="1"/>
-      <w:bCs w:val="1"/>
-      <w:color w:val="595959" w:themeColor="text1" w:themeTint="A6"/>
-    </w:rPr>
-  </w:style>
-  <w:style w:type="character" w:styleId="00002f" w:customStyle="1">
-    <w:name w:val="A正文-2标题 字符"/>
-    <w:basedOn w:val="000018"/>
-    <w:link w:val="00002e"/>
-    <w:rsid w:val="00C45758"/>
-    <w:rPr>
-      <w:rFonts w:ascii="Times New Roman" w:hAnsi="Times New Roman" w:eastAsia="微软雅黑" w:cs="Times New Roman"/>
-      <w:b w:val="1"/>
-      <w:sz w:val="28"/>
-      <w14:ligatures w14:val="none"/>
     </w:rPr>
   </w:style>
   <w:style w:type="paragraph" w:styleId="00002e" w:customStyle="1">
@@ -2640,144 +2436,6 @@
       <w14:ligatures w14:val="none"/>
     </w:rPr>
   </w:style>
-  <w:style w:type="paragraph" w:styleId="000014">
-    <w:name w:val="heading 8"/>
-    <w:basedOn w:val="000005"/>
-    <w:next w:val="000005"/>
-    <w:link w:val="000015"/>
-    <w:uiPriority w:val="9"/>
-    <w:semiHidden w:val="1"/>
-    <w:unhideWhenUsed w:val="1"/>
-    <w:qFormat w:val="1"/>
-    <w:rsid w:val="00D81F0C"/>
-    <w:pPr>
-      <w:keepNext w:val="1"/>
-      <w:keepLines w:val="1"/>
-      <w:spacing w:after="0"/>
-      <w:outlineLvl w:val="7"/>
-    </w:pPr>
-    <w:rPr>
-      <w:rFonts w:cstheme="majorBidi"/>
-      <w:color w:val="595959" w:themeColor="text1" w:themeTint="A6"/>
-    </w:rPr>
-  </w:style>
-  <w:style w:type="character" w:styleId="00000f" w:customStyle="1">
-    <w:name w:val="标题 5 字符"/>
-    <w:basedOn w:val="000018"/>
-    <w:link w:val="00000e"/>
-    <w:uiPriority w:val="9"/>
-    <w:semiHidden w:val="1"/>
-    <w:rsid w:val="00D81F0C"/>
-    <w:rPr>
-      <w:rFonts w:cstheme="majorBidi"/>
-      <w:color w:val="0F4761" w:themeColor="accent1" w:themeShade="BF"/>
-      <w:sz w:val="24"/>
-    </w:rPr>
-  </w:style>
-  <w:style w:type="character" w:styleId="000017" w:customStyle="1">
-    <w:name w:val="标题 9 字符"/>
-    <w:basedOn w:val="000018"/>
-    <w:link w:val="000016"/>
-    <w:uiPriority w:val="9"/>
-    <w:semiHidden w:val="1"/>
-    <w:rsid w:val="00D81F0C"/>
-    <w:rPr>
-      <w:rFonts w:eastAsiaTheme="majorEastAsia" w:cstheme="majorBidi"/>
-      <w:color w:val="595959" w:themeColor="text1" w:themeTint="A6"/>
-    </w:rPr>
-  </w:style>
-  <w:style w:type="paragraph" w:styleId="000030" w:customStyle="1">
-    <w:name w:val="A正文标题"/>
-    <w:basedOn w:val="000005"/>
-    <w:next w:val="000005"/>
-    <w:link w:val="000031"/>
-    <w:qFormat w:val="1"/>
-    <w:rsid w:val="00C45758"/>
-    <w:pPr>
-      <w:widowControl w:val="1"/>
-      <w:spacing w:after="0" w:line="240" w:lineRule="auto"/>
-    </w:pPr>
-    <w:rPr>
-      <w:rFonts w:ascii="Times New Roman" w:hAnsi="Times New Roman" w:eastAsia="微软雅黑" w:cs="Times New Roman"/>
-      <w:b w:val="1"/>
-      <w:sz w:val="52"/>
-      <w14:ligatures w14:val="none"/>
-    </w:rPr>
-  </w:style>
-  <w:style w:type="character" w:styleId="00002b" w:customStyle="1">
-    <w:name w:val="A正文 字符"/>
-    <w:basedOn w:val="000018"/>
-    <w:link w:val="00002a"/>
-    <w:rsid w:val="00C45758"/>
-    <w:rPr>
-      <w:rFonts w:ascii="Times New Roman" w:hAnsi="Times New Roman" w:eastAsia="微软雅黑" w:cs="Times New Roman"/>
-      <w:sz w:val="24"/>
-      <w14:ligatures w14:val="none"/>
-    </w:rPr>
-  </w:style>
-  <w:style w:type="character" w:styleId="00002d" w:customStyle="1">
-    <w:name w:val="A正文-1标题 字符"/>
-    <w:basedOn w:val="000018"/>
-    <w:link w:val="00002c"/>
-    <w:rsid w:val="00C45758"/>
-    <w:rPr>
-      <w:rFonts w:ascii="Times New Roman" w:hAnsi="Times New Roman" w:eastAsia="微软雅黑" w:cs="Times New Roman"/>
-      <w:b w:val="1"/>
-      <w:sz w:val="40"/>
-      <w14:ligatures w14:val="none"/>
-    </w:rPr>
-  </w:style>
-  <w:style w:type="numbering" w:styleId="00001a" w:default="1">
-    <w:name w:val="No List"/>
-    <w:uiPriority w:val="99"/>
-    <w:semiHidden w:val="1"/>
-    <w:unhideWhenUsed w:val="1"/>
-  </w:style>
-  <w:style w:type="character" w:styleId="000011" w:customStyle="1">
-    <w:name w:val="标题 6 字符"/>
-    <w:basedOn w:val="000018"/>
-    <w:link w:val="000010"/>
-    <w:uiPriority w:val="9"/>
-    <w:semiHidden w:val="1"/>
-    <w:rsid w:val="00D81F0C"/>
-    <w:rPr>
-      <w:rFonts w:cstheme="majorBidi"/>
-      <w:b w:val="1"/>
-      <w:bCs w:val="1"/>
-      <w:color w:val="0F4761" w:themeColor="accent1" w:themeShade="BF"/>
-    </w:rPr>
-  </w:style>
-  <w:style w:type="character" w:styleId="000007" w:customStyle="1">
-    <w:name w:val="标题 1 字符"/>
-    <w:basedOn w:val="000018"/>
-    <w:link w:val="000006"/>
-    <w:uiPriority w:val="9"/>
-    <w:rsid w:val="00D81F0C"/>
-    <w:rPr>
-      <w:rFonts w:asciiTheme="majorHAnsi" w:hAnsiTheme="majorHAnsi" w:eastAsiaTheme="majorEastAsia" w:cstheme="majorBidi"/>
-      <w:color w:val="0F4761" w:themeColor="accent1" w:themeShade="BF"/>
-      <w:sz w:val="48"/>
-      <w:szCs w:val="48"/>
-    </w:rPr>
-  </w:style>
-  <w:style w:type="character" w:styleId="000018" w:default="1">
-    <w:name w:val="Default Paragraph Font"/>
-    <w:uiPriority w:val="1"/>
-    <w:semiHidden w:val="1"/>
-    <w:unhideWhenUsed w:val="1"/>
-  </w:style>
-  <w:style w:type="character" w:styleId="000015" w:customStyle="1">
-    <w:name w:val="标题 8 字符"/>
-    <w:basedOn w:val="000018"/>
-    <w:link w:val="000014"/>
-    <w:uiPriority w:val="9"/>
-    <w:semiHidden w:val="1"/>
-    <w:rsid w:val="00D81F0C"/>
-    <w:rPr>
-      <w:rFonts w:cstheme="majorBidi"/>
-      <w:color w:val="595959" w:themeColor="text1" w:themeTint="A6"/>
-    </w:rPr>
-  </w:style>
   <w:style w:type="character" w:styleId="000022">
     <w:name w:val="Intense Emphasis"/>
     <w:basedOn w:val="000018"/>
@@ -2790,6 +2448,20 @@
       <w:color w:val="0F4761" w:themeColor="accent1" w:themeShade="BF"/>
     </w:rPr>
   </w:style>
+  <w:style w:type="character" w:styleId="00001e" w:customStyle="1">
+    <w:name w:val="副标题 字符"/>
+    <w:basedOn w:val="000018"/>
+    <w:link w:val="00001d"/>
+    <w:uiPriority w:val="11"/>
+    <w:rsid w:val="00D81F0C"/>
+    <w:rPr>
+      <w:rFonts w:asciiTheme="majorHAnsi" w:hAnsiTheme="majorHAnsi" w:eastAsiaTheme="majorEastAsia" w:cstheme="majorBidi"/>
+      <w:color w:val="595959" w:themeColor="text1" w:themeTint="A6"/>
+      <w:spacing w:val="15"/>
+      <w:sz w:val="28"/>
+      <w:szCs w:val="28"/>
+    </w:rPr>
+  </w:style>
   <w:style w:type="paragraph" w:styleId="000005" w:default="1">
     <w:name w:val="Normal"/>
     <w:qFormat w:val="1"/>
@@ -2797,88 +2469,31 @@
       <w:widowControl w:val="0"/>
     </w:pPr>
   </w:style>
-  <w:style w:type="table" w:styleId="000019" w:default="1">
-    <w:name w:val="Normal Table"/>
-    <w:uiPriority w:val="99"/>
-    <w:semiHidden w:val="1"/>
-    <w:unhideWhenUsed w:val="1"/>
-    <w:tblPr>
-      <w:tblInd w:w="0" w:type="dxa"/>
-      <w:tblCellMar>
-        <w:top w:w="0" w:type="dxa"/>
-        <w:left w:w="108" w:type="dxa"/>
-        <w:bottom w:w="0" w:type="dxa"/>
-        <w:right w:w="108" w:type="dxa"/>
-      </w:tblCellMar>
-    </w:tblPr>
-  </w:style>
-  <w:style w:type="paragraph" w:styleId="000012">
-    <w:name w:val="heading 7"/>
-    <w:basedOn w:val="000005"/>
-    <w:next w:val="000005"/>
-    <w:link w:val="000013"/>
+  <w:style w:type="character" w:styleId="00000b" w:customStyle="1">
+    <w:name w:val="标题 3 字符"/>
+    <w:basedOn w:val="000018"/>
+    <w:link w:val="00000a"/>
     <w:uiPriority w:val="9"/>
     <w:semiHidden w:val="1"/>
-    <w:unhideWhenUsed w:val="1"/>
-    <w:qFormat w:val="1"/>
     <w:rsid w:val="00D81F0C"/>
-    <w:pPr>
-      <w:keepNext w:val="1"/>
-      <w:keepLines w:val="1"/>
-      <w:spacing w:before="40" w:after="0"/>
-      <w:outlineLvl w:val="6"/>
-    </w:pPr>
-    <w:rPr>
-      <w:rFonts w:cstheme="majorBidi"/>
+    <w:rPr>
+      <w:rFonts w:asciiTheme="majorHAnsi" w:hAnsiTheme="majorHAnsi" w:eastAsiaTheme="majorEastAsia" w:cstheme="majorBidi"/>
+      <w:color w:val="0F4761" w:themeColor="accent1" w:themeShade="BF"/>
+      <w:sz w:val="32"/>
+      <w:szCs w:val="32"/>
+    </w:rPr>
+  </w:style>
+  <w:style w:type="character" w:styleId="00002f" w:customStyle="1">
+    <w:name w:val="A正文-2标题 字符"/>
+    <w:basedOn w:val="000018"/>
+    <w:link w:val="00002e"/>
+    <w:rsid w:val="00C45758"/>
+    <w:rPr>
+      <w:rFonts w:ascii="Times New Roman" w:hAnsi="Times New Roman" w:eastAsia="微软雅黑" w:cs="Times New Roman"/>
       <w:b w:val="1"/>
-      <w:bCs w:val="1"/>
-      <w:color w:val="595959" w:themeColor="text1" w:themeTint="A6"/>
-    </w:rPr>
-  </w:style>
-  <w:style w:type="character" w:styleId="000027" w:customStyle="1">
-    <w:name w:val="页眉 字符"/>
-    <w:basedOn w:val="000018"/>
-    <w:link w:val="000026"/>
-    <w:uiPriority w:val="99"/>
-    <w:rsid w:val="003F34CE"/>
-    <w:rPr>
-      <w:sz w:val="18"/>
-      <w:szCs w:val="18"/>
-    </w:rPr>
-  </w:style>
-  <w:style w:type="paragraph" w:styleId="000010">
-    <w:name w:val="heading 6"/>
-    <w:basedOn w:val="000005"/>
-    <w:next w:val="000005"/>
-    <w:link w:val="000011"/>
-    <w:uiPriority w:val="9"/>
-    <w:semiHidden w:val="1"/>
-    <w:unhideWhenUsed w:val="1"/>
-    <w:qFormat w:val="1"/>
-    <w:rsid w:val="00D81F0C"/>
-    <w:pPr>
-      <w:keepNext w:val="1"/>
-      <w:keepLines w:val="1"/>
-      <w:spacing w:before="40" w:after="0"/>
-      <w:outlineLvl w:val="5"/>
-    </w:pPr>
-    <w:rPr>
-      <w:rFonts w:cstheme="majorBidi"/>
-      <w:b w:val="1"/>
-      <w:bCs w:val="1"/>
-      <w:color w:val="0F4761" w:themeColor="accent1" w:themeShade="BF"/>
-    </w:rPr>
-  </w:style>
-  <w:style w:type="paragraph" w:styleId="000021">
-    <w:name w:val="List Paragraph"/>
-    <w:basedOn w:val="000005"/>
-    <w:uiPriority w:val="34"/>
-    <w:qFormat w:val="1"/>
-    <w:rsid w:val="00D81F0C"/>
-    <w:pPr>
-      <w:ind w:left="720"/>
-      <w:contextualSpacing w:val="1"/>
-    </w:pPr>
+      <w:sz w:val="28"/>
+      <w14:ligatures w14:val="none"/>
+    </w:rPr>
   </w:style>
   <w:style w:type="table" w:styleId="000034">
     <w:name w:val="Table Grid"/>
@@ -2899,125 +2514,6 @@
       </w:tblBorders>
     </w:tblPr>
   </w:style>
-  <w:style w:type="character" w:styleId="00001c" w:customStyle="1">
-    <w:name w:val="标题 字符"/>
-    <w:basedOn w:val="000018"/>
-    <w:link w:val="00001b"/>
-    <w:uiPriority w:val="10"/>
-    <w:rsid w:val="00D81F0C"/>
-    <w:rPr>
-      <w:rFonts w:asciiTheme="majorHAnsi" w:hAnsiTheme="majorHAnsi" w:eastAsiaTheme="majorEastAsia" w:cstheme="majorBidi"/>
-      <w:spacing w:val="-10"/>
-      <w:kern w:val="28"/>
-      <w:sz w:val="56"/>
-      <w:szCs w:val="56"/>
-    </w:rPr>
-  </w:style>
-  <w:style w:type="character" w:styleId="000033" w:customStyle="1">
-    <w:name w:val="B正文 字符"/>
-    <w:basedOn w:val="000018"/>
-    <w:link w:val="000032"/>
-    <w:rsid w:val="00C45758"/>
-    <w:rPr>
-      <w:rFonts w:ascii="微软雅黑" w:hAnsi="微软雅黑" w:eastAsia="微软雅黑" w:cs="微软雅黑"/>
-      <w:sz w:val="24"/>
-      <w14:ligatures w14:val="none"/>
-    </w:rPr>
-  </w:style>
-  <w:style w:type="paragraph" w:styleId="00000e">
-    <w:name w:val="heading 5"/>
-    <w:basedOn w:val="000005"/>
-    <w:next w:val="000005"/>
-    <w:link w:val="00000f"/>
-    <w:uiPriority w:val="9"/>
-    <w:semiHidden w:val="1"/>
-    <w:unhideWhenUsed w:val="1"/>
-    <w:qFormat w:val="1"/>
-    <w:rsid w:val="00D81F0C"/>
-    <w:pPr>
-      <w:keepNext w:val="1"/>
-      <w:keepLines w:val="1"/>
-      <w:spacing w:before="80" w:after="40"/>
-      <w:outlineLvl w:val="4"/>
-    </w:pPr>
-    <w:rPr>
-      <w:rFonts w:cstheme="majorBidi"/>
-      <w:color w:val="0F4761" w:themeColor="accent1" w:themeShade="BF"/>
-      <w:sz w:val="24"/>
-    </w:rPr>
-  </w:style>
-  <w:style w:type="paragraph" w:styleId="000032" w:customStyle="1">
-    <w:name w:val="B正文"/>
-    <w:basedOn w:val="000005"/>
-    <w:link w:val="000033"/>
-    <w:qFormat w:val="1"/>
-    <w:rsid w:val="00C45758"/>
-    <w:pPr>
-      <w:spacing w:after="0" w:line="360" w:lineRule="auto"/>
-    </w:pPr>
-    <w:rPr>
-      <w:rFonts w:ascii="微软雅黑" w:hAnsi="微软雅黑" w:eastAsia="微软雅黑" w:cs="微软雅黑"/>
-      <w:sz w:val="24"/>
-      <w14:ligatures w14:val="none"/>
-    </w:rPr>
-  </w:style>
-  <w:style w:type="paragraph" w:styleId="000008">
-    <w:name w:val="heading 2"/>
-    <w:basedOn w:val="000005"/>
-    <w:next w:val="000005"/>
-    <w:link w:val="000009"/>
-    <w:uiPriority w:val="9"/>
-    <w:semiHidden w:val="1"/>
-    <w:unhideWhenUsed w:val="1"/>
-    <w:qFormat w:val="1"/>
-    <w:rsid w:val="00D81F0C"/>
-    <w:pPr>
-      <w:keepNext w:val="1"/>
-      <w:keepLines w:val="1"/>
-      <w:spacing w:before="160" w:after="80"/>
-      <w:outlineLvl w:val="1"/>
-    </w:pPr>
-    <w:rPr>
-      <w:rFonts w:asciiTheme="majorHAnsi" w:hAnsiTheme="majorHAnsi" w:eastAsiaTheme="majorEastAsia" w:cstheme="majorBidi"/>
-      <w:color w:val="0F4761" w:themeColor="accent1" w:themeShade="BF"/>
-      <w:sz w:val="40"/>
-      <w:szCs w:val="40"/>
-    </w:rPr>
-  </w:style>
-  <w:style w:type="paragraph" w:styleId="000028">
-    <w:name w:val="footer"/>
-    <w:basedOn w:val="000005"/>
-    <w:link w:val="000029"/>
-    <w:uiPriority w:val="99"/>
-    <w:unhideWhenUsed w:val="1"/>
-    <w:rsid w:val="003F34CE"/>
-    <w:pPr>
-      <w:tabs>
-        <w:tab w:val="center" w:pos="4153"/>
-        <w:tab w:val="right" w:pos="8306"/>
-      </w:tabs>
-      <w:snapToGrid w:val="0"/>
-      <w:spacing w:line="240" w:lineRule="auto"/>
-    </w:pPr>
-    <w:rPr>
-      <w:sz w:val="18"/>
-      <w:szCs w:val="18"/>
-    </w:rPr>
-  </w:style>
-  <w:style w:type="character" w:styleId="00001e" w:customStyle="1">
-    <w:name w:val="副标题 字符"/>
-    <w:basedOn w:val="000018"/>
-    <w:link w:val="00001d"/>
-    <w:uiPriority w:val="11"/>
-    <w:rsid w:val="00D81F0C"/>
-    <w:rPr>
-      <w:rFonts w:asciiTheme="majorHAnsi" w:hAnsiTheme="majorHAnsi" w:eastAsiaTheme="majorEastAsia" w:cstheme="majorBidi"/>
-      <w:color w:val="595959" w:themeColor="text1" w:themeTint="A6"/>
-      <w:spacing w:val="15"/>
-      <w:sz w:val="28"/>
-      <w:szCs w:val="28"/>
-    </w:rPr>
-  </w:style>
   <w:style w:type="paragraph" w:styleId="000023">
     <w:name w:val="Intense Quote"/>
     <w:basedOn w:val="000005"/>
@@ -3041,6 +2537,113 @@
       <w:color w:val="0F4761" w:themeColor="accent1" w:themeShade="BF"/>
     </w:rPr>
   </w:style>
+  <w:style w:type="character" w:styleId="00002b" w:customStyle="1">
+    <w:name w:val="A正文 字符"/>
+    <w:basedOn w:val="000018"/>
+    <w:link w:val="00002a"/>
+    <w:rsid w:val="00C45758"/>
+    <w:rPr>
+      <w:rFonts w:ascii="Times New Roman" w:hAnsi="Times New Roman" w:eastAsia="微软雅黑" w:cs="Times New Roman"/>
+      <w:sz w:val="24"/>
+      <w14:ligatures w14:val="none"/>
+    </w:rPr>
+  </w:style>
+  <w:style w:type="character" w:styleId="000017" w:customStyle="1">
+    <w:name w:val="标题 9 字符"/>
+    <w:basedOn w:val="000018"/>
+    <w:link w:val="000016"/>
+    <w:uiPriority w:val="9"/>
+    <w:semiHidden w:val="1"/>
+    <w:rsid w:val="00D81F0C"/>
+    <w:rPr>
+      <w:rFonts w:eastAsiaTheme="majorEastAsia" w:cstheme="majorBidi"/>
+      <w:color w:val="595959" w:themeColor="text1" w:themeTint="A6"/>
+    </w:rPr>
+  </w:style>
+  <w:style w:type="paragraph" w:styleId="000028">
+    <w:name w:val="footer"/>
+    <w:basedOn w:val="000005"/>
+    <w:link w:val="000029"/>
+    <w:uiPriority w:val="99"/>
+    <w:unhideWhenUsed w:val="1"/>
+    <w:rsid w:val="003F34CE"/>
+    <w:pPr>
+      <w:tabs>
+        <w:tab w:val="center" w:pos="4153"/>
+        <w:tab w:val="right" w:pos="8306"/>
+      </w:tabs>
+      <w:snapToGrid w:val="0"/>
+      <w:spacing w:line="240" w:lineRule="auto"/>
+    </w:pPr>
+    <w:rPr>
+      <w:sz w:val="18"/>
+      <w:szCs w:val="18"/>
+    </w:rPr>
+  </w:style>
+  <w:style w:type="paragraph" w:styleId="000032" w:customStyle="1">
+    <w:name w:val="B正文"/>
+    <w:basedOn w:val="000005"/>
+    <w:link w:val="000033"/>
+    <w:qFormat w:val="1"/>
+    <w:rsid w:val="00C45758"/>
+    <w:pPr>
+      <w:spacing w:after="0" w:line="360" w:lineRule="auto"/>
+    </w:pPr>
+    <w:rPr>
+      <w:rFonts w:ascii="微软雅黑" w:hAnsi="微软雅黑" w:eastAsia="微软雅黑" w:cs="微软雅黑"/>
+      <w:sz w:val="24"/>
+      <w14:ligatures w14:val="none"/>
+    </w:rPr>
+  </w:style>
+  <w:style w:type="numbering" w:styleId="00001a" w:default="1">
+    <w:name w:val="No List"/>
+    <w:uiPriority w:val="99"/>
+    <w:semiHidden w:val="1"/>
+    <w:unhideWhenUsed w:val="1"/>
+  </w:style>
+  <w:style w:type="character" w:styleId="00002d" w:customStyle="1">
+    <w:name w:val="A正文-1标题 字符"/>
+    <w:basedOn w:val="000018"/>
+    <w:link w:val="00002c"/>
+    <w:rsid w:val="00C45758"/>
+    <w:rPr>
+      <w:rFonts w:ascii="Times New Roman" w:hAnsi="Times New Roman" w:eastAsia="微软雅黑" w:cs="Times New Roman"/>
+      <w:b w:val="1"/>
+      <w:sz w:val="40"/>
+      <w14:ligatures w14:val="none"/>
+    </w:rPr>
+  </w:style>
+  <w:style w:type="paragraph" w:styleId="00002a" w:customStyle="1">
+    <w:name w:val="A正文"/>
+    <w:basedOn w:val="000005"/>
+    <w:link w:val="00002b"/>
+    <w:qFormat w:val="1"/>
+    <w:rsid w:val="00C45758"/>
+    <w:pPr>
+      <w:widowControl w:val="1"/>
+      <w:spacing w:after="0" w:line="240" w:lineRule="auto"/>
+      <w:ind w:firstLine="200" w:firstLineChars="200"/>
+    </w:pPr>
+    <w:rPr>
+      <w:rFonts w:ascii="Times New Roman" w:hAnsi="Times New Roman" w:eastAsia="微软雅黑" w:cs="Times New Roman"/>
+      <w:sz w:val="24"/>
+      <w14:ligatures w14:val="none"/>
+    </w:rPr>
+  </w:style>
+  <w:style w:type="character" w:styleId="000009" w:customStyle="1">
+    <w:name w:val="标题 2 字符"/>
+    <w:basedOn w:val="000018"/>
+    <w:link w:val="000008"/>
+    <w:uiPriority w:val="9"/>
+    <w:semiHidden w:val="1"/>
+    <w:rsid w:val="00D81F0C"/>
+    <w:rPr>
+      <w:rFonts w:asciiTheme="majorHAnsi" w:hAnsiTheme="majorHAnsi" w:eastAsiaTheme="majorEastAsia" w:cstheme="majorBidi"/>
+      <w:color w:val="0F4761" w:themeColor="accent1" w:themeShade="BF"/>
+      <w:sz w:val="40"/>
+      <w:szCs w:val="40"/>
+    </w:rPr>
+  </w:style>
   <w:style w:type="character" w:styleId="000029" w:customStyle="1">
     <w:name w:val="页脚 字符"/>
     <w:basedOn w:val="000018"/>
@@ -3052,11 +2655,58 @@
       <w:szCs w:val="18"/>
     </w:rPr>
   </w:style>
-  <w:style w:type="paragraph" w:styleId="00000c">
-    <w:name w:val="heading 4"/>
+  <w:style w:type="character" w:styleId="000025">
+    <w:name w:val="Intense Reference"/>
+    <w:basedOn w:val="000018"/>
+    <w:uiPriority w:val="32"/>
+    <w:qFormat w:val="1"/>
+    <w:rsid w:val="00D81F0C"/>
+    <w:rPr>
+      <w:b w:val="1"/>
+      <w:bCs w:val="1"/>
+      <w:smallCaps w:val="1"/>
+      <w:color w:val="0F4761" w:themeColor="accent1" w:themeShade="BF"/>
+      <w:spacing w:val="5"/>
+    </w:rPr>
+  </w:style>
+  <w:style w:type="character" w:styleId="000024" w:customStyle="1">
+    <w:name w:val="明显引用 字符"/>
+    <w:basedOn w:val="000018"/>
+    <w:link w:val="000023"/>
+    <w:uiPriority w:val="30"/>
+    <w:rsid w:val="00D81F0C"/>
+    <w:rPr>
+      <w:i w:val="1"/>
+      <w:iCs w:val="1"/>
+      <w:color w:val="0F4761" w:themeColor="accent1" w:themeShade="BF"/>
+    </w:rPr>
+  </w:style>
+  <w:style w:type="paragraph" w:styleId="000014">
+    <w:name w:val="heading 8"/>
     <w:basedOn w:val="000005"/>
     <w:next w:val="000005"/>
-    <w:link w:val="00000d"/>
+    <w:link w:val="000015"/>
+    <w:uiPriority w:val="9"/>
+    <w:semiHidden w:val="1"/>
+    <w:unhideWhenUsed w:val="1"/>
+    <w:qFormat w:val="1"/>
+    <w:rsid w:val="00D81F0C"/>
+    <w:pPr>
+      <w:keepNext w:val="1"/>
+      <w:keepLines w:val="1"/>
+      <w:spacing w:after="0"/>
+      <w:outlineLvl w:val="7"/>
+    </w:pPr>
+    <w:rPr>
+      <w:rFonts w:cstheme="majorBidi"/>
+      <w:color w:val="595959" w:themeColor="text1" w:themeTint="A6"/>
+    </w:rPr>
+  </w:style>
+  <w:style w:type="paragraph" w:styleId="00000e">
+    <w:name w:val="heading 5"/>
+    <w:basedOn w:val="000005"/>
+    <w:next w:val="000005"/>
+    <w:link w:val="00000f"/>
     <w:uiPriority w:val="9"/>
     <w:semiHidden w:val="1"/>
     <w:unhideWhenUsed w:val="1"/>
@@ -3066,27 +2716,12 @@
       <w:keepNext w:val="1"/>
       <w:keepLines w:val="1"/>
       <w:spacing w:before="80" w:after="40"/>
-      <w:outlineLvl w:val="3"/>
+      <w:outlineLvl w:val="4"/>
     </w:pPr>
     <w:rPr>
       <w:rFonts w:cstheme="majorBidi"/>
       <w:color w:val="0F4761" w:themeColor="accent1" w:themeShade="BF"/>
-      <w:sz w:val="28"/>
-      <w:szCs w:val="28"/>
-    </w:rPr>
-  </w:style>
-  <w:style w:type="character" w:styleId="000009" w:customStyle="1">
-    <w:name w:val="标题 2 字符"/>
-    <w:basedOn w:val="000018"/>
-    <w:link w:val="000008"/>
-    <w:uiPriority w:val="9"/>
-    <w:semiHidden w:val="1"/>
-    <w:rsid w:val="00D81F0C"/>
-    <w:rPr>
-      <w:rFonts w:asciiTheme="majorHAnsi" w:hAnsiTheme="majorHAnsi" w:eastAsiaTheme="majorEastAsia" w:cstheme="majorBidi"/>
-      <w:color w:val="0F4761" w:themeColor="accent1" w:themeShade="BF"/>
-      <w:sz w:val="40"/>
-      <w:szCs w:val="40"/>
+      <w:sz w:val="24"/>
     </w:rPr>
   </w:style>
   <w:style w:type="paragraph" w:styleId="00001f">
@@ -3107,13 +2742,116 @@
       <w:color w:val="404040" w:themeColor="text1" w:themeTint="BF"/>
     </w:rPr>
   </w:style>
-  <w:style w:type="character" w:styleId="00000b" w:customStyle="1">
-    <w:name w:val="标题 3 字符"/>
-    <w:basedOn w:val="000018"/>
-    <w:link w:val="00000a"/>
+  <w:style w:type="character" w:styleId="000018" w:default="1">
+    <w:name w:val="Default Paragraph Font"/>
+    <w:uiPriority w:val="1"/>
+    <w:semiHidden w:val="1"/>
+    <w:unhideWhenUsed w:val="1"/>
+  </w:style>
+  <w:style w:type="paragraph" w:styleId="000012">
+    <w:name w:val="heading 7"/>
+    <w:basedOn w:val="000005"/>
+    <w:next w:val="000005"/>
+    <w:link w:val="000013"/>
     <w:uiPriority w:val="9"/>
     <w:semiHidden w:val="1"/>
+    <w:unhideWhenUsed w:val="1"/>
+    <w:qFormat w:val="1"/>
     <w:rsid w:val="00D81F0C"/>
+    <w:pPr>
+      <w:keepNext w:val="1"/>
+      <w:keepLines w:val="1"/>
+      <w:spacing w:before="40" w:after="0"/>
+      <w:outlineLvl w:val="6"/>
+    </w:pPr>
+    <w:rPr>
+      <w:rFonts w:cstheme="majorBidi"/>
+      <w:b w:val="1"/>
+      <w:bCs w:val="1"/>
+      <w:color w:val="595959" w:themeColor="text1" w:themeTint="A6"/>
+    </w:rPr>
+  </w:style>
+  <w:style w:type="character" w:styleId="000031" w:customStyle="1">
+    <w:name w:val="A正文标题 字符"/>
+    <w:basedOn w:val="000018"/>
+    <w:link w:val="000030"/>
+    <w:rsid w:val="00C45758"/>
+    <w:rPr>
+      <w:rFonts w:ascii="Times New Roman" w:hAnsi="Times New Roman" w:eastAsia="微软雅黑" w:cs="Times New Roman"/>
+      <w:b w:val="1"/>
+      <w:sz w:val="52"/>
+      <w14:ligatures w14:val="none"/>
+    </w:rPr>
+  </w:style>
+  <w:style w:type="paragraph" w:styleId="000016">
+    <w:name w:val="heading 9"/>
+    <w:basedOn w:val="000005"/>
+    <w:next w:val="000005"/>
+    <w:link w:val="000017"/>
+    <w:uiPriority w:val="9"/>
+    <w:semiHidden w:val="1"/>
+    <w:unhideWhenUsed w:val="1"/>
+    <w:qFormat w:val="1"/>
+    <w:rsid w:val="00D81F0C"/>
+    <w:pPr>
+      <w:keepNext w:val="1"/>
+      <w:keepLines w:val="1"/>
+      <w:spacing w:after="0"/>
+      <w:outlineLvl w:val="8"/>
+    </w:pPr>
+    <w:rPr>
+      <w:rFonts w:eastAsiaTheme="majorEastAsia" w:cstheme="majorBidi"/>
+      <w:color w:val="595959" w:themeColor="text1" w:themeTint="A6"/>
+    </w:rPr>
+  </w:style>
+  <w:style w:type="paragraph" w:styleId="000006">
+    <w:name w:val="heading 1"/>
+    <w:basedOn w:val="000005"/>
+    <w:next w:val="000005"/>
+    <w:link w:val="000007"/>
+    <w:uiPriority w:val="9"/>
+    <w:qFormat w:val="1"/>
+    <w:rsid w:val="00D81F0C"/>
+    <w:pPr>
+      <w:keepNext w:val="1"/>
+      <w:keepLines w:val="1"/>
+      <w:spacing w:before="480" w:after="80"/>
+      <w:outlineLvl w:val="0"/>
+    </w:pPr>
+    <w:rPr>
+      <w:rFonts w:asciiTheme="majorHAnsi" w:hAnsiTheme="majorHAnsi" w:eastAsiaTheme="majorEastAsia" w:cstheme="majorBidi"/>
+      <w:color w:val="0F4761" w:themeColor="accent1" w:themeShade="BF"/>
+      <w:sz w:val="48"/>
+      <w:szCs w:val="48"/>
+    </w:rPr>
+  </w:style>
+  <w:style w:type="character" w:styleId="000033" w:customStyle="1">
+    <w:name w:val="B正文 字符"/>
+    <w:basedOn w:val="000018"/>
+    <w:link w:val="000032"/>
+    <w:rsid w:val="00C45758"/>
+    <w:rPr>
+      <w:rFonts w:ascii="微软雅黑" w:hAnsi="微软雅黑" w:eastAsia="微软雅黑" w:cs="微软雅黑"/>
+      <w:sz w:val="24"/>
+      <w14:ligatures w14:val="none"/>
+    </w:rPr>
+  </w:style>
+  <w:style w:type="paragraph" w:styleId="00000a">
+    <w:name w:val="heading 3"/>
+    <w:basedOn w:val="000005"/>
+    <w:next w:val="000005"/>
+    <w:link w:val="00000b"/>
+    <w:uiPriority w:val="9"/>
+    <w:semiHidden w:val="1"/>
+    <w:unhideWhenUsed w:val="1"/>
+    <w:qFormat w:val="1"/>
+    <w:rsid w:val="00D81F0C"/>
+    <w:pPr>
+      <w:keepNext w:val="1"/>
+      <w:keepLines w:val="1"/>
+      <w:spacing w:before="160" w:after="80"/>
+      <w:outlineLvl w:val="2"/>
+    </w:pPr>
     <w:rPr>
       <w:rFonts w:asciiTheme="majorHAnsi" w:hAnsiTheme="majorHAnsi" w:eastAsiaTheme="majorEastAsia" w:cstheme="majorBidi"/>
       <w:color w:val="0F4761" w:themeColor="accent1" w:themeShade="BF"/>
@@ -3121,18 +2859,280 @@
       <w:szCs w:val="32"/>
     </w:rPr>
   </w:style>
-  <w:style w:type="character" w:styleId="000025">
-    <w:name w:val="Intense Reference"/>
+  <w:style w:type="character" w:styleId="000027" w:customStyle="1">
+    <w:name w:val="页眉 字符"/>
     <w:basedOn w:val="000018"/>
-    <w:uiPriority w:val="32"/>
+    <w:link w:val="000026"/>
+    <w:uiPriority w:val="99"/>
+    <w:rsid w:val="003F34CE"/>
+    <w:rPr>
+      <w:sz w:val="18"/>
+      <w:szCs w:val="18"/>
+    </w:rPr>
+  </w:style>
+  <w:style w:type="paragraph" w:styleId="000026">
+    <w:name w:val="header"/>
+    <w:basedOn w:val="000005"/>
+    <w:link w:val="000027"/>
+    <w:uiPriority w:val="99"/>
+    <w:unhideWhenUsed w:val="1"/>
+    <w:rsid w:val="003F34CE"/>
+    <w:pPr>
+      <w:tabs>
+        <w:tab w:val="center" w:pos="4153"/>
+        <w:tab w:val="right" w:pos="8306"/>
+      </w:tabs>
+      <w:snapToGrid w:val="0"/>
+      <w:spacing w:line="240" w:lineRule="auto"/>
+      <w:jc w:val="center"/>
+    </w:pPr>
+    <w:rPr>
+      <w:sz w:val="18"/>
+      <w:szCs w:val="18"/>
+    </w:rPr>
+  </w:style>
+  <w:style w:type="character" w:styleId="000013" w:customStyle="1">
+    <w:name w:val="标题 7 字符"/>
+    <w:basedOn w:val="000018"/>
+    <w:link w:val="000012"/>
+    <w:uiPriority w:val="9"/>
+    <w:semiHidden w:val="1"/>
+    <w:rsid w:val="00D81F0C"/>
+    <w:rPr>
+      <w:rFonts w:cstheme="majorBidi"/>
+      <w:b w:val="1"/>
+      <w:bCs w:val="1"/>
+      <w:color w:val="595959" w:themeColor="text1" w:themeTint="A6"/>
+    </w:rPr>
+  </w:style>
+  <w:style w:type="table" w:styleId="000019" w:default="1">
+    <w:name w:val="Normal Table"/>
+    <w:uiPriority w:val="99"/>
+    <w:semiHidden w:val="1"/>
+    <w:unhideWhenUsed w:val="1"/>
+    <w:tblPr>
+      <w:tblInd w:w="0" w:type="dxa"/>
+      <w:tblCellMar>
+        <w:top w:w="0" w:type="dxa"/>
+        <w:left w:w="108" w:type="dxa"/>
+        <w:bottom w:w="0" w:type="dxa"/>
+        <w:right w:w="108" w:type="dxa"/>
+      </w:tblCellMar>
+    </w:tblPr>
+  </w:style>
+  <w:style w:type="character" w:styleId="00000f" w:customStyle="1">
+    <w:name w:val="标题 5 字符"/>
+    <w:basedOn w:val="000018"/>
+    <w:link w:val="00000e"/>
+    <w:uiPriority w:val="9"/>
+    <w:semiHidden w:val="1"/>
+    <w:rsid w:val="00D81F0C"/>
+    <w:rPr>
+      <w:rFonts w:cstheme="majorBidi"/>
+      <w:color w:val="0F4761" w:themeColor="accent1" w:themeShade="BF"/>
+      <w:sz w:val="24"/>
+    </w:rPr>
+  </w:style>
+  <w:style w:type="character" w:styleId="000015" w:customStyle="1">
+    <w:name w:val="标题 8 字符"/>
+    <w:basedOn w:val="000018"/>
+    <w:link w:val="000014"/>
+    <w:uiPriority w:val="9"/>
+    <w:semiHidden w:val="1"/>
+    <w:rsid w:val="00D81F0C"/>
+    <w:rPr>
+      <w:rFonts w:cstheme="majorBidi"/>
+      <w:color w:val="595959" w:themeColor="text1" w:themeTint="A6"/>
+    </w:rPr>
+  </w:style>
+  <w:style w:type="paragraph" w:styleId="000021">
+    <w:name w:val="List Paragraph"/>
+    <w:basedOn w:val="000005"/>
+    <w:uiPriority w:val="34"/>
     <w:qFormat w:val="1"/>
     <w:rsid w:val="00D81F0C"/>
-    <w:rPr>
+    <w:pPr>
+      <w:ind w:left="720"/>
+      <w:contextualSpacing w:val="1"/>
+    </w:pPr>
+  </w:style>
+  <w:style w:type="character" w:styleId="000007" w:customStyle="1">
+    <w:name w:val="标题 1 字符"/>
+    <w:basedOn w:val="000018"/>
+    <w:link w:val="000006"/>
+    <w:uiPriority w:val="9"/>
+    <w:rsid w:val="00D81F0C"/>
+    <w:rPr>
+      <w:rFonts w:asciiTheme="majorHAnsi" w:hAnsiTheme="majorHAnsi" w:eastAsiaTheme="majorEastAsia" w:cstheme="majorBidi"/>
+      <w:color w:val="0F4761" w:themeColor="accent1" w:themeShade="BF"/>
+      <w:sz w:val="48"/>
+      <w:szCs w:val="48"/>
+    </w:rPr>
+  </w:style>
+  <w:style w:type="character" w:styleId="000020" w:customStyle="1">
+    <w:name w:val="引用 字符"/>
+    <w:basedOn w:val="000018"/>
+    <w:link w:val="00001f"/>
+    <w:uiPriority w:val="29"/>
+    <w:rsid w:val="00D81F0C"/>
+    <w:rPr>
+      <w:i w:val="1"/>
+      <w:iCs w:val="1"/>
+      <w:color w:val="404040" w:themeColor="text1" w:themeTint="BF"/>
+    </w:rPr>
+  </w:style>
+  <w:style w:type="paragraph" w:styleId="00001b">
+    <w:name w:val="Title"/>
+    <w:basedOn w:val="000005"/>
+    <w:next w:val="000005"/>
+    <w:link w:val="00001c"/>
+    <w:uiPriority w:val="10"/>
+    <w:qFormat w:val="1"/>
+    <w:rsid w:val="00D81F0C"/>
+    <w:pPr>
+      <w:spacing w:after="80" w:line="240" w:lineRule="auto"/>
+      <w:contextualSpacing w:val="1"/>
+      <w:jc w:val="center"/>
+    </w:pPr>
+    <w:rPr>
+      <w:rFonts w:asciiTheme="majorHAnsi" w:hAnsiTheme="majorHAnsi" w:eastAsiaTheme="majorEastAsia" w:cstheme="majorBidi"/>
+      <w:spacing w:val="-10"/>
+      <w:kern w:val="28"/>
+      <w:sz w:val="56"/>
+      <w:szCs w:val="56"/>
+    </w:rPr>
+  </w:style>
+  <w:style w:type="paragraph" w:styleId="00002c" w:customStyle="1">
+    <w:name w:val="A正文-1标题"/>
+    <w:basedOn w:val="000005"/>
+    <w:next w:val="000005"/>
+    <w:link w:val="00002d"/>
+    <w:qFormat w:val="1"/>
+    <w:rsid w:val="00C45758"/>
+    <w:pPr>
+      <w:widowControl w:val="1"/>
+      <w:spacing w:after="0" w:line="240" w:lineRule="auto"/>
+      <w:outlineLvl w:val="0"/>
+    </w:pPr>
+    <w:rPr>
+      <w:rFonts w:ascii="Times New Roman" w:hAnsi="Times New Roman" w:eastAsia="微软雅黑" w:cs="Times New Roman"/>
+      <w:b w:val="1"/>
+      <w:sz w:val="40"/>
+      <w14:ligatures w14:val="none"/>
+    </w:rPr>
+  </w:style>
+  <w:style w:type="character" w:styleId="00000d" w:customStyle="1">
+    <w:name w:val="标题 4 字符"/>
+    <w:basedOn w:val="000018"/>
+    <w:link w:val="00000c"/>
+    <w:uiPriority w:val="9"/>
+    <w:semiHidden w:val="1"/>
+    <w:rsid w:val="00D81F0C"/>
+    <w:rPr>
+      <w:rFonts w:cstheme="majorBidi"/>
+      <w:color w:val="0F4761" w:themeColor="accent1" w:themeShade="BF"/>
+      <w:sz w:val="28"/>
+      <w:szCs w:val="28"/>
+    </w:rPr>
+  </w:style>
+  <w:style w:type="character" w:styleId="00001c" w:customStyle="1">
+    <w:name w:val="标题 字符"/>
+    <w:basedOn w:val="000018"/>
+    <w:link w:val="00001b"/>
+    <w:uiPriority w:val="10"/>
+    <w:rsid w:val="00D81F0C"/>
+    <w:rPr>
+      <w:rFonts w:asciiTheme="majorHAnsi" w:hAnsiTheme="majorHAnsi" w:eastAsiaTheme="majorEastAsia" w:cstheme="majorBidi"/>
+      <w:spacing w:val="-10"/>
+      <w:kern w:val="28"/>
+      <w:sz w:val="56"/>
+      <w:szCs w:val="56"/>
+    </w:rPr>
+  </w:style>
+  <w:style w:type="paragraph" w:styleId="000030" w:customStyle="1">
+    <w:name w:val="A正文标题"/>
+    <w:basedOn w:val="000005"/>
+    <w:next w:val="000005"/>
+    <w:link w:val="000031"/>
+    <w:qFormat w:val="1"/>
+    <w:rsid w:val="00C45758"/>
+    <w:pPr>
+      <w:widowControl w:val="1"/>
+      <w:spacing w:after="0" w:line="240" w:lineRule="auto"/>
+    </w:pPr>
+    <w:rPr>
+      <w:rFonts w:ascii="Times New Roman" w:hAnsi="Times New Roman" w:eastAsia="微软雅黑" w:cs="Times New Roman"/>
+      <w:b w:val="1"/>
+      <w:sz w:val="52"/>
+      <w14:ligatures w14:val="none"/>
+    </w:rPr>
+  </w:style>
+  <w:style w:type="paragraph" w:styleId="000008">
+    <w:name w:val="heading 2"/>
+    <w:basedOn w:val="000005"/>
+    <w:next w:val="000005"/>
+    <w:link w:val="000009"/>
+    <w:uiPriority w:val="9"/>
+    <w:semiHidden w:val="1"/>
+    <w:unhideWhenUsed w:val="1"/>
+    <w:qFormat w:val="1"/>
+    <w:rsid w:val="00D81F0C"/>
+    <w:pPr>
+      <w:keepNext w:val="1"/>
+      <w:keepLines w:val="1"/>
+      <w:spacing w:before="160" w:after="80"/>
+      <w:outlineLvl w:val="1"/>
+    </w:pPr>
+    <w:rPr>
+      <w:rFonts w:asciiTheme="majorHAnsi" w:hAnsiTheme="majorHAnsi" w:eastAsiaTheme="majorEastAsia" w:cstheme="majorBidi"/>
+      <w:color w:val="0F4761" w:themeColor="accent1" w:themeShade="BF"/>
+      <w:sz w:val="40"/>
+      <w:szCs w:val="40"/>
+    </w:rPr>
+  </w:style>
+  <w:style w:type="paragraph" w:styleId="00001d">
+    <w:name w:val="Subtitle"/>
+    <w:basedOn w:val="000005"/>
+    <w:next w:val="000005"/>
+    <w:link w:val="00001e"/>
+    <w:uiPriority w:val="11"/>
+    <w:qFormat w:val="1"/>
+    <w:rsid w:val="00D81F0C"/>
+    <w:pPr>
+      <w:numPr>
+        <w:ilvl w:val="1"/>
+      </w:numPr>
+      <w:jc w:val="center"/>
+    </w:pPr>
+    <w:rPr>
+      <w:rFonts w:asciiTheme="majorHAnsi" w:hAnsiTheme="majorHAnsi" w:eastAsiaTheme="majorEastAsia" w:cstheme="majorBidi"/>
+      <w:color w:val="595959" w:themeColor="text1" w:themeTint="A6"/>
+      <w:spacing w:val="15"/>
+      <w:sz w:val="28"/>
+      <w:szCs w:val="28"/>
+    </w:rPr>
+  </w:style>
+  <w:style w:type="paragraph" w:styleId="000010">
+    <w:name w:val="heading 6"/>
+    <w:basedOn w:val="000005"/>
+    <w:next w:val="000005"/>
+    <w:link w:val="000011"/>
+    <w:uiPriority w:val="9"/>
+    <w:semiHidden w:val="1"/>
+    <w:unhideWhenUsed w:val="1"/>
+    <w:qFormat w:val="1"/>
+    <w:rsid w:val="00D81F0C"/>
+    <w:pPr>
+      <w:keepNext w:val="1"/>
+      <w:keepLines w:val="1"/>
+      <w:spacing w:before="40" w:after="0"/>
+      <w:outlineLvl w:val="5"/>
+    </w:pPr>
+    <w:rPr>
+      <w:rFonts w:cstheme="majorBidi"/>
       <w:b w:val="1"/>
       <w:bCs w:val="1"/>
-      <w:smallCaps w:val="1"/>
       <w:color w:val="0F4761" w:themeColor="accent1" w:themeShade="BF"/>
-      <w:spacing w:val="5"/>
     </w:rPr>
   </w:style>
 </w:styles>

--- a/Word/英雄酒馆_文案系统.docx
+++ b/Word/英雄酒馆_文案系统.docx
@@ -340,31 +340,7 @@
         <w:rPr>
           <w:rFonts w:hint="eastAsia"/>
         </w:rPr>
-        <w:t>特殊事件对话，怪物生成</w:t>
-      </w:r>
-      <w:r>
-        <w:rPr>
-          <w:rFonts w:hint="eastAsia"/>
-        </w:rPr>
-        <w:t>时</w:t>
-      </w:r>
-      <w:r>
-        <w:rPr>
-          <w:rFonts w:hint="eastAsia"/>
-        </w:rPr>
-        <w:t>或者npc</w:t>
-      </w:r>
-      <w:r>
-        <w:rPr>
-          <w:rFonts w:hint="eastAsia"/>
-        </w:rPr>
-        <w:t>之间好感度达到一定程度时</w:t>
-      </w:r>
-      <w:r>
-        <w:rPr>
-          <w:rFonts w:hint="eastAsia"/>
-        </w:rPr>
-        <w:t>触发。</w:t>
+        <w:t>特殊事件对话在怪物组实际生成后、玩家购得对应情报时，或NPC之间好感度满足条件时触发。怪物事件沿用本次生成的怪物组实例，台词中的地点、怪物名、怪物数量和到来时间读取该组实际信息。</w:t>
       </w:r>
     </w:p>
     <w:p>
@@ -1524,14 +1500,7 @@
                 <w:rFonts w:hint="eastAsia"/>
                 <w:sz w:val="20"/>
               </w:rPr>
-              <w:t>填写moster表的怪物模板编号</w:t>
-            </w:r>
-            <w:r>
-              <w:rPr>
-                <w:rFonts w:hint="eastAsia"/>
-                <w:sz w:val="20"/>
-              </w:rPr>
-              <w:t>。</w:t>
+              <w:t>0表示不限制怪物模板，使用本次情报绑定的怪物组；正数填写moster表的模板编号，用于筛选组内怪种。事件推进始终绑定同一次刷新生成的怪物组实例，不按怪物名称匹配。</w:t>
             </w:r>
           </w:p>
         </w:tc>
@@ -1863,7 +1832,7 @@
 
 <file path=word/footnotes.xml><?xml version="1.0" encoding="utf-8"?>
 <w:footnotes xmlns:w14="http://schemas.microsoft.com/office/word/2010/wordml" xmlns:w="http://schemas.openxmlformats.org/wordprocessingml/2006/main" xmlns:mc="http://schemas.openxmlformats.org/markup-compatibility/2006" mc:Ignorable="w14">
-  <w:footnote w:type="continuationSeparator" w:id="1">
+  <w:footnote w:type="continuationSeparator" w:id="0">
     <w:p>
       <w:pPr>
         <w:spacing w:after="0" w:line="240" w:lineRule="auto"/>
@@ -1873,7 +1842,7 @@
       </w:r>
     </w:p>
   </w:footnote>
-  <w:footnote w:type="separator" w:id="0">
+  <w:footnote w:type="separator" w:id="1">
     <w:p>
       <w:pPr>
         <w:spacing w:after="0" w:line="240" w:lineRule="auto"/>
@@ -1892,6 +1861,33 @@
     <w:nsid w:val="6458569E"/>
     <w:multiLevelType w:val="hybridMultilevel"/>
     <w:tmpl w:val="EF8E9E2C"/>
+    <w:lvl w:ilvl="5" w:tplc="0409001B" w:tentative="1">
+      <w:start w:val="1"/>
+      <w:numFmt w:val="lowerRoman"/>
+      <w:lvlText w:val="%6."/>
+      <w:lvlJc w:val="right"/>
+      <w:pPr>
+        <w:ind w:left="2640" w:hanging="440"/>
+      </w:pPr>
+    </w:lvl>
+    <w:lvl w:ilvl="2" w:tplc="0409001B" w:tentative="1">
+      <w:start w:val="1"/>
+      <w:numFmt w:val="lowerRoman"/>
+      <w:lvlText w:val="%3."/>
+      <w:lvlJc w:val="right"/>
+      <w:pPr>
+        <w:ind w:left="1320" w:hanging="440"/>
+      </w:pPr>
+    </w:lvl>
+    <w:lvl w:ilvl="6" w:tplc="0409000F" w:tentative="1">
+      <w:start w:val="1"/>
+      <w:numFmt w:val="decimal"/>
+      <w:lvlText w:val="%7."/>
+      <w:lvlJc w:val="left"/>
+      <w:pPr>
+        <w:ind w:left="3080" w:hanging="440"/>
+      </w:pPr>
+    </w:lvl>
     <w:lvl w:ilvl="8" w:tplc="0409001B" w:tentative="1">
       <w:start w:val="1"/>
       <w:numFmt w:val="lowerRoman"/>
@@ -1910,13 +1906,13 @@
         <w:ind w:left="2200" w:hanging="440"/>
       </w:pPr>
     </w:lvl>
-    <w:lvl w:ilvl="6" w:tplc="0409000F" w:tentative="1">
+    <w:lvl w:ilvl="7" w:tplc="04090019" w:tentative="1">
       <w:start w:val="1"/>
-      <w:numFmt w:val="decimal"/>
-      <w:lvlText w:val="%7."/>
+      <w:numFmt w:val="lowerLetter"/>
+      <w:lvlText w:val="%8)"/>
       <w:lvlJc w:val="left"/>
       <w:pPr>
-        <w:ind w:left="3080" w:hanging="440"/>
+        <w:ind w:left="3520" w:hanging="440"/>
       </w:pPr>
     </w:lvl>
     <w:lvl w:ilvl="3" w:tplc="0409000F" w:tentative="1">
@@ -1926,15 +1922,6 @@
       <w:lvlJc w:val="left"/>
       <w:pPr>
         <w:ind w:left="1760" w:hanging="440"/>
-      </w:pPr>
-    </w:lvl>
-    <w:lvl w:ilvl="5" w:tplc="0409001B" w:tentative="1">
-      <w:start w:val="1"/>
-      <w:numFmt w:val="lowerRoman"/>
-      <w:lvlText w:val="%6."/>
-      <w:lvlJc w:val="right"/>
-      <w:pPr>
-        <w:ind w:left="2640" w:hanging="440"/>
       </w:pPr>
     </w:lvl>
     <w:lvl w:ilvl="0" w:tplc="4A922202">
@@ -1949,15 +1936,6 @@
         <w:rFonts w:hint="default"/>
       </w:rPr>
     </w:lvl>
-    <w:lvl w:ilvl="2" w:tplc="0409001B" w:tentative="1">
-      <w:start w:val="1"/>
-      <w:numFmt w:val="lowerRoman"/>
-      <w:lvlText w:val="%3."/>
-      <w:lvlJc w:val="right"/>
-      <w:pPr>
-        <w:ind w:left="1320" w:hanging="440"/>
-      </w:pPr>
-    </w:lvl>
     <w:lvl w:ilvl="1" w:tplc="04090019" w:tentative="1">
       <w:start w:val="1"/>
       <w:numFmt w:val="lowerLetter"/>
@@ -1965,15 +1943,6 @@
       <w:lvlJc w:val="left"/>
       <w:pPr>
         <w:ind w:left="880" w:hanging="440"/>
-      </w:pPr>
-    </w:lvl>
-    <w:lvl w:ilvl="7" w:tplc="04090019" w:tentative="1">
-      <w:start w:val="1"/>
-      <w:numFmt w:val="lowerLetter"/>
-      <w:lvlText w:val="%8)"/>
-      <w:lvlJc w:val="left"/>
-      <w:pPr>
-        <w:ind w:left="3520" w:hanging="440"/>
       </w:pPr>
     </w:lvl>
   </w:abstractNum>
@@ -2003,383 +1972,397 @@
     </w:pPrDefault>
   </w:docDefaults>
   <w:latentStyles w:defLockedState="0" w:defUIPriority="99" w:defSemiHidden="0" w:defUnhideWhenUsed="0" w:defQFormat="0" w:count="376">
-    <w:lsdException w:name="List Continue 3" w:semiHidden="1" w:unhideWhenUsed="1"/>
+    <w:lsdException w:name="List Table 6 Colorful Accent 6" w:uiPriority="51"/>
+    <w:lsdException w:name="Dark List" w:uiPriority="70"/>
+    <w:lsdException w:name="heading 1" w:uiPriority="9" w:qFormat="1"/>
+    <w:lsdException w:name="Table Theme" w:semiHidden="1" w:unhideWhenUsed="1"/>
+    <w:lsdException w:name="Table List 5" w:semiHidden="1" w:unhideWhenUsed="1"/>
+    <w:lsdException w:name="envelope address" w:semiHidden="1" w:unhideWhenUsed="1"/>
+    <w:lsdException w:name="Light Shading Accent 1" w:uiPriority="60"/>
+    <w:lsdException w:name="Medium List 1 Accent 3" w:uiPriority="65"/>
+    <w:lsdException w:name="List 3" w:semiHidden="1" w:unhideWhenUsed="1"/>
+    <w:lsdException w:name="Colorful List Accent 3" w:uiPriority="72"/>
+    <w:lsdException w:name="Plain Table 1" w:uiPriority="41"/>
+    <w:lsdException w:name="heading 2" w:uiPriority="9" w:semiHidden="1" w:unhideWhenUsed="1" w:qFormat="1"/>
+    <w:lsdException w:name="Medium List 2 Accent 1" w:uiPriority="66"/>
+    <w:lsdException w:name="Table Professional" w:semiHidden="1" w:unhideWhenUsed="1"/>
+    <w:lsdException w:name="Table Classic 1" w:semiHidden="1" w:unhideWhenUsed="1"/>
+    <w:lsdException w:name="macro" w:semiHidden="1" w:unhideWhenUsed="1"/>
+    <w:lsdException w:name="List Table 7 Colorful" w:uiPriority="52"/>
+    <w:lsdException w:name="List 2" w:semiHidden="1" w:unhideWhenUsed="1"/>
+    <w:lsdException w:name="Medium Shading 1 Accent 3" w:uiPriority="63"/>
+    <w:lsdException w:name="List Continue" w:semiHidden="1" w:unhideWhenUsed="1"/>
+    <w:lsdException w:name="index 5" w:semiHidden="1" w:unhideWhenUsed="1"/>
+    <w:lsdException w:name="Hashtag" w:semiHidden="1" w:unhideWhenUsed="1"/>
+    <w:lsdException w:name="Medium Grid 2 Accent 1" w:uiPriority="68"/>
+    <w:lsdException w:name="caption" w:uiPriority="35" w:semiHidden="1" w:unhideWhenUsed="1" w:qFormat="1"/>
+    <w:lsdException w:name="Colorful List Accent 6" w:uiPriority="72"/>
+    <w:lsdException w:name="List Table 7 Colorful Accent 5" w:uiPriority="52"/>
+    <w:lsdException w:name="List Table 1 Light Accent 4" w:uiPriority="46"/>
+    <w:lsdException w:name="Grid Table 4 Accent 6" w:uiPriority="49"/>
+    <w:lsdException w:name="HTML Sample" w:semiHidden="1" w:unhideWhenUsed="1"/>
+    <w:lsdException w:name="List Table 6 Colorful Accent 5" w:uiPriority="51"/>
+    <w:lsdException w:name="Table Grid 5" w:semiHidden="1" w:unhideWhenUsed="1"/>
+    <w:lsdException w:name="Medium Grid 3 Accent 1" w:uiPriority="69"/>
+    <w:lsdException w:name="header" w:semiHidden="1" w:unhideWhenUsed="1"/>
+    <w:lsdException w:name="List Table 7 Colorful Accent 4" w:uiPriority="52"/>
+    <w:lsdException w:name="Dark List Accent 6" w:uiPriority="70"/>
+    <w:lsdException w:name="toc 3" w:uiPriority="39" w:semiHidden="1" w:unhideWhenUsed="1"/>
+    <w:lsdException w:name="Light Shading Accent 3" w:uiPriority="60"/>
+    <w:lsdException w:name="Light List Accent 4" w:uiPriority="61"/>
+    <w:lsdException w:name="List Bullet 3" w:semiHidden="1" w:unhideWhenUsed="1"/>
+    <w:lsdException w:name="Grid Table 2 Accent 3" w:uiPriority="47"/>
+    <w:lsdException w:name="Medium Grid 1 Accent 3" w:uiPriority="67"/>
+    <w:lsdException w:name="List Continue 2" w:semiHidden="1" w:unhideWhenUsed="1"/>
+    <w:lsdException w:name="Grid Table 6 Colorful Accent 1" w:uiPriority="51"/>
+    <w:lsdException w:name="index 2" w:semiHidden="1" w:unhideWhenUsed="1"/>
+    <w:lsdException w:name="Colorful Shading Accent 1" w:uiPriority="71"/>
+    <w:lsdException w:name="Table List 1" w:semiHidden="1" w:unhideWhenUsed="1"/>
+    <w:lsdException w:name="List Number 2" w:semiHidden="1" w:unhideWhenUsed="1"/>
+    <w:lsdException w:name="Medium Grid 2 Accent 3" w:uiPriority="68"/>
+    <w:lsdException w:name="Medium Grid 3 Accent 3" w:uiPriority="69"/>
+    <w:lsdException w:name="List Bullet 5" w:semiHidden="1" w:unhideWhenUsed="1"/>
+    <w:lsdException w:name="List Table 4" w:uiPriority="49"/>
+    <w:lsdException w:name="Light List Accent 5" w:uiPriority="61"/>
+    <w:lsdException w:name="Medium Shading 1 Accent 6" w:uiPriority="63"/>
+    <w:lsdException w:name="Table Colorful 1" w:semiHidden="1" w:unhideWhenUsed="1"/>
+    <w:lsdException w:name="Light Grid" w:uiPriority="62"/>
+    <w:lsdException w:name="Light Grid Accent 1" w:uiPriority="62"/>
+    <w:lsdException w:name="Medium Grid 1 Accent 2" w:uiPriority="67"/>
+    <w:lsdException w:name="Medium Grid 1 Accent 6" w:uiPriority="67"/>
+    <w:lsdException w:name="List Bullet 2" w:semiHidden="1" w:unhideWhenUsed="1"/>
+    <w:lsdException w:name="toc 4" w:uiPriority="39" w:semiHidden="1" w:unhideWhenUsed="1"/>
+    <w:lsdException w:name="List Table 3 Accent 1" w:uiPriority="48"/>
+    <w:lsdException w:name="HTML Definition" w:semiHidden="1" w:unhideWhenUsed="1"/>
+    <w:lsdException w:name="Grid Table 2 Accent 6" w:uiPriority="47"/>
+    <w:lsdException w:name="List Table 4 Accent 1" w:uiPriority="49"/>
+    <w:lsdException w:name="Subtle Reference" w:uiPriority="31" w:qFormat="1"/>
+    <w:lsdException w:name="Outline List 3" w:semiHidden="1" w:unhideWhenUsed="1"/>
+    <w:lsdException w:name="Grid Table 2" w:uiPriority="47"/>
+    <w:lsdException w:name="List Table 5 Dark Accent 5" w:uiPriority="50"/>
+    <w:lsdException w:name="List Number" w:semiHidden="1" w:unhideWhenUsed="1"/>
+    <w:lsdException w:name="Colorful List Accent 2" w:uiPriority="72"/>
+    <w:lsdException w:name="Grid Table 5 Dark Accent 3" w:uiPriority="50"/>
+    <w:lsdException w:name="Grid Table 7 Colorful Accent 3" w:uiPriority="52"/>
+    <w:lsdException w:name="Table Grid" w:uiPriority="39"/>
+    <w:lsdException w:name="Grid Table 5 Dark" w:uiPriority="50"/>
+    <w:lsdException w:name="List Table 2" w:uiPriority="47"/>
+    <w:lsdException w:name="Colorful Grid Accent 3" w:uiPriority="73"/>
+    <w:lsdException w:name="envelope return" w:semiHidden="1" w:unhideWhenUsed="1"/>
+    <w:lsdException w:name="Light Grid Accent 5" w:uiPriority="62"/>
+    <w:lsdException w:name="Closing" w:semiHidden="1" w:unhideWhenUsed="1"/>
+    <w:lsdException w:name="List Table 3 Accent 2" w:uiPriority="48"/>
+    <w:lsdException w:name="Table Subtle 1" w:semiHidden="1" w:unhideWhenUsed="1"/>
+    <w:lsdException w:name="TOC Heading" w:uiPriority="39" w:semiHidden="1" w:unhideWhenUsed="1" w:qFormat="1"/>
+    <w:lsdException w:name="Table Columns 2" w:semiHidden="1" w:unhideWhenUsed="1"/>
+    <w:lsdException w:name="HTML Top of Form" w:semiHidden="1" w:unhideWhenUsed="1"/>
+    <w:lsdException w:name="toc 7" w:uiPriority="39" w:semiHidden="1" w:unhideWhenUsed="1"/>
+    <w:lsdException w:name="Outline List 1" w:semiHidden="1" w:unhideWhenUsed="1"/>
+    <w:lsdException w:name="Light Shading" w:uiPriority="60"/>
+    <w:lsdException w:name="List Table 2 Accent 5" w:uiPriority="47"/>
+    <w:lsdException w:name="List Table 4 Accent 4" w:uiPriority="49"/>
+    <w:lsdException w:name="Medium List 2" w:uiPriority="66"/>
+    <w:lsdException w:name="Table Grid 4" w:semiHidden="1" w:unhideWhenUsed="1"/>
+    <w:lsdException w:name="Intense Quote" w:uiPriority="30" w:qFormat="1"/>
+    <w:lsdException w:name="Dark List Accent 2" w:uiPriority="70"/>
     <w:lsdException w:name="List Table 1 Light Accent 2" w:uiPriority="46"/>
-    <w:lsdException w:name="Body Text Indent 3" w:semiHidden="1" w:unhideWhenUsed="1"/>
-    <w:lsdException w:name="envelope address" w:semiHidden="1" w:unhideWhenUsed="1"/>
-    <w:lsdException w:name="Colorful Grid Accent 1" w:uiPriority="73"/>
-    <w:lsdException w:name="List Bullet 3" w:semiHidden="1" w:unhideWhenUsed="1"/>
-    <w:lsdException w:name="List Table 5 Dark Accent 2" w:uiPriority="50"/>
-    <w:lsdException w:name="Colorful List Accent 2" w:uiPriority="72"/>
-    <w:lsdException w:name="heading 8" w:uiPriority="9" w:semiHidden="1" w:unhideWhenUsed="1" w:qFormat="1"/>
-    <w:lsdException w:name="Grid Table 6 Colorful" w:uiPriority="51"/>
-    <w:lsdException w:name="index 8" w:semiHidden="1" w:unhideWhenUsed="1"/>
-    <w:lsdException w:name="Hashtag" w:semiHidden="1" w:unhideWhenUsed="1"/>
-    <w:lsdException w:name="index 5" w:semiHidden="1" w:unhideWhenUsed="1"/>
-    <w:lsdException w:name="Colorful List" w:uiPriority="72"/>
-    <w:lsdException w:name="Default Paragraph Font" w:uiPriority="1" w:semiHidden="1" w:unhideWhenUsed="1"/>
-    <w:lsdException w:name="Medium Shading 1 Accent 4" w:uiPriority="63"/>
+    <w:lsdException w:name="Grid Table 7 Colorful Accent 6" w:uiPriority="52"/>
+    <w:lsdException w:name="List Table 7 Colorful Accent 1" w:uiPriority="52"/>
+    <w:lsdException w:name="Grid Table 4 Accent 4" w:uiPriority="49"/>
+    <w:lsdException w:name="Light Shading Accent 6" w:uiPriority="60"/>
     <w:lsdException w:name="Colorful List Accent 4" w:uiPriority="72"/>
     <w:lsdException w:name="Table 3D effects 3" w:semiHidden="1" w:unhideWhenUsed="1"/>
+    <w:lsdException w:name="Light Grid Accent 6" w:uiPriority="62"/>
+    <w:lsdException w:name="toc 2" w:uiPriority="39" w:semiHidden="1" w:unhideWhenUsed="1"/>
+    <w:lsdException w:name="List Number 4" w:semiHidden="1" w:unhideWhenUsed="1"/>
+    <w:lsdException w:name="Table List 2" w:semiHidden="1" w:unhideWhenUsed="1"/>
+    <w:lsdException w:name="Normal Indent" w:semiHidden="1" w:unhideWhenUsed="1"/>
+    <w:lsdException w:name="List Table 3" w:uiPriority="48"/>
+    <w:lsdException w:name="Medium Shading 1 Accent 5" w:uiPriority="63"/>
+    <w:lsdException w:name="Normal" w:uiPriority="0" w:qFormat="1"/>
+    <w:lsdException w:name="Medium Grid 2 Accent 4" w:uiPriority="68"/>
+    <w:lsdException w:name="List Continue 4" w:semiHidden="1" w:unhideWhenUsed="1"/>
+    <w:lsdException w:name="Body Text 2" w:semiHidden="1" w:unhideWhenUsed="1"/>
+    <w:lsdException w:name="Grid Table 2 Accent 4" w:uiPriority="47"/>
+    <w:lsdException w:name="Smart Hyperlink" w:semiHidden="1" w:unhideWhenUsed="1"/>
+    <w:lsdException w:name="List Table 1 Light Accent 1" w:uiPriority="46"/>
+    <w:lsdException w:name="index 4" w:semiHidden="1" w:unhideWhenUsed="1"/>
+    <w:lsdException w:name="heading 3" w:uiPriority="9" w:semiHidden="1" w:unhideWhenUsed="1" w:qFormat="1"/>
+    <w:lsdException w:name="heading 6" w:uiPriority="9" w:semiHidden="1" w:unhideWhenUsed="1" w:qFormat="1"/>
+    <w:lsdException w:name="Grid Table 6 Colorful Accent 2" w:uiPriority="51"/>
+    <w:lsdException w:name="Intense Emphasis" w:uiPriority="21" w:qFormat="1"/>
+    <w:lsdException w:name="Colorful Grid" w:uiPriority="73"/>
+    <w:lsdException w:name="Colorful Grid Accent 1" w:uiPriority="73"/>
+    <w:lsdException w:name="Grid Table 4 Accent 1" w:uiPriority="49"/>
+    <w:lsdException w:name="Grid Table 1 Light Accent 3" w:uiPriority="46"/>
+    <w:lsdException w:name="Grid Table 3 Accent 2" w:uiPriority="48"/>
+    <w:lsdException w:name="Grid Table 1 Light Accent 1" w:uiPriority="46"/>
+    <w:lsdException w:name="List Continue 5" w:semiHidden="1" w:unhideWhenUsed="1"/>
+    <w:lsdException w:name="heading 8" w:uiPriority="9" w:semiHidden="1" w:unhideWhenUsed="1" w:qFormat="1"/>
+    <w:lsdException w:name="Placeholder Text" w:semiHidden="1"/>
+    <w:lsdException w:name="List Table 5 Dark Accent 1" w:uiPriority="50"/>
+    <w:lsdException w:name="List Table 4 Accent 2" w:uiPriority="49"/>
+    <w:lsdException w:name="Medium Grid 2 Accent 6" w:uiPriority="68"/>
+    <w:lsdException w:name="index 1" w:semiHidden="1" w:unhideWhenUsed="1"/>
+    <w:lsdException w:name="List Paragraph" w:uiPriority="34" w:qFormat="1"/>
+    <w:lsdException w:name="Light Grid Accent 3" w:uiPriority="62"/>
+    <w:lsdException w:name="toc 6" w:uiPriority="39" w:semiHidden="1" w:unhideWhenUsed="1"/>
+    <w:lsdException w:name="Medium List 2 Accent 2" w:uiPriority="66"/>
+    <w:lsdException w:name="Body Text 3" w:semiHidden="1" w:unhideWhenUsed="1"/>
+    <w:lsdException w:name="Medium Grid 3 Accent 5" w:uiPriority="69"/>
+    <w:lsdException w:name="endnote text" w:semiHidden="1" w:unhideWhenUsed="1"/>
+    <w:lsdException w:name="Grid Table 6 Colorful Accent 6" w:uiPriority="51"/>
+    <w:lsdException w:name="Body Text Indent 2" w:semiHidden="1" w:unhideWhenUsed="1"/>
+    <w:lsdException w:name="Table Grid 6" w:semiHidden="1" w:unhideWhenUsed="1"/>
+    <w:lsdException w:name="List Table 7 Colorful Accent 2" w:uiPriority="52"/>
+    <w:lsdException w:name="Table Web 3" w:semiHidden="1" w:unhideWhenUsed="1"/>
+    <w:lsdException w:name="Grid Table 5 Dark Accent 5" w:uiPriority="50"/>
+    <w:lsdException w:name="Grid Table 4 Accent 5" w:uiPriority="49"/>
+    <w:lsdException w:name="Table Web 2" w:semiHidden="1" w:unhideWhenUsed="1"/>
+    <w:lsdException w:name="HTML Code" w:semiHidden="1" w:unhideWhenUsed="1"/>
+    <w:lsdException w:name="index heading" w:semiHidden="1" w:unhideWhenUsed="1"/>
+    <w:lsdException w:name="Default Paragraph Font" w:uiPriority="1" w:semiHidden="1" w:unhideWhenUsed="1"/>
+    <w:lsdException w:name="List Number 3" w:semiHidden="1" w:unhideWhenUsed="1"/>
+    <w:lsdException w:name="List Table 4 Accent 3" w:uiPriority="49"/>
+    <w:lsdException w:name="Body Text Indent" w:semiHidden="1" w:unhideWhenUsed="1"/>
+    <w:lsdException w:name="Grid Table 7 Colorful Accent 5" w:uiPriority="52"/>
+    <w:lsdException w:name="List Table 1 Light Accent 3" w:uiPriority="46"/>
+    <w:lsdException w:name="List Table 2 Accent 3" w:uiPriority="47"/>
+    <w:lsdException w:name="HTML Preformatted" w:semiHidden="1" w:unhideWhenUsed="1"/>
+    <w:lsdException w:name="Colorful List Accent 1" w:uiPriority="72"/>
+    <w:lsdException w:name="Plain Table 3" w:uiPriority="43"/>
+    <w:lsdException w:name="Light Shading Accent 4" w:uiPriority="60"/>
+    <w:lsdException w:name="Colorful Shading" w:uiPriority="71"/>
+    <w:lsdException w:name="Grid Table 5 Dark Accent 4" w:uiPriority="50"/>
+    <w:lsdException w:name="line number" w:semiHidden="1" w:unhideWhenUsed="1"/>
+    <w:lsdException w:name="Medium List 2 Accent 3" w:uiPriority="66"/>
+    <w:lsdException w:name="Grid Table 5 Dark Accent 6" w:uiPriority="50"/>
+    <w:lsdException w:name="footnote text" w:semiHidden="1" w:unhideWhenUsed="1"/>
+    <w:lsdException w:name="Medium List 2 Accent 6" w:uiPriority="66"/>
+    <w:lsdException w:name="footer" w:semiHidden="1" w:unhideWhenUsed="1"/>
+    <w:lsdException w:name="Grid Table 6 Colorful" w:uiPriority="51"/>
+    <w:lsdException w:name="Grid Table 7 Colorful Accent 2" w:uiPriority="52"/>
+    <w:lsdException w:name="Medium List 1 Accent 1" w:uiPriority="65"/>
+    <w:lsdException w:name="Medium Shading 2 Accent 4" w:uiPriority="64"/>
+    <w:lsdException w:name="Normal (Web)" w:semiHidden="1" w:unhideWhenUsed="1"/>
+    <w:lsdException w:name="Light List Accent 6" w:uiPriority="61"/>
+    <w:lsdException w:name="Table List 8" w:semiHidden="1" w:unhideWhenUsed="1"/>
+    <w:lsdException w:name="Light List" w:uiPriority="61"/>
+    <w:lsdException w:name="List Number 5" w:semiHidden="1" w:unhideWhenUsed="1"/>
+    <w:lsdException w:name="Grid Table 4" w:uiPriority="49"/>
+    <w:lsdException w:name="Table Grid 3" w:semiHidden="1" w:unhideWhenUsed="1"/>
+    <w:lsdException w:name="Grid Table 2 Accent 2" w:uiPriority="47"/>
+    <w:lsdException w:name="Medium List 2 Accent 5" w:uiPriority="66"/>
+    <w:lsdException w:name="Grid Table 2 Accent 1" w:uiPriority="47"/>
+    <w:lsdException w:name="Medium Grid 1 Accent 4" w:uiPriority="67"/>
+    <w:lsdException w:name="index 9" w:semiHidden="1" w:unhideWhenUsed="1"/>
+    <w:lsdException w:name="Table Web 1" w:semiHidden="1" w:unhideWhenUsed="1"/>
+    <w:lsdException w:name="heading 4" w:uiPriority="9" w:semiHidden="1" w:unhideWhenUsed="1" w:qFormat="1"/>
+    <w:lsdException w:name="Balloon Text" w:semiHidden="1" w:unhideWhenUsed="1"/>
+    <w:lsdException w:name="Colorful Shading Accent 4" w:uiPriority="71"/>
+    <w:lsdException w:name="List Table 6 Colorful Accent 3" w:uiPriority="51"/>
+    <w:lsdException w:name="Medium Grid 1 Accent 5" w:uiPriority="67"/>
+    <w:lsdException w:name="footnote reference" w:semiHidden="1" w:unhideWhenUsed="1"/>
+    <w:lsdException w:name="Medium List 1 Accent 4" w:uiPriority="65"/>
+    <w:lsdException w:name="table of figures" w:semiHidden="1" w:unhideWhenUsed="1"/>
+    <w:lsdException w:name="Grid Table 7 Colorful Accent 4" w:uiPriority="52"/>
+    <w:lsdException w:name="Table Simple 2" w:semiHidden="1" w:unhideWhenUsed="1"/>
+    <w:lsdException w:name="List Table 3 Accent 3" w:uiPriority="48"/>
+    <w:lsdException w:name="List Bullet 4" w:semiHidden="1" w:unhideWhenUsed="1"/>
+    <w:lsdException w:name="Dark List Accent 4" w:uiPriority="70"/>
+    <w:lsdException w:name="Colorful List" w:uiPriority="72"/>
+    <w:lsdException w:name="heading 5" w:uiPriority="9" w:semiHidden="1" w:unhideWhenUsed="1" w:qFormat="1"/>
+    <w:lsdException w:name="List Table 5 Dark Accent 2" w:uiPriority="50"/>
+    <w:lsdException w:name="Medium List 1 Accent 2" w:uiPriority="65"/>
+    <w:lsdException w:name="Table Elegant" w:semiHidden="1" w:unhideWhenUsed="1"/>
+    <w:lsdException w:name="Medium Shading 1" w:uiPriority="63"/>
+    <w:lsdException w:name="Table Columns 3" w:semiHidden="1" w:unhideWhenUsed="1"/>
+    <w:lsdException w:name="Subtle Emphasis" w:uiPriority="19" w:qFormat="1"/>
+    <w:lsdException w:name="Colorful Grid Accent 6" w:uiPriority="73"/>
+    <w:lsdException w:name="List Table 6 Colorful Accent 4" w:uiPriority="51"/>
+    <w:lsdException w:name="List Table 6 Colorful" w:uiPriority="51"/>
+    <w:lsdException w:name="Body Text Indent 3" w:semiHidden="1" w:unhideWhenUsed="1"/>
+    <w:lsdException w:name="Table Colorful 3" w:semiHidden="1" w:unhideWhenUsed="1"/>
+    <w:lsdException w:name="Table Grid 7" w:semiHidden="1" w:unhideWhenUsed="1"/>
+    <w:lsdException w:name="Light Grid Accent 4" w:uiPriority="62"/>
+    <w:lsdException w:name="Grid Table 1 Light Accent 2" w:uiPriority="46"/>
+    <w:lsdException w:name="Table Columns 4" w:semiHidden="1" w:unhideWhenUsed="1"/>
+    <w:lsdException w:name="Grid Table 1 Light" w:uiPriority="46"/>
+    <w:lsdException w:name="Grid Table 6 Colorful Accent 4" w:uiPriority="51"/>
+    <w:lsdException w:name="Medium Grid 3" w:uiPriority="69"/>
+    <w:lsdException w:name="Quote" w:uiPriority="29" w:qFormat="1"/>
+    <w:lsdException w:name="Grid Table 3 Accent 5" w:uiPriority="48"/>
+    <w:lsdException w:name="E-mail Signature" w:semiHidden="1" w:unhideWhenUsed="1"/>
+    <w:lsdException w:name="index 8" w:semiHidden="1" w:unhideWhenUsed="1"/>
+    <w:lsdException w:name="heading 9" w:uiPriority="9" w:semiHidden="1" w:unhideWhenUsed="1" w:qFormat="1"/>
+    <w:lsdException w:name="annotation reference" w:semiHidden="1" w:unhideWhenUsed="1"/>
+    <w:lsdException w:name="Medium Shading 2 Accent 2" w:uiPriority="64"/>
+    <w:lsdException w:name="Medium Grid 2" w:uiPriority="68"/>
+    <w:lsdException w:name="List Table 1 Light Accent 5" w:uiPriority="46"/>
+    <w:lsdException w:name="List Table 2 Accent 1" w:uiPriority="47"/>
+    <w:lsdException w:name="Medium List 1" w:uiPriority="65"/>
+    <w:lsdException w:name="toc 8" w:uiPriority="39" w:semiHidden="1" w:unhideWhenUsed="1"/>
+    <w:lsdException w:name="List Table 4 Accent 5" w:uiPriority="49"/>
+    <w:lsdException w:name="Dark List Accent 3" w:uiPriority="70"/>
+    <w:lsdException w:name="List Table 2 Accent 4" w:uiPriority="47"/>
+    <w:lsdException w:name="List Table 7 Colorful Accent 3" w:uiPriority="52"/>
+    <w:lsdException w:name="List Table 1 Light" w:uiPriority="46"/>
+    <w:lsdException w:name="Table Grid 2" w:semiHidden="1" w:unhideWhenUsed="1"/>
+    <w:lsdException w:name="Plain Text" w:semiHidden="1" w:unhideWhenUsed="1"/>
+    <w:lsdException w:name="HTML Bottom of Form" w:semiHidden="1" w:unhideWhenUsed="1"/>
+    <w:lsdException w:name="Smart Link" w:semiHidden="1" w:unhideWhenUsed="1"/>
+    <w:lsdException w:name="List Table 1 Light Accent 6" w:uiPriority="46"/>
+    <w:lsdException w:name="Colorful Shading Accent 6" w:uiPriority="71"/>
+    <w:lsdException w:name="HTML Cite" w:semiHidden="1" w:unhideWhenUsed="1"/>
+    <w:lsdException w:name="toc 9" w:uiPriority="39" w:semiHidden="1" w:unhideWhenUsed="1"/>
+    <w:lsdException w:name="Bibliography" w:uiPriority="37" w:semiHidden="1" w:unhideWhenUsed="1"/>
+    <w:lsdException w:name="Medium Grid 1" w:uiPriority="67"/>
+    <w:lsdException w:name="Normal Table" w:semiHidden="1" w:unhideWhenUsed="1"/>
+    <w:lsdException w:name="List Table 3 Accent 6" w:uiPriority="48"/>
+    <w:lsdException w:name="Table Colorful 2" w:semiHidden="1" w:unhideWhenUsed="1"/>
+    <w:lsdException w:name="List Table 3 Accent 4" w:uiPriority="48"/>
+    <w:lsdException w:name="List Table 4 Accent 6" w:uiPriority="49"/>
+    <w:lsdException w:name="annotation subject" w:semiHidden="1" w:unhideWhenUsed="1"/>
+    <w:lsdException w:name="Table Simple 1" w:semiHidden="1" w:unhideWhenUsed="1"/>
+    <w:lsdException w:name="Light List Accent 2" w:uiPriority="61"/>
+    <w:lsdException w:name="Medium Grid 1 Accent 1" w:uiPriority="67"/>
+    <w:lsdException w:name="HTML Keyboard" w:semiHidden="1" w:unhideWhenUsed="1"/>
+    <w:lsdException w:name="HTML Address" w:semiHidden="1" w:unhideWhenUsed="1"/>
+    <w:lsdException w:name="Grid Table 1 Light Accent 4" w:uiPriority="46"/>
+    <w:lsdException w:name="Body Text" w:semiHidden="1" w:unhideWhenUsed="1"/>
+    <w:lsdException w:name="Medium List 2 Accent 4" w:uiPriority="66"/>
+    <w:lsdException w:name="Light List Accent 3" w:uiPriority="61"/>
+    <w:lsdException w:name="List 4" w:semiHidden="1" w:unhideWhenUsed="1"/>
+    <w:lsdException w:name="List Table 6 Colorful Accent 1" w:uiPriority="51"/>
+    <w:lsdException w:name="List Table 6 Colorful Accent 2" w:uiPriority="51"/>
+    <w:lsdException w:name="Medium Shading 2 Accent 5" w:uiPriority="64"/>
+    <w:lsdException w:name="Grid Table 5 Dark Accent 2" w:uiPriority="50"/>
+    <w:lsdException w:name="Document Map" w:semiHidden="1" w:unhideWhenUsed="1"/>
+    <w:lsdException w:name="Table List 3" w:semiHidden="1" w:unhideWhenUsed="1"/>
+    <w:lsdException w:name="toc 5" w:uiPriority="39" w:semiHidden="1" w:unhideWhenUsed="1"/>
+    <w:lsdException w:name="List Table 2 Accent 6" w:uiPriority="47"/>
+    <w:lsdException w:name="List Continue 3" w:semiHidden="1" w:unhideWhenUsed="1"/>
+    <w:lsdException w:name="Table Subtle 2" w:semiHidden="1" w:unhideWhenUsed="1"/>
+    <w:lsdException w:name="index 7" w:semiHidden="1" w:unhideWhenUsed="1"/>
+    <w:lsdException w:name="Colorful Grid Accent 5" w:uiPriority="73"/>
+    <w:lsdException w:name="Subtitle" w:uiPriority="11" w:qFormat="1"/>
+    <w:lsdException w:name="Medium Shading 2 Accent 1" w:uiPriority="64"/>
+    <w:lsdException w:name="Table Grid 8" w:semiHidden="1" w:unhideWhenUsed="1"/>
+    <w:lsdException w:name="Medium Grid 2 Accent 2" w:uiPriority="68"/>
+    <w:lsdException w:name="FollowedHyperlink" w:semiHidden="1" w:unhideWhenUsed="1"/>
+    <w:lsdException w:name="Plain Table 2" w:uiPriority="42"/>
+    <w:lsdException w:name="Table List 4" w:semiHidden="1" w:unhideWhenUsed="1"/>
     <w:lsdException w:name="Body Text First Indent" w:semiHidden="1" w:unhideWhenUsed="1"/>
-    <w:lsdException w:name="Light Grid Accent 1" w:uiPriority="62"/>
-    <w:lsdException w:name="Colorful Grid" w:uiPriority="73"/>
-    <w:lsdException w:name="Medium List 1 Accent 6" w:uiPriority="65"/>
-    <w:lsdException w:name="Table Classic 3" w:semiHidden="1" w:unhideWhenUsed="1"/>
-    <w:lsdException w:name="endnote text" w:semiHidden="1" w:unhideWhenUsed="1"/>
-    <w:lsdException w:name="heading 5" w:uiPriority="9" w:semiHidden="1" w:unhideWhenUsed="1" w:qFormat="1"/>
-    <w:lsdException w:name="List Table 4" w:uiPriority="49"/>
-    <w:lsdException w:name="Light List Accent 6" w:uiPriority="61"/>
-    <w:lsdException w:name="List Table 7 Colorful Accent 4" w:uiPriority="52"/>
-    <w:lsdException w:name="Outline List 3" w:semiHidden="1" w:unhideWhenUsed="1"/>
-    <w:lsdException w:name="Normal Table" w:semiHidden="1" w:unhideWhenUsed="1"/>
-    <w:lsdException w:name="HTML Variable" w:semiHidden="1" w:unhideWhenUsed="1"/>
-    <w:lsdException w:name="Light Shading Accent 1" w:uiPriority="60"/>
-    <w:lsdException w:name="index heading" w:semiHidden="1" w:unhideWhenUsed="1"/>
-    <w:lsdException w:name="Medium Shading 2 Accent 6" w:uiPriority="64"/>
-    <w:lsdException w:name="List Table 3 Accent 2" w:uiPriority="48"/>
-    <w:lsdException w:name="Colorful Grid Accent 4" w:uiPriority="73"/>
-    <w:lsdException w:name="List Table 3 Accent 4" w:uiPriority="48"/>
-    <w:lsdException w:name="Table 3D effects 2" w:semiHidden="1" w:unhideWhenUsed="1"/>
-    <w:lsdException w:name="Table Grid 6" w:semiHidden="1" w:unhideWhenUsed="1"/>
-    <w:lsdException w:name="Table Elegant" w:semiHidden="1" w:unhideWhenUsed="1"/>
-    <w:lsdException w:name="Table Colorful 3" w:semiHidden="1" w:unhideWhenUsed="1"/>
-    <w:lsdException w:name="Grid Table 5 Dark Accent 5" w:uiPriority="50"/>
-    <w:lsdException w:name="toc 5" w:uiPriority="39" w:semiHidden="1" w:unhideWhenUsed="1"/>
-    <w:lsdException w:name="List Table 1 Light Accent 1" w:uiPriority="46"/>
-    <w:lsdException w:name="Medium List 2" w:uiPriority="66"/>
-    <w:lsdException w:name="Grid Table 7 Colorful Accent 3" w:uiPriority="52"/>
-    <w:lsdException w:name="List Number 5" w:semiHidden="1" w:unhideWhenUsed="1"/>
-    <w:lsdException w:name="Body Text 2" w:semiHidden="1" w:unhideWhenUsed="1"/>
-    <w:lsdException w:name="Grid Table 2 Accent 2" w:uiPriority="47"/>
-    <w:lsdException w:name="Table Subtle 1" w:semiHidden="1" w:unhideWhenUsed="1"/>
-    <w:lsdException w:name="Light Grid Accent 4" w:uiPriority="62"/>
-    <w:lsdException w:name="heading 6" w:uiPriority="9" w:semiHidden="1" w:unhideWhenUsed="1" w:qFormat="1"/>
-    <w:lsdException w:name="HTML Acronym" w:semiHidden="1" w:unhideWhenUsed="1"/>
-    <w:lsdException w:name="Colorful Grid Accent 2" w:uiPriority="73"/>
-    <w:lsdException w:name="Medium Grid 3 Accent 6" w:uiPriority="69"/>
+    <w:lsdException w:name="Date" w:semiHidden="1" w:unhideWhenUsed="1"/>
+    <w:lsdException w:name="Medium Grid 3 Accent 2" w:uiPriority="69"/>
+    <w:lsdException w:name="Colorful List Accent 5" w:uiPriority="72"/>
+    <w:lsdException w:name="page number" w:semiHidden="1" w:unhideWhenUsed="1"/>
+    <w:lsdException w:name="List Table 3 Accent 5" w:uiPriority="48"/>
+    <w:lsdException w:name="Table Classic 2" w:semiHidden="1" w:unhideWhenUsed="1"/>
+    <w:lsdException w:name="List Table 5 Dark Accent 4" w:uiPriority="50"/>
+    <w:lsdException w:name="Message Header" w:semiHidden="1" w:unhideWhenUsed="1"/>
+    <w:lsdException w:name="Light List Accent 1" w:uiPriority="61"/>
+    <w:lsdException w:name="Plain Table 4" w:uiPriority="44"/>
+    <w:lsdException w:name="Revision" w:semiHidden="1"/>
+    <w:lsdException w:name="Book Title" w:uiPriority="33" w:qFormat="1"/>
+    <w:lsdException w:name="List 5" w:semiHidden="1" w:unhideWhenUsed="1"/>
     <w:lsdException w:name="table of authorities" w:semiHidden="1" w:unhideWhenUsed="1"/>
-    <w:lsdException w:name="Colorful List Accent 1" w:uiPriority="72"/>
-    <w:lsdException w:name="Grid Table 6 Colorful Accent 3" w:uiPriority="51"/>
-    <w:lsdException w:name="Table Columns 3" w:semiHidden="1" w:unhideWhenUsed="1"/>
-    <w:lsdException w:name="Light Shading Accent 6" w:uiPriority="60"/>
-    <w:lsdException w:name="Table Grid 2" w:semiHidden="1" w:unhideWhenUsed="1"/>
-    <w:lsdException w:name="Emphasis" w:uiPriority="20" w:qFormat="1"/>
-    <w:lsdException w:name="List 4" w:semiHidden="1" w:unhideWhenUsed="1"/>
+    <w:lsdException w:name="Colorful Shading Accent 3" w:uiPriority="71"/>
+    <w:lsdException w:name="index 3" w:semiHidden="1" w:unhideWhenUsed="1"/>
+    <w:lsdException w:name="Table List 7" w:semiHidden="1" w:unhideWhenUsed="1"/>
+    <w:lsdException w:name="Grid Table 7 Colorful" w:uiPriority="52"/>
+    <w:lsdException w:name="Title" w:uiPriority="10" w:qFormat="1"/>
+    <w:lsdException w:name="Table Simple 3" w:semiHidden="1" w:unhideWhenUsed="1"/>
+    <w:lsdException w:name="Grid Table 4 Accent 2" w:uiPriority="49"/>
+    <w:lsdException w:name="Colorful Shading Accent 2" w:uiPriority="71"/>
+    <w:lsdException w:name="Outline List 2" w:semiHidden="1" w:unhideWhenUsed="1"/>
+    <w:lsdException w:name="List Table 2 Accent 2" w:uiPriority="47"/>
+    <w:lsdException w:name="List Table 7 Colorful Accent 6" w:uiPriority="52"/>
     <w:lsdException w:name="Grid Table Light" w:uiPriority="40"/>
     <w:lsdException w:name="toc 1" w:uiPriority="39" w:semiHidden="1" w:unhideWhenUsed="1"/>
-    <w:lsdException w:name="Medium List 1 Accent 1" w:uiPriority="65"/>
+    <w:lsdException w:name="Dark List Accent 5" w:uiPriority="70"/>
+    <w:lsdException w:name="Table Grid 1" w:semiHidden="1" w:unhideWhenUsed="1"/>
+    <w:lsdException w:name="Grid Table 1 Light Accent 6" w:uiPriority="46"/>
+    <w:lsdException w:name="Table Columns 1" w:semiHidden="1" w:unhideWhenUsed="1"/>
     <w:lsdException w:name="Plain Table 5" w:uiPriority="45"/>
-    <w:lsdException w:name="Medium Grid 1 Accent 6" w:uiPriority="67"/>
-    <w:lsdException w:name="Intense Quote" w:uiPriority="30" w:qFormat="1"/>
-    <w:lsdException w:name="heading 2" w:uiPriority="9" w:semiHidden="1" w:unhideWhenUsed="1" w:qFormat="1"/>
-    <w:lsdException w:name="Subtitle" w:uiPriority="11" w:qFormat="1"/>
-    <w:lsdException w:name="Medium Shading 1 Accent 3" w:uiPriority="63"/>
-    <w:lsdException w:name="heading 1" w:uiPriority="9" w:qFormat="1"/>
-    <w:lsdException w:name="HTML Keyboard" w:semiHidden="1" w:unhideWhenUsed="1"/>
+    <w:lsdException w:name="Table 3D effects 1" w:semiHidden="1" w:unhideWhenUsed="1"/>
+    <w:lsdException w:name="List Table 5 Dark Accent 6" w:uiPriority="50"/>
+    <w:lsdException w:name="No List" w:semiHidden="1" w:unhideWhenUsed="1"/>
+    <w:lsdException w:name="Medium Shading 2 Accent 3" w:uiPriority="64"/>
+    <w:lsdException w:name="annotation text" w:semiHidden="1" w:unhideWhenUsed="1"/>
+    <w:lsdException w:name="List Table 5 Dark" w:uiPriority="50"/>
+    <w:lsdException w:name="HTML Acronym" w:semiHidden="1" w:unhideWhenUsed="1"/>
+    <w:lsdException w:name="No Spacing" w:uiPriority="1" w:qFormat="1"/>
+    <w:lsdException w:name="List Bullet" w:semiHidden="1" w:unhideWhenUsed="1"/>
+    <w:lsdException w:name="Emphasis" w:uiPriority="20" w:qFormat="1"/>
+    <w:lsdException w:name="Table Classic 3" w:semiHidden="1" w:unhideWhenUsed="1"/>
+    <w:lsdException w:name="Grid Table 7 Colorful Accent 1" w:uiPriority="52"/>
+    <w:lsdException w:name="Grid Table 3 Accent 4" w:uiPriority="48"/>
+    <w:lsdException w:name="List Table 5 Dark Accent 3" w:uiPriority="50"/>
+    <w:lsdException w:name="Medium Shading 1 Accent 1" w:uiPriority="63"/>
+    <w:lsdException w:name="Colorful Grid Accent 2" w:uiPriority="73"/>
+    <w:lsdException w:name="Light Shading Accent 2" w:uiPriority="60"/>
+    <w:lsdException w:name="Medium Shading 1 Accent 4" w:uiPriority="63"/>
+    <w:lsdException w:name="Salutation" w:semiHidden="1" w:unhideWhenUsed="1"/>
+    <w:lsdException w:name="Grid Table 6 Colorful Accent 5" w:uiPriority="51"/>
+    <w:lsdException w:name="HTML Typewriter" w:semiHidden="1" w:unhideWhenUsed="1"/>
+    <w:lsdException w:name="Table List 6" w:semiHidden="1" w:unhideWhenUsed="1"/>
+    <w:lsdException w:name="Medium Grid 3 Accent 4" w:uiPriority="69"/>
+    <w:lsdException w:name="Medium Shading 2 Accent 6" w:uiPriority="64"/>
+    <w:lsdException w:name="Medium List 1 Accent 6" w:uiPriority="65"/>
+    <w:lsdException w:name="Medium Shading 1 Accent 2" w:uiPriority="63"/>
+    <w:lsdException w:name="Grid Table 2 Accent 5" w:uiPriority="47"/>
+    <w:lsdException w:name="Grid Table 6 Colorful Accent 3" w:uiPriority="51"/>
+    <w:lsdException w:name="Block Text" w:semiHidden="1" w:unhideWhenUsed="1"/>
+    <w:lsdException w:name="Table Contemporary" w:semiHidden="1" w:unhideWhenUsed="1"/>
+    <w:lsdException w:name="Table Columns 5" w:semiHidden="1" w:unhideWhenUsed="1"/>
+    <w:lsdException w:name="Colorful Grid Accent 4" w:uiPriority="73"/>
+    <w:lsdException w:name="Note Heading" w:semiHidden="1" w:unhideWhenUsed="1"/>
+    <w:lsdException w:name="Grid Table 3 Accent 6" w:uiPriority="48"/>
+    <w:lsdException w:name="Medium List 1 Accent 5" w:uiPriority="65"/>
+    <w:lsdException w:name="Table 3D effects 2" w:semiHidden="1" w:unhideWhenUsed="1"/>
+    <w:lsdException w:name="Table Classic 4" w:semiHidden="1" w:unhideWhenUsed="1"/>
+    <w:lsdException w:name="heading 7" w:uiPriority="9" w:semiHidden="1" w:unhideWhenUsed="1" w:qFormat="1"/>
+    <w:lsdException w:name="List" w:semiHidden="1" w:unhideWhenUsed="1"/>
+    <w:lsdException w:name="Grid Table 3 Accent 1" w:uiPriority="48"/>
+    <w:lsdException w:name="Grid Table 4 Accent 3" w:uiPriority="49"/>
+    <w:lsdException w:name="Grid Table 5 Dark Accent 1" w:uiPriority="50"/>
+    <w:lsdException w:name="endnote reference" w:semiHidden="1" w:unhideWhenUsed="1"/>
+    <w:lsdException w:name="Grid Table 3" w:uiPriority="48"/>
+    <w:lsdException w:name="Light Grid Accent 2" w:uiPriority="62"/>
+    <w:lsdException w:name="Signature" w:semiHidden="1" w:unhideWhenUsed="1"/>
+    <w:lsdException w:name="Body Text First Indent 2" w:semiHidden="1" w:unhideWhenUsed="1"/>
+    <w:lsdException w:name="HTML Variable" w:semiHidden="1" w:unhideWhenUsed="1"/>
+    <w:lsdException w:name="Grid Table 1 Light Accent 5" w:uiPriority="46"/>
+    <w:lsdException w:name="Medium Grid 2 Accent 5" w:uiPriority="68"/>
+    <w:lsdException w:name="Grid Table 3 Accent 3" w:uiPriority="48"/>
+    <w:lsdException w:name="Dark List Accent 1" w:uiPriority="70"/>
+    <w:lsdException w:name="Strong" w:uiPriority="22" w:qFormat="1"/>
+    <w:lsdException w:name="Colorful Shading Accent 5" w:uiPriority="71"/>
+    <w:lsdException w:name="Hyperlink" w:semiHidden="1" w:unhideWhenUsed="1"/>
+    <w:lsdException w:name="Mention" w:semiHidden="1" w:unhideWhenUsed="1"/>
+    <w:lsdException w:name="Intense Reference" w:uiPriority="32" w:qFormat="1"/>
     <w:lsdException w:name="index 6" w:semiHidden="1" w:unhideWhenUsed="1"/>
-    <w:lsdException w:name="index 1" w:semiHidden="1" w:unhideWhenUsed="1"/>
-    <w:lsdException w:name="Grid Table 1 Light Accent 6" w:uiPriority="46"/>
-    <w:lsdException w:name="Table Grid 8" w:semiHidden="1" w:unhideWhenUsed="1"/>
-    <w:lsdException w:name="Grid Table 6 Colorful Accent 5" w:uiPriority="51"/>
-    <w:lsdException w:name="Colorful Shading Accent 4" w:uiPriority="71"/>
-    <w:lsdException w:name="List Table 6 Colorful" w:uiPriority="51"/>
-    <w:lsdException w:name="List Table 2 Accent 3" w:uiPriority="47"/>
-    <w:lsdException w:name="Table Simple 2" w:semiHidden="1" w:unhideWhenUsed="1"/>
-    <w:lsdException w:name="Table Subtle 2" w:semiHidden="1" w:unhideWhenUsed="1"/>
-    <w:lsdException w:name="Grid Table 2 Accent 3" w:uiPriority="47"/>
-    <w:lsdException w:name="List Table 6 Colorful Accent 1" w:uiPriority="51"/>
-    <w:lsdException w:name="Table Simple 3" w:semiHidden="1" w:unhideWhenUsed="1"/>
-    <w:lsdException w:name="List Table 4 Accent 1" w:uiPriority="49"/>
-    <w:lsdException w:name="Table Web 1" w:semiHidden="1" w:unhideWhenUsed="1"/>
-    <w:lsdException w:name="header" w:semiHidden="1" w:unhideWhenUsed="1"/>
-    <w:lsdException w:name="List Table 1 Light" w:uiPriority="46"/>
-    <w:lsdException w:name="Colorful List Accent 6" w:uiPriority="72"/>
-    <w:lsdException w:name="annotation text" w:semiHidden="1" w:unhideWhenUsed="1"/>
-    <w:lsdException w:name="No Spacing" w:uiPriority="1" w:qFormat="1"/>
-    <w:lsdException w:name="Table Web 2" w:semiHidden="1" w:unhideWhenUsed="1"/>
-    <w:lsdException w:name="List Table 5 Dark" w:uiPriority="50"/>
-    <w:lsdException w:name="Table Colorful 2" w:semiHidden="1" w:unhideWhenUsed="1"/>
-    <w:lsdException w:name="List Table 7 Colorful" w:uiPriority="52"/>
-    <w:lsdException w:name="Table Columns 2" w:semiHidden="1" w:unhideWhenUsed="1"/>
-    <w:lsdException w:name="Note Heading" w:semiHidden="1" w:unhideWhenUsed="1"/>
-    <w:lsdException w:name="index 7" w:semiHidden="1" w:unhideWhenUsed="1"/>
-    <w:lsdException w:name="Body Text Indent 2" w:semiHidden="1" w:unhideWhenUsed="1"/>
-    <w:lsdException w:name="Grid Table 1 Light Accent 1" w:uiPriority="46"/>
-    <w:lsdException w:name="Grid Table 7 Colorful" w:uiPriority="52"/>
-    <w:lsdException w:name="List Table 1 Light Accent 3" w:uiPriority="46"/>
-    <w:lsdException w:name="Grid Table 1 Light" w:uiPriority="46"/>
-    <w:lsdException w:name="Light Grid Accent 5" w:uiPriority="62"/>
-    <w:lsdException w:name="Table List 5" w:semiHidden="1" w:unhideWhenUsed="1"/>
-    <w:lsdException w:name="List Table 7 Colorful Accent 2" w:uiPriority="52"/>
-    <w:lsdException w:name="toc 3" w:uiPriority="39" w:semiHidden="1" w:unhideWhenUsed="1"/>
-    <w:lsdException w:name="List Table 5 Dark Accent 1" w:uiPriority="50"/>
-    <w:lsdException w:name="List Table 7 Colorful Accent 5" w:uiPriority="52"/>
-    <w:lsdException w:name="Medium Shading 2 Accent 4" w:uiPriority="64"/>
-    <w:lsdException w:name="Grid Table 4 Accent 3" w:uiPriority="49"/>
-    <w:lsdException w:name="Bibliography" w:uiPriority="37" w:semiHidden="1" w:unhideWhenUsed="1"/>
-    <w:lsdException w:name="Grid Table 7 Colorful Accent 1" w:uiPriority="52"/>
-    <w:lsdException w:name="Intense Reference" w:uiPriority="32" w:qFormat="1"/>
-    <w:lsdException w:name="List Table 2 Accent 1" w:uiPriority="47"/>
-    <w:lsdException w:name="Grid Table 4 Accent 1" w:uiPriority="49"/>
-    <w:lsdException w:name="Normal Indent" w:semiHidden="1" w:unhideWhenUsed="1"/>
-    <w:lsdException w:name="toc 6" w:uiPriority="39" w:semiHidden="1" w:unhideWhenUsed="1"/>
-    <w:lsdException w:name="Medium Grid 3 Accent 1" w:uiPriority="69"/>
-    <w:lsdException w:name="Grid Table 3 Accent 5" w:uiPriority="48"/>
-    <w:lsdException w:name="Smart Hyperlink" w:semiHidden="1" w:unhideWhenUsed="1"/>
-    <w:lsdException w:name="Table Simple 1" w:semiHidden="1" w:unhideWhenUsed="1"/>
-    <w:lsdException w:name="List Table 7 Colorful Accent 3" w:uiPriority="52"/>
-    <w:lsdException w:name="Book Title" w:uiPriority="33" w:qFormat="1"/>
-    <w:lsdException w:name="Table 3D effects 1" w:semiHidden="1" w:unhideWhenUsed="1"/>
-    <w:lsdException w:name="Light Grid Accent 2" w:uiPriority="62"/>
-    <w:lsdException w:name="HTML Preformatted" w:semiHidden="1" w:unhideWhenUsed="1"/>
-    <w:lsdException w:name="Medium List 2 Accent 2" w:uiPriority="66"/>
-    <w:lsdException w:name="page number" w:semiHidden="1" w:unhideWhenUsed="1"/>
-    <w:lsdException w:name="Grid Table 3 Accent 6" w:uiPriority="48"/>
-    <w:lsdException w:name="Outline List 2" w:semiHidden="1" w:unhideWhenUsed="1"/>
-    <w:lsdException w:name="List Table 5 Dark Accent 5" w:uiPriority="50"/>
-    <w:lsdException w:name="Medium Shading 2 Accent 5" w:uiPriority="64"/>
-    <w:lsdException w:name="List Table 4 Accent 3" w:uiPriority="49"/>
-    <w:lsdException w:name="Medium Grid 1 Accent 3" w:uiPriority="67"/>
-    <w:lsdException w:name="HTML Typewriter" w:semiHidden="1" w:unhideWhenUsed="1"/>
-    <w:lsdException w:name="index 2" w:semiHidden="1" w:unhideWhenUsed="1"/>
-    <w:lsdException w:name="HTML Code" w:semiHidden="1" w:unhideWhenUsed="1"/>
     <w:lsdException w:name="Unresolved Mention" w:semiHidden="1" w:unhideWhenUsed="1"/>
-    <w:lsdException w:name="Outline List 1" w:semiHidden="1" w:unhideWhenUsed="1"/>
-    <w:lsdException w:name="List Table 3 Accent 3" w:uiPriority="48"/>
-    <w:lsdException w:name="List Table 6 Colorful Accent 5" w:uiPriority="51"/>
-    <w:lsdException w:name="List Table 5 Dark Accent 4" w:uiPriority="50"/>
-    <w:lsdException w:name="List Number 2" w:semiHidden="1" w:unhideWhenUsed="1"/>
-    <w:lsdException w:name="Dark List Accent 6" w:uiPriority="70"/>
-    <w:lsdException w:name="List Table 5 Dark Accent 6" w:uiPriority="50"/>
-    <w:lsdException w:name="Grid Table 4" w:uiPriority="49"/>
-    <w:lsdException w:name="Grid Table 1 Light Accent 2" w:uiPriority="46"/>
-    <w:lsdException w:name="line number" w:semiHidden="1" w:unhideWhenUsed="1"/>
-    <w:lsdException w:name="Medium Grid 3 Accent 2" w:uiPriority="69"/>
-    <w:lsdException w:name="toc 4" w:uiPriority="39" w:semiHidden="1" w:unhideWhenUsed="1"/>
-    <w:lsdException w:name="Table Contemporary" w:semiHidden="1" w:unhideWhenUsed="1"/>
-    <w:lsdException w:name="Medium List 1 Accent 4" w:uiPriority="65"/>
-    <w:lsdException w:name="Signature" w:semiHidden="1" w:unhideWhenUsed="1"/>
-    <w:lsdException w:name="List Table 2 Accent 4" w:uiPriority="47"/>
-    <w:lsdException w:name="No List" w:semiHidden="1" w:unhideWhenUsed="1"/>
-    <w:lsdException w:name="Medium Grid 1" w:uiPriority="67"/>
-    <w:lsdException w:name="List Table 1 Light Accent 4" w:uiPriority="46"/>
-    <w:lsdException w:name="Colorful Shading Accent 6" w:uiPriority="71"/>
-    <w:lsdException w:name="Table Classic 2" w:semiHidden="1" w:unhideWhenUsed="1"/>
-    <w:lsdException w:name="heading 9" w:uiPriority="9" w:semiHidden="1" w:unhideWhenUsed="1" w:qFormat="1"/>
-    <w:lsdException w:name="List Table 6 Colorful Accent 2" w:uiPriority="51"/>
-    <w:lsdException w:name="Medium Grid 2" w:uiPriority="68"/>
-    <w:lsdException w:name="List Table 6 Colorful Accent 3" w:uiPriority="51"/>
-    <w:lsdException w:name="Light Shading Accent 2" w:uiPriority="60"/>
-    <w:lsdException w:name="Grid Table 7 Colorful Accent 6" w:uiPriority="52"/>
-    <w:lsdException w:name="Grid Table 4 Accent 6" w:uiPriority="49"/>
-    <w:lsdException w:name="Grid Table 5 Dark Accent 2" w:uiPriority="50"/>
-    <w:lsdException w:name="Dark List Accent 2" w:uiPriority="70"/>
-    <w:lsdException w:name="Colorful Shading Accent 1" w:uiPriority="71"/>
-    <w:lsdException w:name="List Bullet 5" w:semiHidden="1" w:unhideWhenUsed="1"/>
-    <w:lsdException w:name="Colorful List Accent 3" w:uiPriority="72"/>
-    <w:lsdException w:name="Table Colorful 1" w:semiHidden="1" w:unhideWhenUsed="1"/>
-    <w:lsdException w:name="Grid Table 7 Colorful Accent 5" w:uiPriority="52"/>
-    <w:lsdException w:name="Mention" w:semiHidden="1" w:unhideWhenUsed="1"/>
-    <w:lsdException w:name="Table Web 3" w:semiHidden="1" w:unhideWhenUsed="1"/>
-    <w:lsdException w:name="Closing" w:semiHidden="1" w:unhideWhenUsed="1"/>
-    <w:lsdException w:name="footer" w:semiHidden="1" w:unhideWhenUsed="1"/>
-    <w:lsdException w:name="List Continue 4" w:semiHidden="1" w:unhideWhenUsed="1"/>
-    <w:lsdException w:name="toc 8" w:uiPriority="39" w:semiHidden="1" w:unhideWhenUsed="1"/>
-    <w:lsdException w:name="Table Grid 3" w:semiHidden="1" w:unhideWhenUsed="1"/>
-    <w:lsdException w:name="Medium Shading 1" w:uiPriority="63"/>
-    <w:lsdException w:name="Light Shading Accent 3" w:uiPriority="60"/>
-    <w:lsdException w:name="Medium Grid 2 Accent 4" w:uiPriority="68"/>
-    <w:lsdException w:name="caption" w:uiPriority="35" w:semiHidden="1" w:unhideWhenUsed="1" w:qFormat="1"/>
-    <w:lsdException w:name="Grid Table 2 Accent 1" w:uiPriority="47"/>
-    <w:lsdException w:name="Medium List 2 Accent 5" w:uiPriority="66"/>
-    <w:lsdException w:name="Table Columns 1" w:semiHidden="1" w:unhideWhenUsed="1"/>
-    <w:lsdException w:name="HTML Cite" w:semiHidden="1" w:unhideWhenUsed="1"/>
-    <w:lsdException w:name="Plain Table 2" w:uiPriority="42"/>
-    <w:lsdException w:name="Dark List Accent 1" w:uiPriority="70"/>
-    <w:lsdException w:name="heading 3" w:uiPriority="9" w:semiHidden="1" w:unhideWhenUsed="1" w:qFormat="1"/>
-    <w:lsdException w:name="Medium List 1 Accent 5" w:uiPriority="65"/>
-    <w:lsdException w:name="Grid Table 6 Colorful Accent 4" w:uiPriority="51"/>
-    <w:lsdException w:name="List Table 7 Colorful Accent 1" w:uiPriority="52"/>
-    <w:lsdException w:name="Grid Table 2" w:uiPriority="47"/>
-    <w:lsdException w:name="Light Grid" w:uiPriority="62"/>
-    <w:lsdException w:name="Medium Shading 1 Accent 1" w:uiPriority="63"/>
-    <w:lsdException w:name="Table List 3" w:semiHidden="1" w:unhideWhenUsed="1"/>
-    <w:lsdException w:name="List Table 7 Colorful Accent 6" w:uiPriority="52"/>
-    <w:lsdException w:name="Medium List 1 Accent 3" w:uiPriority="65"/>
-    <w:lsdException w:name="index 4" w:semiHidden="1" w:unhideWhenUsed="1"/>
-    <w:lsdException w:name="toc 2" w:uiPriority="39" w:semiHidden="1" w:unhideWhenUsed="1"/>
-    <w:lsdException w:name="Medium List 1 Accent 2" w:uiPriority="65"/>
-    <w:lsdException w:name="Medium Grid 1 Accent 5" w:uiPriority="67"/>
-    <w:lsdException w:name="Medium List 2 Accent 6" w:uiPriority="66"/>
-    <w:lsdException w:name="Medium Shading 1 Accent 5" w:uiPriority="63"/>
-    <w:lsdException w:name="Grid Table 1 Light Accent 3" w:uiPriority="46"/>
-    <w:lsdException w:name="HTML Definition" w:semiHidden="1" w:unhideWhenUsed="1"/>
-    <w:lsdException w:name="Medium Grid 2 Accent 6" w:uiPriority="68"/>
-    <w:lsdException w:name="Grid Table 3" w:uiPriority="48"/>
-    <w:lsdException w:name="Medium Grid 2 Accent 1" w:uiPriority="68"/>
-    <w:lsdException w:name="Hyperlink" w:semiHidden="1" w:unhideWhenUsed="1"/>
-    <w:lsdException w:name="Light List Accent 2" w:uiPriority="61"/>
-    <w:lsdException w:name="Medium Grid 3 Accent 4" w:uiPriority="69"/>
-    <w:lsdException w:name="Table Grid" w:uiPriority="39"/>
-    <w:lsdException w:name="List Number 4" w:semiHidden="1" w:unhideWhenUsed="1"/>
-    <w:lsdException w:name="Grid Table 3 Accent 4" w:uiPriority="48"/>
-    <w:lsdException w:name="HTML Top of Form" w:semiHidden="1" w:unhideWhenUsed="1"/>
-    <w:lsdException w:name="List Table 2 Accent 2" w:uiPriority="47"/>
-    <w:lsdException w:name="List 2" w:semiHidden="1" w:unhideWhenUsed="1"/>
-    <w:lsdException w:name="Quote" w:uiPriority="29" w:qFormat="1"/>
-    <w:lsdException w:name="List Table 4 Accent 5" w:uiPriority="49"/>
-    <w:lsdException w:name="Light Shading" w:uiPriority="60"/>
-    <w:lsdException w:name="List Bullet" w:semiHidden="1" w:unhideWhenUsed="1"/>
-    <w:lsdException w:name="Light Grid Accent 6" w:uiPriority="62"/>
-    <w:lsdException w:name="Subtle Reference" w:uiPriority="31" w:qFormat="1"/>
-    <w:lsdException w:name="List Continue 5" w:semiHidden="1" w:unhideWhenUsed="1"/>
-    <w:lsdException w:name="Light List Accent 1" w:uiPriority="61"/>
-    <w:lsdException w:name="List Number 3" w:semiHidden="1" w:unhideWhenUsed="1"/>
-    <w:lsdException w:name="Table Columns 4" w:semiHidden="1" w:unhideWhenUsed="1"/>
-    <w:lsdException w:name="Light List" w:uiPriority="61"/>
-    <w:lsdException w:name="List Table 2 Accent 5" w:uiPriority="47"/>
-    <w:lsdException w:name="Grid Table 7 Colorful Accent 4" w:uiPriority="52"/>
-    <w:lsdException w:name="Table Theme" w:semiHidden="1" w:unhideWhenUsed="1"/>
-    <w:lsdException w:name="List Table 5 Dark Accent 3" w:uiPriority="50"/>
-    <w:lsdException w:name="List Table 2" w:uiPriority="47"/>
-    <w:lsdException w:name="Dark List" w:uiPriority="70"/>
-    <w:lsdException w:name="Table List 2" w:semiHidden="1" w:unhideWhenUsed="1"/>
-    <w:lsdException w:name="Light List Accent 4" w:uiPriority="61"/>
-    <w:lsdException w:name="Date" w:semiHidden="1" w:unhideWhenUsed="1"/>
-    <w:lsdException w:name="Plain Table 3" w:uiPriority="43"/>
-    <w:lsdException w:name="toc 9" w:uiPriority="39" w:semiHidden="1" w:unhideWhenUsed="1"/>
-    <w:lsdException w:name="Medium Grid 3" w:uiPriority="69"/>
-    <w:lsdException w:name="Medium Grid 1 Accent 1" w:uiPriority="67"/>
-    <w:lsdException w:name="Dark List Accent 5" w:uiPriority="70"/>
-    <w:lsdException w:name="List Table 6 Colorful Accent 4" w:uiPriority="51"/>
-    <w:lsdException w:name="Grid Table 5 Dark Accent 4" w:uiPriority="50"/>
-    <w:lsdException w:name="Body Text 3" w:semiHidden="1" w:unhideWhenUsed="1"/>
-    <w:lsdException w:name="Title" w:uiPriority="10" w:qFormat="1"/>
-    <w:lsdException w:name="annotation reference" w:semiHidden="1" w:unhideWhenUsed="1"/>
-    <w:lsdException w:name="Medium Grid 2 Accent 3" w:uiPriority="68"/>
-    <w:lsdException w:name="Grid Table 4 Accent 4" w:uiPriority="49"/>
-    <w:lsdException w:name="annotation subject" w:semiHidden="1" w:unhideWhenUsed="1"/>
-    <w:lsdException w:name="Intense Emphasis" w:uiPriority="21" w:qFormat="1"/>
-    <w:lsdException w:name="Table Professional" w:semiHidden="1" w:unhideWhenUsed="1"/>
-    <w:lsdException w:name="Revision" w:semiHidden="1"/>
-    <w:lsdException w:name="macro" w:semiHidden="1" w:unhideWhenUsed="1"/>
-    <w:lsdException w:name="Colorful Shading Accent 2" w:uiPriority="71"/>
-    <w:lsdException w:name="Light List Accent 5" w:uiPriority="61"/>
-    <w:lsdException w:name="List Table 3 Accent 5" w:uiPriority="48"/>
-    <w:lsdException w:name="Grid Table 3 Accent 3" w:uiPriority="48"/>
-    <w:lsdException w:name="Table Columns 5" w:semiHidden="1" w:unhideWhenUsed="1"/>
-    <w:lsdException w:name="Dark List Accent 3" w:uiPriority="70"/>
-    <w:lsdException w:name="Grid Table 2 Accent 5" w:uiPriority="47"/>
-    <w:lsdException w:name="Colorful Grid Accent 6" w:uiPriority="73"/>
-    <w:lsdException w:name="Grid Table 5 Dark Accent 1" w:uiPriority="50"/>
-    <w:lsdException w:name="Colorful List Accent 5" w:uiPriority="72"/>
-    <w:lsdException w:name="E-mail Signature" w:semiHidden="1" w:unhideWhenUsed="1"/>
-    <w:lsdException w:name="Medium List 1" w:uiPriority="65"/>
-    <w:lsdException w:name="Medium List 2 Accent 4" w:uiPriority="66"/>
-    <w:lsdException w:name="Dark List Accent 4" w:uiPriority="70"/>
-    <w:lsdException w:name="FollowedHyperlink" w:semiHidden="1" w:unhideWhenUsed="1"/>
-    <w:lsdException w:name="Body Text Indent" w:semiHidden="1" w:unhideWhenUsed="1"/>
-    <w:lsdException w:name="Smart Link" w:semiHidden="1" w:unhideWhenUsed="1"/>
-    <w:lsdException w:name="Medium Grid 1 Accent 2" w:uiPriority="67"/>
-    <w:lsdException w:name="List Paragraph" w:uiPriority="34" w:qFormat="1"/>
-    <w:lsdException w:name="Table List 6" w:semiHidden="1" w:unhideWhenUsed="1"/>
-    <w:lsdException w:name="Grid Table 1 Light Accent 5" w:uiPriority="46"/>
-    <w:lsdException w:name="List 3" w:semiHidden="1" w:unhideWhenUsed="1"/>
-    <w:lsdException w:name="heading 7" w:uiPriority="9" w:semiHidden="1" w:unhideWhenUsed="1" w:qFormat="1"/>
-    <w:lsdException w:name="HTML Bottom of Form" w:semiHidden="1" w:unhideWhenUsed="1"/>
-    <w:lsdException w:name="List Number" w:semiHidden="1" w:unhideWhenUsed="1"/>
-    <w:lsdException w:name="Normal (Web)" w:semiHidden="1" w:unhideWhenUsed="1"/>
-    <w:lsdException w:name="endnote reference" w:semiHidden="1" w:unhideWhenUsed="1"/>
     <w:lsdException w:name="Light Shading Accent 5" w:uiPriority="60"/>
-    <w:lsdException w:name="List Bullet 2" w:semiHidden="1" w:unhideWhenUsed="1"/>
-    <w:lsdException w:name="Table List 4" w:semiHidden="1" w:unhideWhenUsed="1"/>
-    <w:lsdException w:name="Table Grid 5" w:semiHidden="1" w:unhideWhenUsed="1"/>
-    <w:lsdException w:name="Colorful Shading" w:uiPriority="71"/>
-    <w:lsdException w:name="Colorful Grid Accent 5" w:uiPriority="73"/>
-    <w:lsdException w:name="Plain Table 1" w:uiPriority="41"/>
-    <w:lsdException w:name="Table List 7" w:semiHidden="1" w:unhideWhenUsed="1"/>
-    <w:lsdException w:name="envelope return" w:semiHidden="1" w:unhideWhenUsed="1"/>
-    <w:lsdException w:name="Grid Table 6 Colorful Accent 6" w:uiPriority="51"/>
-    <w:lsdException w:name="List Table 6 Colorful Accent 6" w:uiPriority="51"/>
-    <w:lsdException w:name="List" w:semiHidden="1" w:unhideWhenUsed="1"/>
+    <w:lsdException w:name="toa heading" w:semiHidden="1" w:unhideWhenUsed="1"/>
     <w:lsdException w:name="Medium Shading 2" w:uiPriority="64"/>
-    <w:lsdException w:name="Medium Grid 2 Accent 5" w:uiPriority="68"/>
-    <w:lsdException w:name="Grid Table 7 Colorful Accent 2" w:uiPriority="52"/>
-    <w:lsdException w:name="Grid Table 6 Colorful Accent 2" w:uiPriority="51"/>
-    <w:lsdException w:name="List Table 4 Accent 2" w:uiPriority="49"/>
-    <w:lsdException w:name="Grid Table 2 Accent 6" w:uiPriority="47"/>
-    <w:lsdException w:name="Light List Accent 3" w:uiPriority="61"/>
-    <w:lsdException w:name="Table List 1" w:semiHidden="1" w:unhideWhenUsed="1"/>
-    <w:lsdException w:name="Grid Table 4 Accent 5" w:uiPriority="49"/>
-    <w:lsdException w:name="Medium Grid 1 Accent 4" w:uiPriority="67"/>
-    <w:lsdException w:name="Placeholder Text" w:semiHidden="1"/>
-    <w:lsdException w:name="Colorful Shading Accent 5" w:uiPriority="71"/>
-    <w:lsdException w:name="Grid Table 4 Accent 2" w:uiPriority="49"/>
-    <w:lsdException w:name="Table List 8" w:semiHidden="1" w:unhideWhenUsed="1"/>
-    <w:lsdException w:name="List Table 3" w:uiPriority="48"/>
-    <w:lsdException w:name="Medium Shading 2 Accent 2" w:uiPriority="64"/>
-    <w:lsdException w:name="Table Grid 1" w:semiHidden="1" w:unhideWhenUsed="1"/>
-    <w:lsdException w:name="Medium Grid 3 Accent 3" w:uiPriority="69"/>
-    <w:lsdException w:name="toa heading" w:semiHidden="1" w:unhideWhenUsed="1"/>
-    <w:lsdException w:name="HTML Address" w:semiHidden="1" w:unhideWhenUsed="1"/>
-    <w:lsdException w:name="List Table 3 Accent 6" w:uiPriority="48"/>
-    <w:lsdException w:name="TOC Heading" w:uiPriority="39" w:semiHidden="1" w:unhideWhenUsed="1" w:qFormat="1"/>
-    <w:lsdException w:name="Table Classic 4" w:semiHidden="1" w:unhideWhenUsed="1"/>
-    <w:lsdException w:name="Grid Table 5 Dark Accent 3" w:uiPriority="50"/>
-    <w:lsdException w:name="List Table 4 Accent 6" w:uiPriority="49"/>
-    <w:lsdException w:name="List Table 3 Accent 1" w:uiPriority="48"/>
-    <w:lsdException w:name="Strong" w:uiPriority="22" w:qFormat="1"/>
-    <w:lsdException w:name="Medium List 2 Accent 3" w:uiPriority="66"/>
-    <w:lsdException w:name="Medium Shading 2 Accent 1" w:uiPriority="64"/>
-    <w:lsdException w:name="Light Shading Accent 4" w:uiPriority="60"/>
-    <w:lsdException w:name="Table Classic 1" w:semiHidden="1" w:unhideWhenUsed="1"/>
-    <w:lsdException w:name="Light Grid Accent 3" w:uiPriority="62"/>
-    <w:lsdException w:name="Medium Grid 2 Accent 2" w:uiPriority="68"/>
-    <w:lsdException w:name="Balloon Text" w:semiHidden="1" w:unhideWhenUsed="1"/>
-    <w:lsdException w:name="List Table 1 Light Accent 5" w:uiPriority="46"/>
-    <w:lsdException w:name="footnote reference" w:semiHidden="1" w:unhideWhenUsed="1"/>
-    <w:lsdException w:name="List Continue" w:semiHidden="1" w:unhideWhenUsed="1"/>
-    <w:lsdException w:name="table of figures" w:semiHidden="1" w:unhideWhenUsed="1"/>
-    <w:lsdException w:name="Colorful Grid Accent 3" w:uiPriority="73"/>
-    <w:lsdException w:name="List Table 2 Accent 6" w:uiPriority="47"/>
-    <w:lsdException w:name="Grid Table 1 Light Accent 4" w:uiPriority="46"/>
-    <w:lsdException w:name="Body Text First Indent 2" w:semiHidden="1" w:unhideWhenUsed="1"/>
-    <w:lsdException w:name="List 5" w:semiHidden="1" w:unhideWhenUsed="1"/>
-    <w:lsdException w:name="Medium Shading 1 Accent 2" w:uiPriority="63"/>
-    <w:lsdException w:name="Medium Grid 3 Accent 5" w:uiPriority="69"/>
-    <w:lsdException w:name="Normal" w:uiPriority="0" w:qFormat="1"/>
-    <w:lsdException w:name="Document Map" w:semiHidden="1" w:unhideWhenUsed="1"/>
-    <w:lsdException w:name="Message Header" w:semiHidden="1" w:unhideWhenUsed="1"/>
-    <w:lsdException w:name="Table Grid 7" w:semiHidden="1" w:unhideWhenUsed="1"/>
-    <w:lsdException w:name="Medium Shading 1 Accent 6" w:uiPriority="63"/>
-    <w:lsdException w:name="Plain Table 4" w:uiPriority="44"/>
-    <w:lsdException w:name="toc 7" w:uiPriority="39" w:semiHidden="1" w:unhideWhenUsed="1"/>
-    <w:lsdException w:name="Medium Shading 2 Accent 3" w:uiPriority="64"/>
-    <w:lsdException w:name="Body Text" w:semiHidden="1" w:unhideWhenUsed="1"/>
-    <w:lsdException w:name="Block Text" w:semiHidden="1" w:unhideWhenUsed="1"/>
-    <w:lsdException w:name="heading 4" w:uiPriority="9" w:semiHidden="1" w:unhideWhenUsed="1" w:qFormat="1"/>
-    <w:lsdException w:name="Grid Table 3 Accent 1" w:uiPriority="48"/>
-    <w:lsdException w:name="List Continue 2" w:semiHidden="1" w:unhideWhenUsed="1"/>
-    <w:lsdException w:name="Subtle Emphasis" w:uiPriority="19" w:qFormat="1"/>
-    <w:lsdException w:name="Colorful Shading Accent 3" w:uiPriority="71"/>
-    <w:lsdException w:name="HTML Sample" w:semiHidden="1" w:unhideWhenUsed="1"/>
-    <w:lsdException w:name="Grid Table 5 Dark Accent 6" w:uiPriority="50"/>
-    <w:lsdException w:name="footnote text" w:semiHidden="1" w:unhideWhenUsed="1"/>
-    <w:lsdException w:name="index 3" w:semiHidden="1" w:unhideWhenUsed="1"/>
-    <w:lsdException w:name="Grid Table 2 Accent 4" w:uiPriority="47"/>
-    <w:lsdException w:name="Grid Table 6 Colorful Accent 1" w:uiPriority="51"/>
-    <w:lsdException w:name="index 9" w:semiHidden="1" w:unhideWhenUsed="1"/>
-    <w:lsdException w:name="Grid Table 5 Dark" w:uiPriority="50"/>
-    <w:lsdException w:name="Salutation" w:semiHidden="1" w:unhideWhenUsed="1"/>
-    <w:lsdException w:name="Grid Table 3 Accent 2" w:uiPriority="48"/>
-    <w:lsdException w:name="List Table 1 Light Accent 6" w:uiPriority="46"/>
-    <w:lsdException w:name="List Table 4 Accent 4" w:uiPriority="49"/>
-    <w:lsdException w:name="Table Grid 4" w:semiHidden="1" w:unhideWhenUsed="1"/>
-    <w:lsdException w:name="Medium List 2 Accent 1" w:uiPriority="66"/>
-    <w:lsdException w:name="List Bullet 4" w:semiHidden="1" w:unhideWhenUsed="1"/>
-    <w:lsdException w:name="Plain Text" w:semiHidden="1" w:unhideWhenUsed="1"/>
+    <w:lsdException w:name="Medium Grid 3 Accent 6" w:uiPriority="69"/>
   </w:latentStyles>
+  <w:style w:type="character" w:styleId="00001c" w:customStyle="1">
+    <w:name w:val="标题 字符"/>
+    <w:basedOn w:val="000018"/>
+    <w:link w:val="00001b"/>
+    <w:uiPriority w:val="10"/>
+    <w:rsid w:val="00D81F0C"/>
+    <w:rPr>
+      <w:rFonts w:asciiTheme="majorHAnsi" w:hAnsiTheme="majorHAnsi" w:eastAsiaTheme="majorEastAsia" w:cstheme="majorBidi"/>
+      <w:spacing w:val="-10"/>
+      <w:kern w:val="28"/>
+      <w:sz w:val="56"/>
+      <w:szCs w:val="56"/>
+    </w:rPr>
+  </w:style>
   <w:style w:type="character" w:styleId="000011" w:customStyle="1">
     <w:name w:val="标题 6 字符"/>
     <w:basedOn w:val="000018"/>
@@ -2394,11 +2377,25 @@
       <w:color w:val="0F4761" w:themeColor="accent1" w:themeShade="BF"/>
     </w:rPr>
   </w:style>
-  <w:style w:type="paragraph" w:styleId="00000c">
-    <w:name w:val="heading 4"/>
+  <w:style w:type="character" w:styleId="00000b" w:customStyle="1">
+    <w:name w:val="标题 3 字符"/>
+    <w:basedOn w:val="000018"/>
+    <w:link w:val="00000a"/>
+    <w:uiPriority w:val="9"/>
+    <w:semiHidden w:val="1"/>
+    <w:rsid w:val="00D81F0C"/>
+    <w:rPr>
+      <w:rFonts w:asciiTheme="majorHAnsi" w:hAnsiTheme="majorHAnsi" w:eastAsiaTheme="majorEastAsia" w:cstheme="majorBidi"/>
+      <w:color w:val="0F4761" w:themeColor="accent1" w:themeShade="BF"/>
+      <w:sz w:val="32"/>
+      <w:szCs w:val="32"/>
+    </w:rPr>
+  </w:style>
+  <w:style w:type="paragraph" w:styleId="000010">
+    <w:name w:val="heading 6"/>
     <w:basedOn w:val="000005"/>
     <w:next w:val="000005"/>
-    <w:link w:val="00000d"/>
+    <w:link w:val="000011"/>
     <w:uiPriority w:val="9"/>
     <w:semiHidden w:val="1"/>
     <w:unhideWhenUsed w:val="1"/>
@@ -2407,14 +2404,47 @@
     <w:pPr>
       <w:keepNext w:val="1"/>
       <w:keepLines w:val="1"/>
-      <w:spacing w:before="80" w:after="40"/>
-      <w:outlineLvl w:val="3"/>
+      <w:spacing w:before="40" w:after="0"/>
+      <w:outlineLvl w:val="5"/>
     </w:pPr>
     <w:rPr>
       <w:rFonts w:cstheme="majorBidi"/>
+      <w:b w:val="1"/>
+      <w:bCs w:val="1"/>
       <w:color w:val="0F4761" w:themeColor="accent1" w:themeShade="BF"/>
-      <w:sz w:val="28"/>
-      <w:szCs w:val="28"/>
+    </w:rPr>
+  </w:style>
+  <w:style w:type="paragraph" w:styleId="000006">
+    <w:name w:val="heading 1"/>
+    <w:basedOn w:val="000005"/>
+    <w:next w:val="000005"/>
+    <w:link w:val="000007"/>
+    <w:uiPriority w:val="9"/>
+    <w:qFormat w:val="1"/>
+    <w:rsid w:val="00D81F0C"/>
+    <w:pPr>
+      <w:keepNext w:val="1"/>
+      <w:keepLines w:val="1"/>
+      <w:spacing w:before="480" w:after="80"/>
+      <w:outlineLvl w:val="0"/>
+    </w:pPr>
+    <w:rPr>
+      <w:rFonts w:asciiTheme="majorHAnsi" w:hAnsiTheme="majorHAnsi" w:eastAsiaTheme="majorEastAsia" w:cstheme="majorBidi"/>
+      <w:color w:val="0F4761" w:themeColor="accent1" w:themeShade="BF"/>
+      <w:sz w:val="48"/>
+      <w:szCs w:val="48"/>
+    </w:rPr>
+  </w:style>
+  <w:style w:type="character" w:styleId="000017" w:customStyle="1">
+    <w:name w:val="标题 9 字符"/>
+    <w:basedOn w:val="000018"/>
+    <w:link w:val="000016"/>
+    <w:uiPriority w:val="9"/>
+    <w:semiHidden w:val="1"/>
+    <w:rsid w:val="00D81F0C"/>
+    <w:rPr>
+      <w:rFonts w:eastAsiaTheme="majorEastAsia" w:cstheme="majorBidi"/>
+      <w:color w:val="595959" w:themeColor="text1" w:themeTint="A6"/>
     </w:rPr>
   </w:style>
   <w:style w:type="paragraph" w:styleId="00002e" w:customStyle="1">
@@ -2429,65 +2459,6 @@
       <w:spacing w:after="0" w:line="240" w:lineRule="auto"/>
       <w:outlineLvl w:val="1"/>
     </w:pPr>
-    <w:rPr>
-      <w:rFonts w:ascii="Times New Roman" w:hAnsi="Times New Roman" w:eastAsia="微软雅黑" w:cs="Times New Roman"/>
-      <w:b w:val="1"/>
-      <w:sz w:val="28"/>
-      <w14:ligatures w14:val="none"/>
-    </w:rPr>
-  </w:style>
-  <w:style w:type="character" w:styleId="000022">
-    <w:name w:val="Intense Emphasis"/>
-    <w:basedOn w:val="000018"/>
-    <w:uiPriority w:val="21"/>
-    <w:qFormat w:val="1"/>
-    <w:rsid w:val="00D81F0C"/>
-    <w:rPr>
-      <w:i w:val="1"/>
-      <w:iCs w:val="1"/>
-      <w:color w:val="0F4761" w:themeColor="accent1" w:themeShade="BF"/>
-    </w:rPr>
-  </w:style>
-  <w:style w:type="character" w:styleId="00001e" w:customStyle="1">
-    <w:name w:val="副标题 字符"/>
-    <w:basedOn w:val="000018"/>
-    <w:link w:val="00001d"/>
-    <w:uiPriority w:val="11"/>
-    <w:rsid w:val="00D81F0C"/>
-    <w:rPr>
-      <w:rFonts w:asciiTheme="majorHAnsi" w:hAnsiTheme="majorHAnsi" w:eastAsiaTheme="majorEastAsia" w:cstheme="majorBidi"/>
-      <w:color w:val="595959" w:themeColor="text1" w:themeTint="A6"/>
-      <w:spacing w:val="15"/>
-      <w:sz w:val="28"/>
-      <w:szCs w:val="28"/>
-    </w:rPr>
-  </w:style>
-  <w:style w:type="paragraph" w:styleId="000005" w:default="1">
-    <w:name w:val="Normal"/>
-    <w:qFormat w:val="1"/>
-    <w:pPr>
-      <w:widowControl w:val="0"/>
-    </w:pPr>
-  </w:style>
-  <w:style w:type="character" w:styleId="00000b" w:customStyle="1">
-    <w:name w:val="标题 3 字符"/>
-    <w:basedOn w:val="000018"/>
-    <w:link w:val="00000a"/>
-    <w:uiPriority w:val="9"/>
-    <w:semiHidden w:val="1"/>
-    <w:rsid w:val="00D81F0C"/>
-    <w:rPr>
-      <w:rFonts w:asciiTheme="majorHAnsi" w:hAnsiTheme="majorHAnsi" w:eastAsiaTheme="majorEastAsia" w:cstheme="majorBidi"/>
-      <w:color w:val="0F4761" w:themeColor="accent1" w:themeShade="BF"/>
-      <w:sz w:val="32"/>
-      <w:szCs w:val="32"/>
-    </w:rPr>
-  </w:style>
-  <w:style w:type="character" w:styleId="00002f" w:customStyle="1">
-    <w:name w:val="A正文-2标题 字符"/>
-    <w:basedOn w:val="000018"/>
-    <w:link w:val="00002e"/>
-    <w:rsid w:val="00C45758"/>
     <w:rPr>
       <w:rFonts w:ascii="Times New Roman" w:hAnsi="Times New Roman" w:eastAsia="微软雅黑" w:cs="Times New Roman"/>
       <w:b w:val="1"/>
@@ -2514,6 +2485,126 @@
       </w:tblBorders>
     </w:tblPr>
   </w:style>
+  <w:style w:type="character" w:styleId="00002d" w:customStyle="1">
+    <w:name w:val="A正文-1标题 字符"/>
+    <w:basedOn w:val="000018"/>
+    <w:link w:val="00002c"/>
+    <w:rsid w:val="00C45758"/>
+    <w:rPr>
+      <w:rFonts w:ascii="Times New Roman" w:hAnsi="Times New Roman" w:eastAsia="微软雅黑" w:cs="Times New Roman"/>
+      <w:b w:val="1"/>
+      <w:sz w:val="40"/>
+      <w14:ligatures w14:val="none"/>
+    </w:rPr>
+  </w:style>
+  <w:style w:type="paragraph" w:styleId="00000c">
+    <w:name w:val="heading 4"/>
+    <w:basedOn w:val="000005"/>
+    <w:next w:val="000005"/>
+    <w:link w:val="00000d"/>
+    <w:uiPriority w:val="9"/>
+    <w:semiHidden w:val="1"/>
+    <w:unhideWhenUsed w:val="1"/>
+    <w:qFormat w:val="1"/>
+    <w:rsid w:val="00D81F0C"/>
+    <w:pPr>
+      <w:keepNext w:val="1"/>
+      <w:keepLines w:val="1"/>
+      <w:spacing w:before="80" w:after="40"/>
+      <w:outlineLvl w:val="3"/>
+    </w:pPr>
+    <w:rPr>
+      <w:rFonts w:cstheme="majorBidi"/>
+      <w:color w:val="0F4761" w:themeColor="accent1" w:themeShade="BF"/>
+      <w:sz w:val="28"/>
+      <w:szCs w:val="28"/>
+    </w:rPr>
+  </w:style>
+  <w:style w:type="paragraph" w:styleId="000005" w:default="1">
+    <w:name w:val="Normal"/>
+    <w:qFormat w:val="1"/>
+    <w:pPr>
+      <w:widowControl w:val="0"/>
+    </w:pPr>
+  </w:style>
+  <w:style w:type="paragraph" w:styleId="00001b">
+    <w:name w:val="Title"/>
+    <w:basedOn w:val="000005"/>
+    <w:next w:val="000005"/>
+    <w:link w:val="00001c"/>
+    <w:uiPriority w:val="10"/>
+    <w:qFormat w:val="1"/>
+    <w:rsid w:val="00D81F0C"/>
+    <w:pPr>
+      <w:spacing w:after="80" w:line="240" w:lineRule="auto"/>
+      <w:contextualSpacing w:val="1"/>
+      <w:jc w:val="center"/>
+    </w:pPr>
+    <w:rPr>
+      <w:rFonts w:asciiTheme="majorHAnsi" w:hAnsiTheme="majorHAnsi" w:eastAsiaTheme="majorEastAsia" w:cstheme="majorBidi"/>
+      <w:spacing w:val="-10"/>
+      <w:kern w:val="28"/>
+      <w:sz w:val="56"/>
+      <w:szCs w:val="56"/>
+    </w:rPr>
+  </w:style>
+  <w:style w:type="numbering" w:styleId="00001a" w:default="1">
+    <w:name w:val="No List"/>
+    <w:uiPriority w:val="99"/>
+    <w:semiHidden w:val="1"/>
+    <w:unhideWhenUsed w:val="1"/>
+  </w:style>
+  <w:style w:type="character" w:styleId="000025">
+    <w:name w:val="Intense Reference"/>
+    <w:basedOn w:val="000018"/>
+    <w:uiPriority w:val="32"/>
+    <w:qFormat w:val="1"/>
+    <w:rsid w:val="00D81F0C"/>
+    <w:rPr>
+      <w:b w:val="1"/>
+      <w:bCs w:val="1"/>
+      <w:smallCaps w:val="1"/>
+      <w:color w:val="0F4761" w:themeColor="accent1" w:themeShade="BF"/>
+      <w:spacing w:val="5"/>
+    </w:rPr>
+  </w:style>
+  <w:style w:type="character" w:styleId="000020" w:customStyle="1">
+    <w:name w:val="引用 字符"/>
+    <w:basedOn w:val="000018"/>
+    <w:link w:val="00001f"/>
+    <w:uiPriority w:val="29"/>
+    <w:rsid w:val="00D81F0C"/>
+    <w:rPr>
+      <w:i w:val="1"/>
+      <w:iCs w:val="1"/>
+      <w:color w:val="404040" w:themeColor="text1" w:themeTint="BF"/>
+    </w:rPr>
+  </w:style>
+  <w:style w:type="character" w:styleId="000033" w:customStyle="1">
+    <w:name w:val="B正文 字符"/>
+    <w:basedOn w:val="000018"/>
+    <w:link w:val="000032"/>
+    <w:rsid w:val="00C45758"/>
+    <w:rPr>
+      <w:rFonts w:ascii="微软雅黑" w:hAnsi="微软雅黑" w:eastAsia="微软雅黑" w:cs="微软雅黑"/>
+      <w:sz w:val="24"/>
+      <w14:ligatures w14:val="none"/>
+    </w:rPr>
+  </w:style>
+  <w:style w:type="character" w:styleId="00001e" w:customStyle="1">
+    <w:name w:val="副标题 字符"/>
+    <w:basedOn w:val="000018"/>
+    <w:link w:val="00001d"/>
+    <w:uiPriority w:val="11"/>
+    <w:rsid w:val="00D81F0C"/>
+    <w:rPr>
+      <w:rFonts w:asciiTheme="majorHAnsi" w:hAnsiTheme="majorHAnsi" w:eastAsiaTheme="majorEastAsia" w:cstheme="majorBidi"/>
+      <w:color w:val="595959" w:themeColor="text1" w:themeTint="A6"/>
+      <w:spacing w:val="15"/>
+      <w:sz w:val="28"/>
+      <w:szCs w:val="28"/>
+    </w:rPr>
+  </w:style>
   <w:style w:type="paragraph" w:styleId="000023">
     <w:name w:val="Intense Quote"/>
     <w:basedOn w:val="000005"/>
@@ -2537,27 +2628,262 @@
       <w:color w:val="0F4761" w:themeColor="accent1" w:themeShade="BF"/>
     </w:rPr>
   </w:style>
-  <w:style w:type="character" w:styleId="00002b" w:customStyle="1">
-    <w:name w:val="A正文 字符"/>
+  <w:style w:type="paragraph" w:styleId="000016">
+    <w:name w:val="heading 9"/>
+    <w:basedOn w:val="000005"/>
+    <w:next w:val="000005"/>
+    <w:link w:val="000017"/>
+    <w:uiPriority w:val="9"/>
+    <w:semiHidden w:val="1"/>
+    <w:unhideWhenUsed w:val="1"/>
+    <w:qFormat w:val="1"/>
+    <w:rsid w:val="00D81F0C"/>
+    <w:pPr>
+      <w:keepNext w:val="1"/>
+      <w:keepLines w:val="1"/>
+      <w:spacing w:after="0"/>
+      <w:outlineLvl w:val="8"/>
+    </w:pPr>
+    <w:rPr>
+      <w:rFonts w:eastAsiaTheme="majorEastAsia" w:cstheme="majorBidi"/>
+      <w:color w:val="595959" w:themeColor="text1" w:themeTint="A6"/>
+    </w:rPr>
+  </w:style>
+  <w:style w:type="character" w:styleId="000022">
+    <w:name w:val="Intense Emphasis"/>
     <w:basedOn w:val="000018"/>
-    <w:link w:val="00002a"/>
+    <w:uiPriority w:val="21"/>
+    <w:qFormat w:val="1"/>
+    <w:rsid w:val="00D81F0C"/>
+    <w:rPr>
+      <w:i w:val="1"/>
+      <w:iCs w:val="1"/>
+      <w:color w:val="0F4761" w:themeColor="accent1" w:themeShade="BF"/>
+    </w:rPr>
+  </w:style>
+  <w:style w:type="paragraph" w:styleId="00001d">
+    <w:name w:val="Subtitle"/>
+    <w:basedOn w:val="000005"/>
+    <w:next w:val="000005"/>
+    <w:link w:val="00001e"/>
+    <w:uiPriority w:val="11"/>
+    <w:qFormat w:val="1"/>
+    <w:rsid w:val="00D81F0C"/>
+    <w:pPr>
+      <w:numPr>
+        <w:ilvl w:val="1"/>
+      </w:numPr>
+      <w:jc w:val="center"/>
+    </w:pPr>
+    <w:rPr>
+      <w:rFonts w:asciiTheme="majorHAnsi" w:hAnsiTheme="majorHAnsi" w:eastAsiaTheme="majorEastAsia" w:cstheme="majorBidi"/>
+      <w:color w:val="595959" w:themeColor="text1" w:themeTint="A6"/>
+      <w:spacing w:val="15"/>
+      <w:sz w:val="28"/>
+      <w:szCs w:val="28"/>
+    </w:rPr>
+  </w:style>
+  <w:style w:type="character" w:styleId="000018" w:default="1">
+    <w:name w:val="Default Paragraph Font"/>
+    <w:uiPriority w:val="1"/>
+    <w:semiHidden w:val="1"/>
+    <w:unhideWhenUsed w:val="1"/>
+  </w:style>
+  <w:style w:type="character" w:styleId="000029" w:customStyle="1">
+    <w:name w:val="页脚 字符"/>
+    <w:basedOn w:val="000018"/>
+    <w:link w:val="000028"/>
+    <w:uiPriority w:val="99"/>
+    <w:rsid w:val="003F34CE"/>
+    <w:rPr>
+      <w:sz w:val="18"/>
+      <w:szCs w:val="18"/>
+    </w:rPr>
+  </w:style>
+  <w:style w:type="character" w:styleId="000024" w:customStyle="1">
+    <w:name w:val="明显引用 字符"/>
+    <w:basedOn w:val="000018"/>
+    <w:link w:val="000023"/>
+    <w:uiPriority w:val="30"/>
+    <w:rsid w:val="00D81F0C"/>
+    <w:rPr>
+      <w:i w:val="1"/>
+      <w:iCs w:val="1"/>
+      <w:color w:val="0F4761" w:themeColor="accent1" w:themeShade="BF"/>
+    </w:rPr>
+  </w:style>
+  <w:style w:type="character" w:styleId="00000f" w:customStyle="1">
+    <w:name w:val="标题 5 字符"/>
+    <w:basedOn w:val="000018"/>
+    <w:link w:val="00000e"/>
+    <w:uiPriority w:val="9"/>
+    <w:semiHidden w:val="1"/>
+    <w:rsid w:val="00D81F0C"/>
+    <w:rPr>
+      <w:rFonts w:cstheme="majorBidi"/>
+      <w:color w:val="0F4761" w:themeColor="accent1" w:themeShade="BF"/>
+      <w:sz w:val="24"/>
+    </w:rPr>
+  </w:style>
+  <w:style w:type="character" w:styleId="000015" w:customStyle="1">
+    <w:name w:val="标题 8 字符"/>
+    <w:basedOn w:val="000018"/>
+    <w:link w:val="000014"/>
+    <w:uiPriority w:val="9"/>
+    <w:semiHidden w:val="1"/>
+    <w:rsid w:val="00D81F0C"/>
+    <w:rPr>
+      <w:rFonts w:cstheme="majorBidi"/>
+      <w:color w:val="595959" w:themeColor="text1" w:themeTint="A6"/>
+    </w:rPr>
+  </w:style>
+  <w:style w:type="character" w:styleId="00000d" w:customStyle="1">
+    <w:name w:val="标题 4 字符"/>
+    <w:basedOn w:val="000018"/>
+    <w:link w:val="00000c"/>
+    <w:uiPriority w:val="9"/>
+    <w:semiHidden w:val="1"/>
+    <w:rsid w:val="00D81F0C"/>
+    <w:rPr>
+      <w:rFonts w:cstheme="majorBidi"/>
+      <w:color w:val="0F4761" w:themeColor="accent1" w:themeShade="BF"/>
+      <w:sz w:val="28"/>
+      <w:szCs w:val="28"/>
+    </w:rPr>
+  </w:style>
+  <w:style w:type="paragraph" w:styleId="000008">
+    <w:name w:val="heading 2"/>
+    <w:basedOn w:val="000005"/>
+    <w:next w:val="000005"/>
+    <w:link w:val="000009"/>
+    <w:uiPriority w:val="9"/>
+    <w:semiHidden w:val="1"/>
+    <w:unhideWhenUsed w:val="1"/>
+    <w:qFormat w:val="1"/>
+    <w:rsid w:val="00D81F0C"/>
+    <w:pPr>
+      <w:keepNext w:val="1"/>
+      <w:keepLines w:val="1"/>
+      <w:spacing w:before="160" w:after="80"/>
+      <w:outlineLvl w:val="1"/>
+    </w:pPr>
+    <w:rPr>
+      <w:rFonts w:asciiTheme="majorHAnsi" w:hAnsiTheme="majorHAnsi" w:eastAsiaTheme="majorEastAsia" w:cstheme="majorBidi"/>
+      <w:color w:val="0F4761" w:themeColor="accent1" w:themeShade="BF"/>
+      <w:sz w:val="40"/>
+      <w:szCs w:val="40"/>
+    </w:rPr>
+  </w:style>
+  <w:style w:type="paragraph" w:styleId="000030" w:customStyle="1">
+    <w:name w:val="A正文标题"/>
+    <w:basedOn w:val="000005"/>
+    <w:next w:val="000005"/>
+    <w:link w:val="000031"/>
+    <w:qFormat w:val="1"/>
     <w:rsid w:val="00C45758"/>
+    <w:pPr>
+      <w:widowControl w:val="1"/>
+      <w:spacing w:after="0" w:line="240" w:lineRule="auto"/>
+    </w:pPr>
+    <w:rPr>
+      <w:rFonts w:ascii="Times New Roman" w:hAnsi="Times New Roman" w:eastAsia="微软雅黑" w:cs="Times New Roman"/>
+      <w:b w:val="1"/>
+      <w:sz w:val="52"/>
+      <w14:ligatures w14:val="none"/>
+    </w:rPr>
+  </w:style>
+  <w:style w:type="character" w:styleId="000007" w:customStyle="1">
+    <w:name w:val="标题 1 字符"/>
+    <w:basedOn w:val="000018"/>
+    <w:link w:val="000006"/>
+    <w:uiPriority w:val="9"/>
+    <w:rsid w:val="00D81F0C"/>
+    <w:rPr>
+      <w:rFonts w:asciiTheme="majorHAnsi" w:hAnsiTheme="majorHAnsi" w:eastAsiaTheme="majorEastAsia" w:cstheme="majorBidi"/>
+      <w:color w:val="0F4761" w:themeColor="accent1" w:themeShade="BF"/>
+      <w:sz w:val="48"/>
+      <w:szCs w:val="48"/>
+    </w:rPr>
+  </w:style>
+  <w:style w:type="paragraph" w:styleId="00002a" w:customStyle="1">
+    <w:name w:val="A正文"/>
+    <w:basedOn w:val="000005"/>
+    <w:link w:val="00002b"/>
+    <w:qFormat w:val="1"/>
+    <w:rsid w:val="00C45758"/>
+    <w:pPr>
+      <w:widowControl w:val="1"/>
+      <w:spacing w:after="0" w:line="240" w:lineRule="auto"/>
+      <w:ind w:firstLine="200" w:firstLineChars="200"/>
+    </w:pPr>
     <w:rPr>
       <w:rFonts w:ascii="Times New Roman" w:hAnsi="Times New Roman" w:eastAsia="微软雅黑" w:cs="Times New Roman"/>
       <w:sz w:val="24"/>
       <w14:ligatures w14:val="none"/>
     </w:rPr>
   </w:style>
-  <w:style w:type="character" w:styleId="000017" w:customStyle="1">
-    <w:name w:val="标题 9 字符"/>
+  <w:style w:type="paragraph" w:styleId="000032" w:customStyle="1">
+    <w:name w:val="B正文"/>
+    <w:basedOn w:val="000005"/>
+    <w:link w:val="000033"/>
+    <w:qFormat w:val="1"/>
+    <w:rsid w:val="00C45758"/>
+    <w:pPr>
+      <w:spacing w:after="0" w:line="360" w:lineRule="auto"/>
+    </w:pPr>
+    <w:rPr>
+      <w:rFonts w:ascii="微软雅黑" w:hAnsi="微软雅黑" w:eastAsia="微软雅黑" w:cs="微软雅黑"/>
+      <w:sz w:val="24"/>
+      <w14:ligatures w14:val="none"/>
+    </w:rPr>
+  </w:style>
+  <w:style w:type="character" w:styleId="000027" w:customStyle="1">
+    <w:name w:val="页眉 字符"/>
     <w:basedOn w:val="000018"/>
-    <w:link w:val="000016"/>
+    <w:link w:val="000026"/>
+    <w:uiPriority w:val="99"/>
+    <w:rsid w:val="003F34CE"/>
+    <w:rPr>
+      <w:sz w:val="18"/>
+      <w:szCs w:val="18"/>
+    </w:rPr>
+  </w:style>
+  <w:style w:type="character" w:styleId="00002f" w:customStyle="1">
+    <w:name w:val="A正文-2标题 字符"/>
+    <w:basedOn w:val="000018"/>
+    <w:link w:val="00002e"/>
+    <w:rsid w:val="00C45758"/>
+    <w:rPr>
+      <w:rFonts w:ascii="Times New Roman" w:hAnsi="Times New Roman" w:eastAsia="微软雅黑" w:cs="Times New Roman"/>
+      <w:b w:val="1"/>
+      <w:sz w:val="28"/>
+      <w14:ligatures w14:val="none"/>
+    </w:rPr>
+  </w:style>
+  <w:style w:type="character" w:styleId="000013" w:customStyle="1">
+    <w:name w:val="标题 7 字符"/>
+    <w:basedOn w:val="000018"/>
+    <w:link w:val="000012"/>
     <w:uiPriority w:val="9"/>
     <w:semiHidden w:val="1"/>
     <w:rsid w:val="00D81F0C"/>
     <w:rPr>
-      <w:rFonts w:eastAsiaTheme="majorEastAsia" w:cstheme="majorBidi"/>
+      <w:rFonts w:cstheme="majorBidi"/>
+      <w:b w:val="1"/>
+      <w:bCs w:val="1"/>
       <w:color w:val="595959" w:themeColor="text1" w:themeTint="A6"/>
+    </w:rPr>
+  </w:style>
+  <w:style w:type="character" w:styleId="000031" w:customStyle="1">
+    <w:name w:val="A正文标题 字符"/>
+    <w:basedOn w:val="000018"/>
+    <w:link w:val="000030"/>
+    <w:rsid w:val="00C45758"/>
+    <w:rPr>
+      <w:rFonts w:ascii="Times New Roman" w:hAnsi="Times New Roman" w:eastAsia="微软雅黑" w:cs="Times New Roman"/>
+      <w:b w:val="1"/>
+      <w:sz w:val="52"/>
+      <w14:ligatures w14:val="none"/>
     </w:rPr>
   </w:style>
   <w:style w:type="paragraph" w:styleId="000028">
@@ -2580,105 +2906,22 @@
       <w:szCs w:val="18"/>
     </w:rPr>
   </w:style>
-  <w:style w:type="paragraph" w:styleId="000032" w:customStyle="1">
-    <w:name w:val="B正文"/>
+  <w:style w:type="paragraph" w:styleId="00001f">
+    <w:name w:val="Quote"/>
     <w:basedOn w:val="000005"/>
-    <w:link w:val="000033"/>
-    <w:qFormat w:val="1"/>
-    <w:rsid w:val="00C45758"/>
-    <w:pPr>
-      <w:spacing w:after="0" w:line="360" w:lineRule="auto"/>
-    </w:pPr>
-    <w:rPr>
-      <w:rFonts w:ascii="微软雅黑" w:hAnsi="微软雅黑" w:eastAsia="微软雅黑" w:cs="微软雅黑"/>
-      <w:sz w:val="24"/>
-      <w14:ligatures w14:val="none"/>
-    </w:rPr>
-  </w:style>
-  <w:style w:type="numbering" w:styleId="00001a" w:default="1">
-    <w:name w:val="No List"/>
-    <w:uiPriority w:val="99"/>
-    <w:semiHidden w:val="1"/>
-    <w:unhideWhenUsed w:val="1"/>
-  </w:style>
-  <w:style w:type="character" w:styleId="00002d" w:customStyle="1">
-    <w:name w:val="A正文-1标题 字符"/>
-    <w:basedOn w:val="000018"/>
-    <w:link w:val="00002c"/>
-    <w:rsid w:val="00C45758"/>
-    <w:rPr>
-      <w:rFonts w:ascii="Times New Roman" w:hAnsi="Times New Roman" w:eastAsia="微软雅黑" w:cs="Times New Roman"/>
-      <w:b w:val="1"/>
-      <w:sz w:val="40"/>
-      <w14:ligatures w14:val="none"/>
-    </w:rPr>
-  </w:style>
-  <w:style w:type="paragraph" w:styleId="00002a" w:customStyle="1">
-    <w:name w:val="A正文"/>
-    <w:basedOn w:val="000005"/>
-    <w:link w:val="00002b"/>
-    <w:qFormat w:val="1"/>
-    <w:rsid w:val="00C45758"/>
-    <w:pPr>
-      <w:widowControl w:val="1"/>
-      <w:spacing w:after="0" w:line="240" w:lineRule="auto"/>
-      <w:ind w:firstLine="200" w:firstLineChars="200"/>
-    </w:pPr>
-    <w:rPr>
-      <w:rFonts w:ascii="Times New Roman" w:hAnsi="Times New Roman" w:eastAsia="微软雅黑" w:cs="Times New Roman"/>
-      <w:sz w:val="24"/>
-      <w14:ligatures w14:val="none"/>
-    </w:rPr>
-  </w:style>
-  <w:style w:type="character" w:styleId="000009" w:customStyle="1">
-    <w:name w:val="标题 2 字符"/>
-    <w:basedOn w:val="000018"/>
-    <w:link w:val="000008"/>
-    <w:uiPriority w:val="9"/>
-    <w:semiHidden w:val="1"/>
-    <w:rsid w:val="00D81F0C"/>
-    <w:rPr>
-      <w:rFonts w:asciiTheme="majorHAnsi" w:hAnsiTheme="majorHAnsi" w:eastAsiaTheme="majorEastAsia" w:cstheme="majorBidi"/>
-      <w:color w:val="0F4761" w:themeColor="accent1" w:themeShade="BF"/>
-      <w:sz w:val="40"/>
-      <w:szCs w:val="40"/>
-    </w:rPr>
-  </w:style>
-  <w:style w:type="character" w:styleId="000029" w:customStyle="1">
-    <w:name w:val="页脚 字符"/>
-    <w:basedOn w:val="000018"/>
-    <w:link w:val="000028"/>
-    <w:uiPriority w:val="99"/>
-    <w:rsid w:val="003F34CE"/>
-    <w:rPr>
-      <w:sz w:val="18"/>
-      <w:szCs w:val="18"/>
-    </w:rPr>
-  </w:style>
-  <w:style w:type="character" w:styleId="000025">
-    <w:name w:val="Intense Reference"/>
-    <w:basedOn w:val="000018"/>
-    <w:uiPriority w:val="32"/>
+    <w:next w:val="000005"/>
+    <w:link w:val="000020"/>
+    <w:uiPriority w:val="29"/>
     <w:qFormat w:val="1"/>
     <w:rsid w:val="00D81F0C"/>
-    <w:rPr>
-      <w:b w:val="1"/>
-      <w:bCs w:val="1"/>
-      <w:smallCaps w:val="1"/>
-      <w:color w:val="0F4761" w:themeColor="accent1" w:themeShade="BF"/>
-      <w:spacing w:val="5"/>
-    </w:rPr>
-  </w:style>
-  <w:style w:type="character" w:styleId="000024" w:customStyle="1">
-    <w:name w:val="明显引用 字符"/>
-    <w:basedOn w:val="000018"/>
-    <w:link w:val="000023"/>
-    <w:uiPriority w:val="30"/>
-    <w:rsid w:val="00D81F0C"/>
+    <w:pPr>
+      <w:spacing w:before="160"/>
+      <w:jc w:val="center"/>
+    </w:pPr>
     <w:rPr>
       <w:i w:val="1"/>
       <w:iCs w:val="1"/>
-      <w:color w:val="0F4761" w:themeColor="accent1" w:themeShade="BF"/>
+      <w:color w:val="404040" w:themeColor="text1" w:themeTint="BF"/>
     </w:rPr>
   </w:style>
   <w:style w:type="paragraph" w:styleId="000014">
@@ -2702,6 +2945,94 @@
       <w:color w:val="595959" w:themeColor="text1" w:themeTint="A6"/>
     </w:rPr>
   </w:style>
+  <w:style w:type="paragraph" w:styleId="000026">
+    <w:name w:val="header"/>
+    <w:basedOn w:val="000005"/>
+    <w:link w:val="000027"/>
+    <w:uiPriority w:val="99"/>
+    <w:unhideWhenUsed w:val="1"/>
+    <w:rsid w:val="003F34CE"/>
+    <w:pPr>
+      <w:tabs>
+        <w:tab w:val="center" w:pos="4153"/>
+        <w:tab w:val="right" w:pos="8306"/>
+      </w:tabs>
+      <w:snapToGrid w:val="0"/>
+      <w:spacing w:line="240" w:lineRule="auto"/>
+      <w:jc w:val="center"/>
+    </w:pPr>
+    <w:rPr>
+      <w:sz w:val="18"/>
+      <w:szCs w:val="18"/>
+    </w:rPr>
+  </w:style>
+  <w:style w:type="paragraph" w:styleId="000012">
+    <w:name w:val="heading 7"/>
+    <w:basedOn w:val="000005"/>
+    <w:next w:val="000005"/>
+    <w:link w:val="000013"/>
+    <w:uiPriority w:val="9"/>
+    <w:semiHidden w:val="1"/>
+    <w:unhideWhenUsed w:val="1"/>
+    <w:qFormat w:val="1"/>
+    <w:rsid w:val="00D81F0C"/>
+    <w:pPr>
+      <w:keepNext w:val="1"/>
+      <w:keepLines w:val="1"/>
+      <w:spacing w:before="40" w:after="0"/>
+      <w:outlineLvl w:val="6"/>
+    </w:pPr>
+    <w:rPr>
+      <w:rFonts w:cstheme="majorBidi"/>
+      <w:b w:val="1"/>
+      <w:bCs w:val="1"/>
+      <w:color w:val="595959" w:themeColor="text1" w:themeTint="A6"/>
+    </w:rPr>
+  </w:style>
+  <w:style w:type="character" w:styleId="000009" w:customStyle="1">
+    <w:name w:val="标题 2 字符"/>
+    <w:basedOn w:val="000018"/>
+    <w:link w:val="000008"/>
+    <w:uiPriority w:val="9"/>
+    <w:semiHidden w:val="1"/>
+    <w:rsid w:val="00D81F0C"/>
+    <w:rPr>
+      <w:rFonts w:asciiTheme="majorHAnsi" w:hAnsiTheme="majorHAnsi" w:eastAsiaTheme="majorEastAsia" w:cstheme="majorBidi"/>
+      <w:color w:val="0F4761" w:themeColor="accent1" w:themeShade="BF"/>
+      <w:sz w:val="40"/>
+      <w:szCs w:val="40"/>
+    </w:rPr>
+  </w:style>
+  <w:style w:type="character" w:styleId="00002b" w:customStyle="1">
+    <w:name w:val="A正文 字符"/>
+    <w:basedOn w:val="000018"/>
+    <w:link w:val="00002a"/>
+    <w:rsid w:val="00C45758"/>
+    <w:rPr>
+      <w:rFonts w:ascii="Times New Roman" w:hAnsi="Times New Roman" w:eastAsia="微软雅黑" w:cs="Times New Roman"/>
+      <w:sz w:val="24"/>
+      <w14:ligatures w14:val="none"/>
+    </w:rPr>
+  </w:style>
+  <w:style w:type="paragraph" w:styleId="00002c" w:customStyle="1">
+    <w:name w:val="A正文-1标题"/>
+    <w:basedOn w:val="000005"/>
+    <w:next w:val="000005"/>
+    <w:link w:val="00002d"/>
+    <w:qFormat w:val="1"/>
+    <w:rsid w:val="00C45758"/>
+    <w:pPr>
+      <w:widowControl w:val="1"/>
+      <w:spacing w:after="0" w:line="240" w:lineRule="auto"/>
+      <w:outlineLvl w:val="0"/>
+    </w:pPr>
+    <w:rPr>
+      <w:rFonts w:ascii="Times New Roman" w:hAnsi="Times New Roman" w:eastAsia="微软雅黑" w:cs="Times New Roman"/>
+      <w:b w:val="1"/>
+      <w:sz w:val="40"/>
+      <w14:ligatures w14:val="none"/>
+    </w:rPr>
+  </w:style>
   <w:style w:type="paragraph" w:styleId="00000e">
     <w:name w:val="heading 5"/>
     <w:basedOn w:val="000005"/>
@@ -2724,117 +3055,16 @@
       <w:sz w:val="24"/>
     </w:rPr>
   </w:style>
-  <w:style w:type="paragraph" w:styleId="00001f">
-    <w:name w:val="Quote"/>
+  <w:style w:type="paragraph" w:styleId="000021">
+    <w:name w:val="List Paragraph"/>
     <w:basedOn w:val="000005"/>
-    <w:next w:val="000005"/>
-    <w:link w:val="000020"/>
-    <w:uiPriority w:val="29"/>
+    <w:uiPriority w:val="34"/>
     <w:qFormat w:val="1"/>
     <w:rsid w:val="00D81F0C"/>
     <w:pPr>
-      <w:spacing w:before="160"/>
-      <w:jc w:val="center"/>
+      <w:ind w:left="720"/>
+      <w:contextualSpacing w:val="1"/>
     </w:pPr>
-    <w:rPr>
-      <w:i w:val="1"/>
-      <w:iCs w:val="1"/>
-      <w:color w:val="404040" w:themeColor="text1" w:themeTint="BF"/>
-    </w:rPr>
-  </w:style>
-  <w:style w:type="character" w:styleId="000018" w:default="1">
-    <w:name w:val="Default Paragraph Font"/>
-    <w:uiPriority w:val="1"/>
-    <w:semiHidden w:val="1"/>
-    <w:unhideWhenUsed w:val="1"/>
-  </w:style>
-  <w:style w:type="paragraph" w:styleId="000012">
-    <w:name w:val="heading 7"/>
-    <w:basedOn w:val="000005"/>
-    <w:next w:val="000005"/>
-    <w:link w:val="000013"/>
-    <w:uiPriority w:val="9"/>
-    <w:semiHidden w:val="1"/>
-    <w:unhideWhenUsed w:val="1"/>
-    <w:qFormat w:val="1"/>
-    <w:rsid w:val="00D81F0C"/>
-    <w:pPr>
-      <w:keepNext w:val="1"/>
-      <w:keepLines w:val="1"/>
-      <w:spacing w:before="40" w:after="0"/>
-      <w:outlineLvl w:val="6"/>
-    </w:pPr>
-    <w:rPr>
-      <w:rFonts w:cstheme="majorBidi"/>
-      <w:b w:val="1"/>
-      <w:bCs w:val="1"/>
-      <w:color w:val="595959" w:themeColor="text1" w:themeTint="A6"/>
-    </w:rPr>
-  </w:style>
-  <w:style w:type="character" w:styleId="000031" w:customStyle="1">
-    <w:name w:val="A正文标题 字符"/>
-    <w:basedOn w:val="000018"/>
-    <w:link w:val="000030"/>
-    <w:rsid w:val="00C45758"/>
-    <w:rPr>
-      <w:rFonts w:ascii="Times New Roman" w:hAnsi="Times New Roman" w:eastAsia="微软雅黑" w:cs="Times New Roman"/>
-      <w:b w:val="1"/>
-      <w:sz w:val="52"/>
-      <w14:ligatures w14:val="none"/>
-    </w:rPr>
-  </w:style>
-  <w:style w:type="paragraph" w:styleId="000016">
-    <w:name w:val="heading 9"/>
-    <w:basedOn w:val="000005"/>
-    <w:next w:val="000005"/>
-    <w:link w:val="000017"/>
-    <w:uiPriority w:val="9"/>
-    <w:semiHidden w:val="1"/>
-    <w:unhideWhenUsed w:val="1"/>
-    <w:qFormat w:val="1"/>
-    <w:rsid w:val="00D81F0C"/>
-    <w:pPr>
-      <w:keepNext w:val="1"/>
-      <w:keepLines w:val="1"/>
-      <w:spacing w:after="0"/>
-      <w:outlineLvl w:val="8"/>
-    </w:pPr>
-    <w:rPr>
-      <w:rFonts w:eastAsiaTheme="majorEastAsia" w:cstheme="majorBidi"/>
-      <w:color w:val="595959" w:themeColor="text1" w:themeTint="A6"/>
-    </w:rPr>
-  </w:style>
-  <w:style w:type="paragraph" w:styleId="000006">
-    <w:name w:val="heading 1"/>
-    <w:basedOn w:val="000005"/>
-    <w:next w:val="000005"/>
-    <w:link w:val="000007"/>
-    <w:uiPriority w:val="9"/>
-    <w:qFormat w:val="1"/>
-    <w:rsid w:val="00D81F0C"/>
-    <w:pPr>
-      <w:keepNext w:val="1"/>
-      <w:keepLines w:val="1"/>
-      <w:spacing w:before="480" w:after="80"/>
-      <w:outlineLvl w:val="0"/>
-    </w:pPr>
-    <w:rPr>
-      <w:rFonts w:asciiTheme="majorHAnsi" w:hAnsiTheme="majorHAnsi" w:eastAsiaTheme="majorEastAsia" w:cstheme="majorBidi"/>
-      <w:color w:val="0F4761" w:themeColor="accent1" w:themeShade="BF"/>
-      <w:sz w:val="48"/>
-      <w:szCs w:val="48"/>
-    </w:rPr>
-  </w:style>
-  <w:style w:type="character" w:styleId="000033" w:customStyle="1">
-    <w:name w:val="B正文 字符"/>
-    <w:basedOn w:val="000018"/>
-    <w:link w:val="000032"/>
-    <w:rsid w:val="00C45758"/>
-    <w:rPr>
-      <w:rFonts w:ascii="微软雅黑" w:hAnsi="微软雅黑" w:eastAsia="微软雅黑" w:cs="微软雅黑"/>
-      <w:sz w:val="24"/>
-      <w14:ligatures w14:val="none"/>
-    </w:rPr>
   </w:style>
   <w:style w:type="paragraph" w:styleId="00000a">
     <w:name w:val="heading 3"/>
@@ -2859,52 +3089,6 @@
       <w:szCs w:val="32"/>
     </w:rPr>
   </w:style>
-  <w:style w:type="character" w:styleId="000027" w:customStyle="1">
-    <w:name w:val="页眉 字符"/>
-    <w:basedOn w:val="000018"/>
-    <w:link w:val="000026"/>
-    <w:uiPriority w:val="99"/>
-    <w:rsid w:val="003F34CE"/>
-    <w:rPr>
-      <w:sz w:val="18"/>
-      <w:szCs w:val="18"/>
-    </w:rPr>
-  </w:style>
-  <w:style w:type="paragraph" w:styleId="000026">
-    <w:name w:val="header"/>
-    <w:basedOn w:val="000005"/>
-    <w:link w:val="000027"/>
-    <w:uiPriority w:val="99"/>
-    <w:unhideWhenUsed w:val="1"/>
-    <w:rsid w:val="003F34CE"/>
-    <w:pPr>
-      <w:tabs>
-        <w:tab w:val="center" w:pos="4153"/>
-        <w:tab w:val="right" w:pos="8306"/>
-      </w:tabs>
-      <w:snapToGrid w:val="0"/>
-      <w:spacing w:line="240" w:lineRule="auto"/>
-      <w:jc w:val="center"/>
-    </w:pPr>
-    <w:rPr>
-      <w:sz w:val="18"/>
-      <w:szCs w:val="18"/>
-    </w:rPr>
-  </w:style>
-  <w:style w:type="character" w:styleId="000013" w:customStyle="1">
-    <w:name w:val="标题 7 字符"/>
-    <w:basedOn w:val="000018"/>
-    <w:link w:val="000012"/>
-    <w:uiPriority w:val="9"/>
-    <w:semiHidden w:val="1"/>
-    <w:rsid w:val="00D81F0C"/>
-    <w:rPr>
-      <w:rFonts w:cstheme="majorBidi"/>
-      <w:b w:val="1"/>
-      <w:bCs w:val="1"/>
-      <w:color w:val="595959" w:themeColor="text1" w:themeTint="A6"/>
-    </w:rPr>
-  </w:style>
   <w:style w:type="table" w:styleId="000019" w:default="1">
     <w:name w:val="Normal Table"/>
     <w:uiPriority w:val="99"/>
@@ -2919,221 +3103,6 @@
         <w:right w:w="108" w:type="dxa"/>
       </w:tblCellMar>
     </w:tblPr>
-  </w:style>
-  <w:style w:type="character" w:styleId="00000f" w:customStyle="1">
-    <w:name w:val="标题 5 字符"/>
-    <w:basedOn w:val="000018"/>
-    <w:link w:val="00000e"/>
-    <w:uiPriority w:val="9"/>
-    <w:semiHidden w:val="1"/>
-    <w:rsid w:val="00D81F0C"/>
-    <w:rPr>
-      <w:rFonts w:cstheme="majorBidi"/>
-      <w:color w:val="0F4761" w:themeColor="accent1" w:themeShade="BF"/>
-      <w:sz w:val="24"/>
-    </w:rPr>
-  </w:style>
-  <w:style w:type="character" w:styleId="000015" w:customStyle="1">
-    <w:name w:val="标题 8 字符"/>
-    <w:basedOn w:val="000018"/>
-    <w:link w:val="000014"/>
-    <w:uiPriority w:val="9"/>
-    <w:semiHidden w:val="1"/>
-    <w:rsid w:val="00D81F0C"/>
-    <w:rPr>
-      <w:rFonts w:cstheme="majorBidi"/>
-      <w:color w:val="595959" w:themeColor="text1" w:themeTint="A6"/>
-    </w:rPr>
-  </w:style>
-  <w:style w:type="paragraph" w:styleId="000021">
-    <w:name w:val="List Paragraph"/>
-    <w:basedOn w:val="000005"/>
-    <w:uiPriority w:val="34"/>
-    <w:qFormat w:val="1"/>
-    <w:rsid w:val="00D81F0C"/>
-    <w:pPr>
-      <w:ind w:left="720"/>
-      <w:contextualSpacing w:val="1"/>
-    </w:pPr>
-  </w:style>
-  <w:style w:type="character" w:styleId="000007" w:customStyle="1">
-    <w:name w:val="标题 1 字符"/>
-    <w:basedOn w:val="000018"/>
-    <w:link w:val="000006"/>
-    <w:uiPriority w:val="9"/>
-    <w:rsid w:val="00D81F0C"/>
-    <w:rPr>
-      <w:rFonts w:asciiTheme="majorHAnsi" w:hAnsiTheme="majorHAnsi" w:eastAsiaTheme="majorEastAsia" w:cstheme="majorBidi"/>
-      <w:color w:val="0F4761" w:themeColor="accent1" w:themeShade="BF"/>
-      <w:sz w:val="48"/>
-      <w:szCs w:val="48"/>
-    </w:rPr>
-  </w:style>
-  <w:style w:type="character" w:styleId="000020" w:customStyle="1">
-    <w:name w:val="引用 字符"/>
-    <w:basedOn w:val="000018"/>
-    <w:link w:val="00001f"/>
-    <w:uiPriority w:val="29"/>
-    <w:rsid w:val="00D81F0C"/>
-    <w:rPr>
-      <w:i w:val="1"/>
-      <w:iCs w:val="1"/>
-      <w:color w:val="404040" w:themeColor="text1" w:themeTint="BF"/>
-    </w:rPr>
-  </w:style>
-  <w:style w:type="paragraph" w:styleId="00001b">
-    <w:name w:val="Title"/>
-    <w:basedOn w:val="000005"/>
-    <w:next w:val="000005"/>
-    <w:link w:val="00001c"/>
-    <w:uiPriority w:val="10"/>
-    <w:qFormat w:val="1"/>
-    <w:rsid w:val="00D81F0C"/>
-    <w:pPr>
-      <w:spacing w:after="80" w:line="240" w:lineRule="auto"/>
-      <w:contextualSpacing w:val="1"/>
-      <w:jc w:val="center"/>
-    </w:pPr>
-    <w:rPr>
-      <w:rFonts w:asciiTheme="majorHAnsi" w:hAnsiTheme="majorHAnsi" w:eastAsiaTheme="majorEastAsia" w:cstheme="majorBidi"/>
-      <w:spacing w:val="-10"/>
-      <w:kern w:val="28"/>
-      <w:sz w:val="56"/>
-      <w:szCs w:val="56"/>
-    </w:rPr>
-  </w:style>
-  <w:style w:type="paragraph" w:styleId="00002c" w:customStyle="1">
-    <w:name w:val="A正文-1标题"/>
-    <w:basedOn w:val="000005"/>
-    <w:next w:val="000005"/>
-    <w:link w:val="00002d"/>
-    <w:qFormat w:val="1"/>
-    <w:rsid w:val="00C45758"/>
-    <w:pPr>
-      <w:widowControl w:val="1"/>
-      <w:spacing w:after="0" w:line="240" w:lineRule="auto"/>
-      <w:outlineLvl w:val="0"/>
-    </w:pPr>
-    <w:rPr>
-      <w:rFonts w:ascii="Times New Roman" w:hAnsi="Times New Roman" w:eastAsia="微软雅黑" w:cs="Times New Roman"/>
-      <w:b w:val="1"/>
-      <w:sz w:val="40"/>
-      <w14:ligatures w14:val="none"/>
-    </w:rPr>
-  </w:style>
-  <w:style w:type="character" w:styleId="00000d" w:customStyle="1">
-    <w:name w:val="标题 4 字符"/>
-    <w:basedOn w:val="000018"/>
-    <w:link w:val="00000c"/>
-    <w:uiPriority w:val="9"/>
-    <w:semiHidden w:val="1"/>
-    <w:rsid w:val="00D81F0C"/>
-    <w:rPr>
-      <w:rFonts w:cstheme="majorBidi"/>
-      <w:color w:val="0F4761" w:themeColor="accent1" w:themeShade="BF"/>
-      <w:sz w:val="28"/>
-      <w:szCs w:val="28"/>
-    </w:rPr>
-  </w:style>
-  <w:style w:type="character" w:styleId="00001c" w:customStyle="1">
-    <w:name w:val="标题 字符"/>
-    <w:basedOn w:val="000018"/>
-    <w:link w:val="00001b"/>
-    <w:uiPriority w:val="10"/>
-    <w:rsid w:val="00D81F0C"/>
-    <w:rPr>
-      <w:rFonts w:asciiTheme="majorHAnsi" w:hAnsiTheme="majorHAnsi" w:eastAsiaTheme="majorEastAsia" w:cstheme="majorBidi"/>
-      <w:spacing w:val="-10"/>
-      <w:kern w:val="28"/>
-      <w:sz w:val="56"/>
-      <w:szCs w:val="56"/>
-    </w:rPr>
-  </w:style>
-  <w:style w:type="paragraph" w:styleId="000030" w:customStyle="1">
-    <w:name w:val="A正文标题"/>
-    <w:basedOn w:val="000005"/>
-    <w:next w:val="000005"/>
-    <w:link w:val="000031"/>
-    <w:qFormat w:val="1"/>
-    <w:rsid w:val="00C45758"/>
-    <w:pPr>
-      <w:widowControl w:val="1"/>
-      <w:spacing w:after="0" w:line="240" w:lineRule="auto"/>
-    </w:pPr>
-    <w:rPr>
-      <w:rFonts w:ascii="Times New Roman" w:hAnsi="Times New Roman" w:eastAsia="微软雅黑" w:cs="Times New Roman"/>
-      <w:b w:val="1"/>
-      <w:sz w:val="52"/>
-      <w14:ligatures w14:val="none"/>
-    </w:rPr>
-  </w:style>
-  <w:style w:type="paragraph" w:styleId="000008">
-    <w:name w:val="heading 2"/>
-    <w:basedOn w:val="000005"/>
-    <w:next w:val="000005"/>
-    <w:link w:val="000009"/>
-    <w:uiPriority w:val="9"/>
-    <w:semiHidden w:val="1"/>
-    <w:unhideWhenUsed w:val="1"/>
-    <w:qFormat w:val="1"/>
-    <w:rsid w:val="00D81F0C"/>
-    <w:pPr>
-      <w:keepNext w:val="1"/>
-      <w:keepLines w:val="1"/>
-      <w:spacing w:before="160" w:after="80"/>
-      <w:outlineLvl w:val="1"/>
-    </w:pPr>
-    <w:rPr>
-      <w:rFonts w:asciiTheme="majorHAnsi" w:hAnsiTheme="majorHAnsi" w:eastAsiaTheme="majorEastAsia" w:cstheme="majorBidi"/>
-      <w:color w:val="0F4761" w:themeColor="accent1" w:themeShade="BF"/>
-      <w:sz w:val="40"/>
-      <w:szCs w:val="40"/>
-    </w:rPr>
-  </w:style>
-  <w:style w:type="paragraph" w:styleId="00001d">
-    <w:name w:val="Subtitle"/>
-    <w:basedOn w:val="000005"/>
-    <w:next w:val="000005"/>
-    <w:link w:val="00001e"/>
-    <w:uiPriority w:val="11"/>
-    <w:qFormat w:val="1"/>
-    <w:rsid w:val="00D81F0C"/>
-    <w:pPr>
-      <w:numPr>
-        <w:ilvl w:val="1"/>
-      </w:numPr>
-      <w:jc w:val="center"/>
-    </w:pPr>
-    <w:rPr>
-      <w:rFonts w:asciiTheme="majorHAnsi" w:hAnsiTheme="majorHAnsi" w:eastAsiaTheme="majorEastAsia" w:cstheme="majorBidi"/>
-      <w:color w:val="595959" w:themeColor="text1" w:themeTint="A6"/>
-      <w:spacing w:val="15"/>
-      <w:sz w:val="28"/>
-      <w:szCs w:val="28"/>
-    </w:rPr>
-  </w:style>
-  <w:style w:type="paragraph" w:styleId="000010">
-    <w:name w:val="heading 6"/>
-    <w:basedOn w:val="000005"/>
-    <w:next w:val="000005"/>
-    <w:link w:val="000011"/>
-    <w:uiPriority w:val="9"/>
-    <w:semiHidden w:val="1"/>
-    <w:unhideWhenUsed w:val="1"/>
-    <w:qFormat w:val="1"/>
-    <w:rsid w:val="00D81F0C"/>
-    <w:pPr>
-      <w:keepNext w:val="1"/>
-      <w:keepLines w:val="1"/>
-      <w:spacing w:before="40" w:after="0"/>
-      <w:outlineLvl w:val="5"/>
-    </w:pPr>
-    <w:rPr>
-      <w:rFonts w:cstheme="majorBidi"/>
-      <w:b w:val="1"/>
-      <w:bCs w:val="1"/>
-      <w:color w:val="0F4761" w:themeColor="accent1" w:themeShade="BF"/>
-    </w:rPr>
   </w:style>
 </w:styles>
 </file>
